--- a/gspca/elgin_fps/manual/Manual_camera_Elgin.docx
+++ b/gspca/elgin_fps/manual/Manual_camera_Elgin.docx
@@ -2854,123 +2854,52 @@
         <w:pStyle w:val="Ttulo4"/>
       </w:pPr>
       <w:r>
-        <w:t xml:space="preserve">O que faz</w:t>
+        <w:t xml:space="preserve">O que é</w:t>
       </w:r>
     </w:p>
     <w:p>
       <w:r>
-        <w:t xml:space="preserve">Escolhe o </w:t>
+        <w:t xml:space="preserve">Exposição é o </w:t>
       </w:r>
       <w:r>
         <w:rPr>
           <w:b/>
           <w:bCs/>
         </w:rPr>
-        <w:t xml:space="preserve">tempo de exposição</w:t>
-      </w:r>
-      <w:r>
-        <w:t xml:space="preserve"> para que a imagem não fique nem escura nem estourada. Com o AEC ligado, o sensor </w:t>
+        <w:t xml:space="preserve">tempo</w:t>
+      </w:r>
+      <w:r>
+        <w:t xml:space="preserve"> em que cada pixel fica acumulando luz antes de ser lido. Com pouca luz, é preciso expor por mais tempo; com muita luz, por menos tempo, ou a imagem estoura. O </w:t>
       </w:r>
       <w:r>
         <w:rPr>
           <w:b/>
           <w:bCs/>
         </w:rPr>
-        <w:t xml:space="preserve">reescreve sozinho</w:t>
-      </w:r>
-      <w:r>
-        <w:t xml:space="preserve"> o registrador de exposição (</w:t>
-      </w:r>
-      <w:r>
-        <w:rPr>
-          <w:rFonts w:ascii="Liberation Mono" w:hAnsi="Liberation Mono" w:cs="Liberation Mono"/>
-          <w:color w:val="1F3864"/>
-          <w:sz w:val="20"/>
-          <w:szCs w:val="20"/>
-        </w:rPr>
-        <w:t xml:space="preserve">0x10</w:t>
-      </w:r>
-      <w:r>
-        <w:t xml:space="preserve"> e </w:t>
-      </w:r>
-      <w:r>
-        <w:rPr>
-          <w:rFonts w:ascii="Liberation Mono" w:hAnsi="Liberation Mono" w:cs="Liberation Mono"/>
-          <w:color w:val="1F3864"/>
-          <w:sz w:val="20"/>
-          <w:szCs w:val="20"/>
-        </w:rPr>
-        <w:t xml:space="preserve">0x76</w:t>
-      </w:r>
-      <w:r>
-        <w:t xml:space="preserve"> bits 1:0) a cada campo [datasheet].</w:t>
-      </w:r>
-    </w:p>
-    <w:p>
-      <w:pPr>
-        <w:pStyle w:val="Ttulo4"/>
-      </w:pPr>
-      <w:r>
-        <w:t xml:space="preserve">Como decide</w:t>
-      </w:r>
-    </w:p>
-    <w:p>
-      <w:r>
-        <w:t xml:space="preserve">Segundo o datasheet, o algoritmo </w:t>
+        <w:t xml:space="preserve">AEC</w:t>
+      </w:r>
+      <w:r>
+        <w:t xml:space="preserve"> (</w:t>
+      </w:r>
+      <w:r>
+        <w:rPr>
+          <w:i/>
+          <w:iCs/>
+        </w:rPr>
+        <w:t xml:space="preserve">Automatic Exposure Control</w:t>
+      </w:r>
+      <w:r>
+        <w:t xml:space="preserve">) é o circuito do próprio sensor que escolhe esse tempo sozinho, imagem após imagem, para que a cena não fique nem escura nem estourada. Ele se liga com </w:t>
       </w:r>
       <w:r>
         <w:rPr>
           <w:b/>
           <w:bCs/>
         </w:rPr>
-        <w:t xml:space="preserve">conta os pixels claros e escuros da imagem inteira</w:t>
-      </w:r>
-      <w:r>
-        <w:t xml:space="preserve"> (acima e abaixo de níveis fixos) e compara a proporção com duas referências: </w:t>
-      </w:r>
-      <w:r>
-        <w:rPr>
-          <w:b/>
-          <w:bCs/>
-        </w:rPr>
-        <w:t xml:space="preserve">AEW</w:t>
-      </w:r>
-      <w:r>
-        <w:t xml:space="preserve"> (</w:t>
-      </w:r>
-      <w:r>
-        <w:rPr>
-          <w:rFonts w:ascii="Liberation Mono" w:hAnsi="Liberation Mono" w:cs="Liberation Mono"/>
-          <w:color w:val="1F3864"/>
-          <w:sz w:val="20"/>
-          <w:szCs w:val="20"/>
-        </w:rPr>
-        <w:t xml:space="preserve">0x24</w:t>
-      </w:r>
-      <w:r>
-        <w:t xml:space="preserve">) e </w:t>
-      </w:r>
-      <w:r>
-        <w:rPr>
-          <w:b/>
-          <w:bCs/>
-        </w:rPr>
-        <w:t xml:space="preserve">AEB</w:t>
-      </w:r>
-      <w:r>
-        <w:t xml:space="preserve"> (</w:t>
-      </w:r>
-      <w:r>
-        <w:rPr>
-          <w:rFonts w:ascii="Liberation Mono" w:hAnsi="Liberation Mono" w:cs="Liberation Mono"/>
-          <w:color w:val="1F3864"/>
-          <w:sz w:val="20"/>
-          <w:szCs w:val="20"/>
-        </w:rPr>
-        <w:t xml:space="preserve">0x25</w:t>
-      </w:r>
-      <w:r>
-        <w:t xml:space="preserve">). A imagem é considerada estável quando a proporção de claros e escuros fica dentro da faixa definida por elas [datasheet]. A otimização supõe uma cena "normal", com o assunto bem iluminado em relação ao fundo; para outras cenas, o datasheet recomenda ajustar essa razão.</w:t>
+        <w:t xml:space="preserve">0x13[0] = 1</w:t>
+      </w:r>
+      <w:r>
+        <w:t xml:space="preserve"> (COMB).</w:t>
       </w:r>
     </w:p>
     <w:p>
@@ -2985,7 +2914,7 @@
         </w:rPr>
         <w:drawing>
           <wp:inline distT="0" distB="0" distL="0" distR="0">
-            <wp:extent cx="5760000" cy="2400000"/>
+            <wp:extent cx="5760000" cy="3301463"/>
             <wp:effectExtent l="0" t="0" r="0" b="0"/>
             <wp:docPr id="104" name="Figura 104"/>
             <wp:cNvGraphicFramePr>
@@ -3007,7 +2936,7 @@
                   <pic:spPr>
                     <a:xfrm>
                       <a:off x="0" y="0"/>
-                      <a:ext cx="5760000" cy="2400000"/>
+                      <a:ext cx="5760000" cy="3301463"/>
                     </a:xfrm>
                     <a:prstGeom prst="rect">
                       <a:avLst/>
@@ -3025,7 +2954,7 @@
         <w:pStyle w:val="Legendadefigura"/>
       </w:pPr>
       <w:r>
-        <w:t xml:space="preserve">Figura 1.4 – AEC: contagem de pixels claros e escuros</w:t>
+        <w:t xml:space="preserve">Figura 1.4 – Sequência do AEC</w:t>
       </w:r>
     </w:p>
     <w:p>
@@ -3033,7 +2962,82 @@
         <w:pStyle w:val="Ttulo4"/>
       </w:pPr>
       <w:r>
-        <w:t xml:space="preserve">A exposição dentro do quadro</w:t>
+        <w:t xml:space="preserve">De onde vem a medida</w:t>
+      </w:r>
+    </w:p>
+    <w:p>
+      <w:r>
+        <w:t xml:space="preserve">Quem mede é o </w:t>
+      </w:r>
+      <w:r>
+        <w:rPr>
+          <w:b/>
+          <w:bCs/>
+        </w:rPr>
+        <w:t xml:space="preserve">próprio sensor</w:t>
+      </w:r>
+      <w:r>
+        <w:t xml:space="preserve">: nada vem da ponte nem do driver. Enquanto os pixels de um campo são lidos, </w:t>
+      </w:r>
+      <w:r>
+        <w:rPr>
+          <w:b/>
+          <w:bCs/>
+        </w:rPr>
+        <w:t xml:space="preserve">comparadores internos</w:t>
+      </w:r>
+      <w:r>
+        <w:t xml:space="preserve"> verificam cada pixel contra dois níveis fixos e </w:t>
+      </w:r>
+      <w:r>
+        <w:rPr>
+          <w:b/>
+          <w:bCs/>
+        </w:rPr>
+        <w:t xml:space="preserve">contam</w:t>
+      </w:r>
+      <w:r>
+        <w:t xml:space="preserve"> quantos ficaram </w:t>
+      </w:r>
+      <w:r>
+        <w:rPr>
+          <w:b/>
+          <w:bCs/>
+        </w:rPr>
+        <w:t xml:space="preserve">acima</w:t>
+      </w:r>
+      <w:r>
+        <w:t xml:space="preserve"> do nível alto (os "claros") e quantos ficaram </w:t>
+      </w:r>
+      <w:r>
+        <w:rPr>
+          <w:b/>
+          <w:bCs/>
+        </w:rPr>
+        <w:t xml:space="preserve">abaixo</w:t>
+      </w:r>
+      <w:r>
+        <w:t xml:space="preserve"> do nível baixo (os "escuros") [datasheet]. Não é uma comparação pixel a pixel com o alvo, nem uma média: é uma </w:t>
+      </w:r>
+      <w:r>
+        <w:rPr>
+          <w:b/>
+          <w:bCs/>
+        </w:rPr>
+        <w:t xml:space="preserve">contagem</w:t>
+      </w:r>
+      <w:r>
+        <w:t xml:space="preserve">. Os dois níveis fixos são internos e </w:t>
+      </w:r>
+      <w:r>
+        <w:rPr>
+          <w:b/>
+          <w:bCs/>
+        </w:rPr>
+        <w:t xml:space="preserve">o datasheet não diz quanto valem</w:t>
+      </w:r>
+      <w:r>
+        <w:t xml:space="preserve">.</w:t>
       </w:r>
     </w:p>
     <w:p>
@@ -3048,7 +3052,7 @@
         </w:rPr>
         <w:drawing>
           <wp:inline distT="0" distB="0" distL="0" distR="0">
-            <wp:extent cx="5760000" cy="1894736"/>
+            <wp:extent cx="5760000" cy="2400000"/>
             <wp:effectExtent l="0" t="0" r="0" b="0"/>
             <wp:docPr id="105" name="Figura 105"/>
             <wp:cNvGraphicFramePr>
@@ -3070,6 +3074,652 @@
                   <pic:spPr>
                     <a:xfrm>
                       <a:off x="0" y="0"/>
+                      <a:ext cx="5760000" cy="2400000"/>
+                    </a:xfrm>
+                    <a:prstGeom prst="rect">
+                      <a:avLst/>
+                    </a:prstGeom>
+                  </pic:spPr>
+                </pic:pic>
+              </a:graphicData>
+            </a:graphic>
+          </wp:inline>
+        </w:drawing>
+      </w:r>
+    </w:p>
+    <w:p>
+      <w:pPr>
+        <w:pStyle w:val="Legendadefigura"/>
+      </w:pPr>
+      <w:r>
+        <w:t xml:space="preserve">Figura 1.5 – AEC: contagem de pixels claros e escuros</w:t>
+      </w:r>
+    </w:p>
+    <w:p>
+      <w:r>
+        <w:t xml:space="preserve">A região contada é, normalmente, </w:t>
+      </w:r>
+      <w:r>
+        <w:rPr>
+          <w:b/>
+          <w:bCs/>
+        </w:rPr>
+        <w:t xml:space="preserve">o campo inteiro</w:t>
+      </w:r>
+      <w:r>
+        <w:t xml:space="preserve">. Com </w:t>
+      </w:r>
+      <w:r>
+        <w:rPr>
+          <w:b/>
+          <w:bCs/>
+        </w:rPr>
+        <w:t xml:space="preserve">0x29[3] = 1</w:t>
+      </w:r>
+      <w:r>
+        <w:t xml:space="preserve"> (COMI), só o </w:t>
+      </w:r>
+      <w:r>
+        <w:rPr>
+          <w:b/>
+          <w:bCs/>
+        </w:rPr>
+        <w:t xml:space="preserve">quarto central</w:t>
+      </w:r>
+      <w:r>
+        <w:t xml:space="preserve"> da imagem entra na conta — útil quando o assunto está no centro e o fundo é muito claro ou muito escuro [datasheet].</w:t>
+      </w:r>
+    </w:p>
+    <w:p>
+      <w:r>
+        <w:t xml:space="preserve">Há um modo alternativo: com </w:t>
+      </w:r>
+      <w:r>
+        <w:rPr>
+          <w:b/>
+          <w:bCs/>
+        </w:rPr>
+        <w:t xml:space="preserve">0x2A[0] = 1</w:t>
+      </w:r>
+      <w:r>
+        <w:t xml:space="preserve"> (FRARH), o sensor deixa de contar pixels e passa a usar a </w:t>
+      </w:r>
+      <w:r>
+        <w:rPr>
+          <w:b/>
+          <w:bCs/>
+        </w:rPr>
+        <w:t xml:space="preserve">média de luminância</w:t>
+      </w:r>
+      <w:r>
+        <w:t xml:space="preserve"> do campo, calculada internamente [datasheet]. Essa mesma média pode ficar disponível para leitura em </w:t>
+      </w:r>
+      <w:r>
+        <w:rPr>
+          <w:b/>
+          <w:bCs/>
+        </w:rPr>
+        <w:t xml:space="preserve">0x7C[7:0]</w:t>
+      </w:r>
+      <w:r>
+        <w:t xml:space="preserve"> (AVG) quando </w:t>
+      </w:r>
+      <w:r>
+        <w:rPr>
+          <w:b/>
+          <w:bCs/>
+        </w:rPr>
+        <w:t xml:space="preserve">0x20[6] = 1</w:t>
+      </w:r>
+      <w:r>
+        <w:t xml:space="preserve"> (COME) — o valor do Windows liga esse bit.</w:t>
+      </w:r>
+    </w:p>
+    <w:p>
+      <w:pPr>
+        <w:pStyle w:val="Ttulo4"/>
+      </w:pPr>
+      <w:r>
+        <w:t xml:space="preserve">Qual é a referência</w:t>
+      </w:r>
+    </w:p>
+    <w:p>
+      <w:r>
+        <w:t xml:space="preserve">São </w:t>
+      </w:r>
+      <w:r>
+        <w:rPr>
+          <w:b/>
+          <w:bCs/>
+        </w:rPr>
+        <w:t xml:space="preserve">duas referências independentes de 8 bits</w:t>
+      </w:r>
+      <w:r>
+        <w:t xml:space="preserve"> — não um único valor de 16 bits:</w:t>
+      </w:r>
+    </w:p>
+    <w:p>
+      <w:pPr>
+        <w:pStyle w:val="PargrafodaLista"/>
+        <w:numPr>
+          <w:ilvl w:val="0"/>
+          <w:numId w:val="2"/>
+        </w:numPr>
+        <w:spacing w:after="70" w:line="276" w:lineRule="auto"/>
+      </w:pPr>
+      <w:r>
+        <w:rPr>
+          <w:b/>
+          <w:bCs/>
+        </w:rPr>
+        <w:t xml:space="preserve">0x24[7:0] — AEW:</w:t>
+      </w:r>
+      <w:r>
+        <w:t xml:space="preserve"> a proporção desejada de pixels </w:t>
+      </w:r>
+      <w:r>
+        <w:rPr>
+          <w:b/>
+          <w:bCs/>
+        </w:rPr>
+        <w:t xml:space="preserve">claros</w:t>
+      </w:r>
+      <w:r>
+        <w:t xml:space="preserve">. Aumentar AEW deixa a imagem final </w:t>
+      </w:r>
+      <w:r>
+        <w:rPr>
+          <w:b/>
+          <w:bCs/>
+        </w:rPr>
+        <w:t xml:space="preserve">mais clara</w:t>
+      </w:r>
+      <w:r>
+        <w:t xml:space="preserve"> [datasheet].</w:t>
+      </w:r>
+    </w:p>
+    <w:p>
+      <w:pPr>
+        <w:pStyle w:val="PargrafodaLista"/>
+        <w:numPr>
+          <w:ilvl w:val="0"/>
+          <w:numId w:val="2"/>
+        </w:numPr>
+        <w:spacing w:after="70" w:line="276" w:lineRule="auto"/>
+      </w:pPr>
+      <w:r>
+        <w:rPr>
+          <w:b/>
+          <w:bCs/>
+        </w:rPr>
+        <w:t xml:space="preserve">0x25[7:0] — AEB:</w:t>
+      </w:r>
+      <w:r>
+        <w:t xml:space="preserve"> a proporção desejada de pixels </w:t>
+      </w:r>
+      <w:r>
+        <w:rPr>
+          <w:b/>
+          <w:bCs/>
+        </w:rPr>
+        <w:t xml:space="preserve">escuros</w:t>
+      </w:r>
+      <w:r>
+        <w:t xml:space="preserve">. Aumentar AEB deixa a imagem final </w:t>
+      </w:r>
+      <w:r>
+        <w:rPr>
+          <w:b/>
+          <w:bCs/>
+        </w:rPr>
+        <w:t xml:space="preserve">mais escura</w:t>
+      </w:r>
+      <w:r>
+        <w:t xml:space="preserve"> [datasheet].</w:t>
+      </w:r>
+    </w:p>
+    <w:p>
+      <w:r>
+        <w:t xml:space="preserve">Cada unidade vale cerca de </w:t>
+      </w:r>
+      <w:r>
+        <w:rPr>
+          <w:b/>
+          <w:bCs/>
+        </w:rPr>
+        <w:t xml:space="preserve">1,3%</w:t>
+      </w:r>
+      <w:r>
+        <w:t xml:space="preserve"> dos pixels no modo entrelaçado e </w:t>
+      </w:r>
+      <w:r>
+        <w:rPr>
+          <w:b/>
+          <w:bCs/>
+        </w:rPr>
+        <w:t xml:space="preserve">0,7%</w:t>
+      </w:r>
+      <w:r>
+        <w:t xml:space="preserve"> no progressivo; a faixa útil vai de 0x01 a 0x9A, e as duas devem obedecer a </w:t>
+      </w:r>
+      <w:r>
+        <w:rPr>
+          <w:b/>
+          <w:bCs/>
+        </w:rPr>
+        <w:t xml:space="preserve">AEW + AEB &gt; 0x9A</w:t>
+      </w:r>
+      <w:r>
+        <w:t xml:space="preserve"> [datasheet]. Os padrões são </w:t>
+      </w:r>
+      <w:r>
+        <w:rPr>
+          <w:b/>
+          <w:bCs/>
+        </w:rPr>
+        <w:t xml:space="preserve">0x24 = 0x10</w:t>
+      </w:r>
+      <w:r>
+        <w:t xml:space="preserve"> e </w:t>
+      </w:r>
+      <w:r>
+        <w:rPr>
+          <w:b/>
+          <w:bCs/>
+        </w:rPr>
+        <w:t xml:space="preserve">0x25 = 0x8A</w:t>
+      </w:r>
+      <w:r>
+        <w:t xml:space="preserve">, descritos pelo datasheet como "25% de claros" e "75% de escuros".</w:t>
+      </w:r>
+    </w:p>
+    <w:p>
+      <w:pPr>
+        <w:pStyle w:val="Quadro"/>
+        <w:keepLines/>
+        <w:pBdr>
+          <w:left w:val="single" w:sz="24" w:space="6" w:color="C0392B"/>
+        </w:pBdr>
+        <w:shd w:val="clear" w:color="auto" w:fill="FDE9E7"/>
+        <w:spacing w:before="100" w:after="140" w:line="276" w:lineRule="auto"/>
+        <w:ind w:left="140" w:right="140"/>
+      </w:pPr>
+      <w:r>
+        <w:rPr>
+          <w:b/>
+          <w:bCs/>
+        </w:rPr>
+        <w:t xml:space="preserve">Atenção:</w:t>
+      </w:r>
+      <w:r>
+        <w:t xml:space="preserve"> a unidade e os padrões do datasheet não fecham: 0x10 = 16 unidades daria ~21% (entrelaçado) ou ~11% (progressivo), e não 25%. Os números servem como ordem de grandeza.</w:t>
+      </w:r>
+    </w:p>
+    <w:p>
+      <w:r>
+        <w:t xml:space="preserve">Uma terceira referência age sobre o AEC e o AGC juntos: </w:t>
+      </w:r>
+      <w:r>
+        <w:rPr>
+          <w:b/>
+          <w:bCs/>
+        </w:rPr>
+        <w:t xml:space="preserve">0x68[7:5]</w:t>
+      </w:r>
+      <w:r>
+        <w:t xml:space="preserve"> (ARL), a </w:t>
+      </w:r>
+      <w:r>
+        <w:rPr>
+          <w:b/>
+          <w:bCs/>
+        </w:rPr>
+        <w:t xml:space="preserve">tensão de referência</w:t>
+      </w:r>
+      <w:r>
+        <w:t xml:space="preserve"> do circuito. Valores maiores levam a uma imagem final mais clara (de 000 = mais escuro a 111 = mais claro) [datasheet]. O padrão é 0xAC (bits 7:5 = 101).</w:t>
+      </w:r>
+    </w:p>
+    <w:p>
+      <w:pPr>
+        <w:pStyle w:val="Ttulo4"/>
+      </w:pPr>
+      <w:r>
+        <w:t xml:space="preserve">Como decide</w:t>
+      </w:r>
+    </w:p>
+    <w:p>
+      <w:r>
+        <w:t xml:space="preserve">Ao fim do campo, o sensor tem as duas proporções medidas e as compara com AEW e AEB. Pelo datasheet, a imagem é considerada </w:t>
+      </w:r>
+      <w:r>
+        <w:rPr>
+          <w:b/>
+          <w:bCs/>
+        </w:rPr>
+        <w:t xml:space="preserve">estável</w:t>
+      </w:r>
+      <w:r>
+        <w:t xml:space="preserve"> quando as proporções estão dentro da faixa definida por essas referências; fora dela, o sensor </w:t>
+      </w:r>
+      <w:r>
+        <w:rPr>
+          <w:b/>
+          <w:bCs/>
+        </w:rPr>
+        <w:t xml:space="preserve">aumenta ou diminui</w:t>
+      </w:r>
+      <w:r>
+        <w:t xml:space="preserve"> a exposição [datasheet]. [hipótese] A leitura mais natural é: claros demais → expõe menos; escuros demais → expõe mais; dentro da faixa → mantém. O tamanho do passo não é documentado.</w:t>
+      </w:r>
+    </w:p>
+    <w:p>
+      <w:r>
+        <w:t xml:space="preserve">O </w:t>
+      </w:r>
+      <w:r>
+        <w:rPr>
+          <w:b/>
+          <w:bCs/>
+        </w:rPr>
+        <w:t xml:space="preserve">ritmo</w:t>
+      </w:r>
+      <w:r>
+        <w:t xml:space="preserve"> e o </w:t>
+      </w:r>
+      <w:r>
+        <w:rPr>
+          <w:b/>
+          <w:bCs/>
+        </w:rPr>
+        <w:t xml:space="preserve">passo</w:t>
+      </w:r>
+      <w:r>
+        <w:t xml:space="preserve"> podem ser ajustados:</w:t>
+      </w:r>
+    </w:p>
+    <w:p>
+      <w:pPr>
+        <w:pStyle w:val="PargrafodaLista"/>
+        <w:numPr>
+          <w:ilvl w:val="0"/>
+          <w:numId w:val="2"/>
+        </w:numPr>
+        <w:spacing w:after="70" w:line="276" w:lineRule="auto"/>
+      </w:pPr>
+      <w:r>
+        <w:rPr>
+          <w:b/>
+          <w:bCs/>
+        </w:rPr>
+        <w:t xml:space="preserve">0x2D[7]</w:t>
+      </w:r>
+      <w:r>
+        <w:t xml:space="preserve"> (COMJ): 1 = decide a cada 2 ou 4 campos; 0 = a cada campo. Padrão e valor nesta câmera: 1.</w:t>
+      </w:r>
+    </w:p>
+    <w:p>
+      <w:pPr>
+        <w:pStyle w:val="PargrafodaLista"/>
+        <w:numPr>
+          <w:ilvl w:val="0"/>
+          <w:numId w:val="2"/>
+        </w:numPr>
+        <w:spacing w:after="70" w:line="276" w:lineRule="auto"/>
+      </w:pPr>
+      <w:r>
+        <w:rPr>
+          <w:b/>
+          <w:bCs/>
+        </w:rPr>
+        <w:t xml:space="preserve">0x15[2]</w:t>
+      </w:r>
+      <w:r>
+        <w:t xml:space="preserve"> (COMD): modo </w:t>
+      </w:r>
+      <w:r>
+        <w:rPr>
+          <w:b/>
+          <w:bCs/>
+        </w:rPr>
+        <w:t xml:space="preserve">rápido</w:t>
+      </w:r>
+      <w:r>
+        <w:t xml:space="preserve">, usado quando a cena muda muito; </w:t>
+      </w:r>
+      <w:r>
+        <w:rPr>
+          <w:b/>
+          <w:bCs/>
+        </w:rPr>
+        <w:t xml:space="preserve">0x15[3]</w:t>
+      </w:r>
+      <w:r>
+        <w:t xml:space="preserve"> escolhe passo grande (1) ou pequeno (0). Os limiares do modo rápido ficam em </w:t>
+      </w:r>
+      <w:r>
+        <w:rPr>
+          <w:b/>
+          <w:bCs/>
+        </w:rPr>
+        <w:t xml:space="preserve">0x77[7:4]</w:t>
+      </w:r>
+      <w:r>
+        <w:t xml:space="preserve"> e </w:t>
+      </w:r>
+      <w:r>
+        <w:rPr>
+          <w:b/>
+          <w:bCs/>
+        </w:rPr>
+        <w:t xml:space="preserve">0x77[3:0]</w:t>
+      </w:r>
+      <w:r>
+        <w:t xml:space="preserve"> (AEGR), com o mesmo sentido de AEW e AEB.</w:t>
+      </w:r>
+    </w:p>
+    <w:p>
+      <w:pPr>
+        <w:pStyle w:val="PargrafodaLista"/>
+        <w:numPr>
+          <w:ilvl w:val="0"/>
+          <w:numId w:val="2"/>
+        </w:numPr>
+        <w:spacing w:after="70" w:line="276" w:lineRule="auto"/>
+      </w:pPr>
+      <w:r>
+        <w:rPr>
+          <w:b/>
+          <w:bCs/>
+        </w:rPr>
+        <w:t xml:space="preserve">0x1F[5]</w:t>
+      </w:r>
+      <w:r>
+        <w:t xml:space="preserve"> (SOFT): passos mais espaçados quando a exposição é menor que 8 linhas.</w:t>
+      </w:r>
+    </w:p>
+    <w:p>
+      <w:pPr>
+        <w:pStyle w:val="PargrafodaLista"/>
+        <w:numPr>
+          <w:ilvl w:val="0"/>
+          <w:numId w:val="2"/>
+        </w:numPr>
+        <w:spacing w:after="70" w:line="276" w:lineRule="auto"/>
+      </w:pPr>
+      <w:r>
+        <w:rPr>
+          <w:b/>
+          <w:bCs/>
+        </w:rPr>
+        <w:t xml:space="preserve">0x75[3]</w:t>
+      </w:r>
+      <w:r>
+        <w:t xml:space="preserve"> (COMN): descarta um quadro quando a exposição muda muito (evita um quadro "meio a meio").</w:t>
+      </w:r>
+    </w:p>
+    <w:p>
+      <w:pPr>
+        <w:pStyle w:val="PargrafodaLista"/>
+        <w:numPr>
+          <w:ilvl w:val="0"/>
+          <w:numId w:val="2"/>
+        </w:numPr>
+        <w:spacing w:after="70" w:line="276" w:lineRule="auto"/>
+      </w:pPr>
+      <w:r>
+        <w:rPr>
+          <w:b/>
+          <w:bCs/>
+        </w:rPr>
+        <w:t xml:space="preserve">0x28[4]</w:t>
+      </w:r>
+      <w:r>
+        <w:t xml:space="preserve"> (COMH): </w:t>
+      </w:r>
+      <w:r>
+        <w:rPr>
+          <w:b/>
+          <w:bCs/>
+        </w:rPr>
+        <w:t xml:space="preserve">congela</w:t>
+      </w:r>
+      <w:r>
+        <w:t xml:space="preserve"> a exposição e o ganho atuais (o AEC deixa de mexer).</w:t>
+      </w:r>
+    </w:p>
+    <w:p>
+      <w:pPr>
+        <w:pStyle w:val="Ttulo4"/>
+      </w:pPr>
+      <w:r>
+        <w:t xml:space="preserve">Onde atua</w:t>
+      </w:r>
+    </w:p>
+    <w:p>
+      <w:r>
+        <w:t xml:space="preserve">O resultado é um número de </w:t>
+      </w:r>
+      <w:r>
+        <w:rPr>
+          <w:b/>
+          <w:bCs/>
+        </w:rPr>
+        <w:t xml:space="preserve">10 bits</w:t>
+      </w:r>
+      <w:r>
+        <w:t xml:space="preserve">, AEC[9:0], que o sensor grava em dois registradores:</w:t>
+      </w:r>
+    </w:p>
+    <w:p>
+      <w:pPr>
+        <w:pStyle w:val="PargrafodaLista"/>
+        <w:numPr>
+          <w:ilvl w:val="0"/>
+          <w:numId w:val="2"/>
+        </w:numPr>
+        <w:spacing w:after="70" w:line="276" w:lineRule="auto"/>
+      </w:pPr>
+      <w:r>
+        <w:rPr>
+          <w:b/>
+          <w:bCs/>
+        </w:rPr>
+        <w:t xml:space="preserve">0x10[7:0]</w:t>
+      </w:r>
+      <w:r>
+        <w:t xml:space="preserve"> ← bits 9:2 da exposição;</w:t>
+      </w:r>
+    </w:p>
+    <w:p>
+      <w:pPr>
+        <w:pStyle w:val="PargrafodaLista"/>
+        <w:numPr>
+          <w:ilvl w:val="0"/>
+          <w:numId w:val="2"/>
+        </w:numPr>
+        <w:spacing w:after="70" w:line="276" w:lineRule="auto"/>
+      </w:pPr>
+      <w:r>
+        <w:rPr>
+          <w:b/>
+          <w:bCs/>
+        </w:rPr>
+        <w:t xml:space="preserve">0x76[1:0]</w:t>
+      </w:r>
+      <w:r>
+        <w:t xml:space="preserve"> ← bits 1:0 da exposição.</w:t>
+      </w:r>
+    </w:p>
+    <w:p>
+      <w:r>
+        <w:t xml:space="preserve">O tempo de exposição é </w:t>
+      </w:r>
+      <w:r>
+        <w:rPr>
+          <w:b/>
+          <w:bCs/>
+        </w:rPr>
+        <w:t xml:space="preserve">TEX = TLINE × AEC[9:0]</w:t>
+      </w:r>
+      <w:r>
+        <w:t xml:space="preserve">: o número de </w:t>
+      </w:r>
+      <w:r>
+        <w:rPr>
+          <w:b/>
+          <w:bCs/>
+        </w:rPr>
+        <w:t xml:space="preserve">linhas</w:t>
+      </w:r>
+      <w:r>
+        <w:t xml:space="preserve"> que o pixel fica exposto, vezes o tempo de uma linha (TLINE) [datasheet]. A exposição </w:t>
+      </w:r>
+      <w:r>
+        <w:rPr>
+          <w:b/>
+          <w:bCs/>
+        </w:rPr>
+        <w:t xml:space="preserve">nunca passa do tempo do quadro</w:t>
+      </w:r>
+      <w:r>
+        <w:t xml:space="preserve"> (33,3 ms a 30 fps). [hipótese] Pelo tamanho de uma "linha extra" medida com 0x7E/0x7F (~66 µs por unidade), TLINE fica perto de 63–66 µs.</w:t>
+      </w:r>
+    </w:p>
+    <w:p>
+      <w:pPr>
+        <w:keepNext/>
+        <w:spacing w:before="120" w:after="40"/>
+        <w:jc w:val="center"/>
+      </w:pPr>
+      <w:r>
+        <w:rPr>
+          <w:noProof/>
+        </w:rPr>
+        <w:drawing>
+          <wp:inline distT="0" distB="0" distL="0" distR="0">
+            <wp:extent cx="5760000" cy="1894736"/>
+            <wp:effectExtent l="0" t="0" r="0" b="0"/>
+            <wp:docPr id="106" name="Figura 106"/>
+            <wp:cNvGraphicFramePr>
+              <a:graphicFrameLocks xmlns:a="http://schemas.openxmlformats.org/drawingml/2006/main" noChangeAspect="1"/>
+            </wp:cNvGraphicFramePr>
+            <a:graphic xmlns:a="http://schemas.openxmlformats.org/drawingml/2006/main">
+              <a:graphicData uri="http://schemas.openxmlformats.org/drawingml/2006/picture">
+                <pic:pic xmlns:pic="http://schemas.openxmlformats.org/drawingml/2006/picture">
+                  <pic:nvPicPr>
+                    <pic:cNvPr id="106" name="fig106.png"/>
+                    <pic:cNvPicPr/>
+                  </pic:nvPicPr>
+                  <pic:blipFill>
+                    <a:blip r:embed="rIdFig6"/>
+                    <a:stretch>
+                      <a:fillRect/>
+                    </a:stretch>
+                  </pic:blipFill>
+                  <pic:spPr>
+                    <a:xfrm>
+                      <a:off x="0" y="0"/>
                       <a:ext cx="5760000" cy="1894736"/>
                     </a:xfrm>
                     <a:prstGeom prst="rect">
@@ -3088,7 +3738,113 @@
         <w:pStyle w:val="Legendadefigura"/>
       </w:pPr>
       <w:r>
-        <w:t xml:space="preserve">Figura 1.5 – Exposição dentro do quadro</w:t>
+        <w:t xml:space="preserve">Figura 1.6 – Exposição dentro do quadro</w:t>
+      </w:r>
+    </w:p>
+    <w:p>
+      <w:r>
+        <w:rPr>
+          <w:b/>
+          <w:bCs/>
+        </w:rPr>
+        <w:t xml:space="preserve">Efeito no pixel:</w:t>
+      </w:r>
+      <w:r>
+        <w:t xml:space="preserve"> o valor do pixel cresce </w:t>
+      </w:r>
+      <w:r>
+        <w:rPr>
+          <w:b/>
+          <w:bCs/>
+        </w:rPr>
+        <w:t xml:space="preserve">proporcionalmente</w:t>
+      </w:r>
+      <w:r>
+        <w:t xml:space="preserve"> ao tempo de exposição — o dobro do tempo, o dobro do valor —, até o limite de saturação (240 na saída crua). A exposição não aumenta o ruído eletrônico; por isso é a primeira escolha quando falta luz, antes do ganho.</w:t>
+      </w:r>
+    </w:p>
+    <w:p>
+      <w:pPr>
+        <w:pStyle w:val="Ttulo4"/>
+      </w:pPr>
+      <w:r>
+        <w:t xml:space="preserve">Interações e cuidados</w:t>
+      </w:r>
+    </w:p>
+    <w:p>
+      <w:pPr>
+        <w:pStyle w:val="Quadro"/>
+        <w:keepLines/>
+        <w:pBdr>
+          <w:left w:val="single" w:sz="24" w:space="6" w:color="C0392B"/>
+        </w:pBdr>
+        <w:shd w:val="clear" w:color="auto" w:fill="FDE9E7"/>
+        <w:spacing w:before="100" w:after="140" w:line="276" w:lineRule="auto"/>
+        <w:ind w:left="140" w:right="140"/>
+      </w:pPr>
+      <w:r>
+        <w:rPr>
+          <w:b/>
+          <w:bCs/>
+        </w:rPr>
+        <w:t xml:space="preserve">Atenção:</w:t>
+      </w:r>
+      <w:r>
+        <w:t xml:space="preserve"> com o AEC ligado, o controle manual </w:t>
+      </w:r>
+      <w:r>
+        <w:rPr>
+          <w:rFonts w:ascii="Liberation Mono" w:hAnsi="Liberation Mono" w:cs="Liberation Mono"/>
+          <w:color w:val="1F3864"/>
+          <w:sz w:val="20"/>
+          <w:szCs w:val="20"/>
+        </w:rPr>
+        <w:t xml:space="preserve">exposure</w:t>
+      </w:r>
+      <w:r>
+        <w:t xml:space="preserve"> do driver perde o efeito: o sensor reescreve </w:t>
+      </w:r>
+      <w:r>
+        <w:rPr>
+          <w:b/>
+          <w:bCs/>
+        </w:rPr>
+        <w:t xml:space="preserve">0x10[7:0]</w:t>
+      </w:r>
+      <w:r>
+        <w:t xml:space="preserve"> a cada decisão. O mesmo acontece com o controle </w:t>
+      </w:r>
+      <w:r>
+        <w:rPr>
+          <w:rFonts w:ascii="Liberation Mono" w:hAnsi="Liberation Mono" w:cs="Liberation Mono"/>
+          <w:color w:val="1F3864"/>
+          <w:sz w:val="20"/>
+          <w:szCs w:val="20"/>
+        </w:rPr>
+        <w:t xml:space="preserve">gain</w:t>
+      </w:r>
+      <w:r>
+        <w:t xml:space="preserve"> e </w:t>
+      </w:r>
+      <w:r>
+        <w:rPr>
+          <w:b/>
+          <w:bCs/>
+        </w:rPr>
+        <w:t xml:space="preserve">0x00[5:0]</w:t>
+      </w:r>
+      <w:r>
+        <w:t xml:space="preserve"> se o AGC também estiver ligado (</w:t>
+      </w:r>
+      <w:r>
+        <w:rPr>
+          <w:b/>
+          <w:bCs/>
+        </w:rPr>
+        <w:t xml:space="preserve">0x13[1] = 1</w:t>
+      </w:r>
+      <w:r>
+        <w:t xml:space="preserve">).</w:t>
       </w:r>
     </w:p>
     <w:p>
@@ -3101,43 +3857,47 @@
         <w:spacing w:after="70" w:line="276" w:lineRule="auto"/>
       </w:pPr>
       <w:r>
-        <w:t xml:space="preserve">O valor </w:t>
-      </w:r>
-      <w:r>
-        <w:rPr>
-          <w:rFonts w:ascii="Liberation Mono" w:hAnsi="Liberation Mono" w:cs="Liberation Mono"/>
-          <w:color w:val="1F3864"/>
-          <w:sz w:val="20"/>
-          <w:szCs w:val="20"/>
-        </w:rPr>
-        <w:t xml:space="preserve">AEC[9:0]</w:t>
-      </w:r>
-      <w:r>
-        <w:t xml:space="preserve"> tem 10 bits: os 8 altos em </w:t>
-      </w:r>
-      <w:r>
-        <w:rPr>
-          <w:rFonts w:ascii="Liberation Mono" w:hAnsi="Liberation Mono" w:cs="Liberation Mono"/>
-          <w:color w:val="1F3864"/>
-          <w:sz w:val="20"/>
-          <w:szCs w:val="20"/>
-        </w:rPr>
-        <w:t xml:space="preserve">0x10</w:t>
-      </w:r>
-      <w:r>
-        <w:t xml:space="preserve"> e os 2 baixos em </w:t>
-      </w:r>
-      <w:r>
-        <w:rPr>
-          <w:rFonts w:ascii="Liberation Mono" w:hAnsi="Liberation Mono" w:cs="Liberation Mono"/>
-          <w:color w:val="1F3864"/>
-          <w:sz w:val="20"/>
-          <w:szCs w:val="20"/>
-        </w:rPr>
-        <w:t xml:space="preserve">0x76</w:t>
-      </w:r>
-      <w:r>
-        <w:t xml:space="preserve"> bits 1:0 [datasheet].</w:t>
+        <w:t xml:space="preserve">O AEC </w:t>
+      </w:r>
+      <w:r>
+        <w:rPr>
+          <w:b/>
+          <w:bCs/>
+        </w:rPr>
+        <w:t xml:space="preserve">não altera a taxa de quadros</w:t>
+      </w:r>
+      <w:r>
+        <w:t xml:space="preserve">: o teto da exposição é o quadro. Para expor mais que isso, é preciso baixar a taxa (divisor </w:t>
+      </w:r>
+      <w:r>
+        <w:rPr>
+          <w:b/>
+          <w:bCs/>
+        </w:rPr>
+        <w:t xml:space="preserve">0x11[5:0]</w:t>
+      </w:r>
+      <w:r>
+        <w:t xml:space="preserve">, ajuste fino </w:t>
+      </w:r>
+      <w:r>
+        <w:rPr>
+          <w:b/>
+          <w:bCs/>
+        </w:rPr>
+        <w:t xml:space="preserve">0x2A[6:5] + 0x2B[7:0]</w:t>
+      </w:r>
+      <w:r>
+        <w:t xml:space="preserve">, linhas extras </w:t>
+      </w:r>
+      <w:r>
+        <w:rPr>
+          <w:b/>
+          <w:bCs/>
+        </w:rPr>
+        <w:t xml:space="preserve">0x7E/0x7F</w:t>
+      </w:r>
+      <w:r>
+        <w:t xml:space="preserve"> ou clock da ponte) — assunto do capítulo de taxa de quadros.</w:t>
       </w:r>
     </w:p>
     <w:p>
@@ -3150,7 +3910,44 @@
         <w:spacing w:after="70" w:line="276" w:lineRule="auto"/>
       </w:pPr>
       <w:r>
-        <w:t xml:space="preserve">O tempo de exposição é </w:t>
+        <w:rPr>
+          <w:b/>
+          <w:bCs/>
+        </w:rPr>
+        <w:t xml:space="preserve">Filtro de banda:</w:t>
+      </w:r>
+      <w:r>
+        <w:t xml:space="preserve"> sob luz fluorescente (que pisca a 100 ou 120 Hz), </w:t>
+      </w:r>
+      <w:r>
+        <w:rPr>
+          <w:b/>
+          <w:bCs/>
+        </w:rPr>
+        <w:t xml:space="preserve">0x2D[2]</w:t>
+      </w:r>
+      <w:r>
+        <w:t xml:space="preserve"> (BANDF) faz o AEC escolher só exposições múltiplas do período da luz, evitando faixas na imagem; </w:t>
+      </w:r>
+      <w:r>
+        <w:rPr>
+          <w:b/>
+          <w:bCs/>
+        </w:rPr>
+        <w:t xml:space="preserve">0x13[6]</w:t>
+      </w:r>
+      <w:r>
+        <w:t xml:space="preserve"> escolhe a opção de clock desse modo. </w:t>
+      </w:r>
+      <w:r>
+        <w:rPr>
+          <w:b/>
+          <w:bCs/>
+        </w:rPr>
+        <w:t xml:space="preserve">Só funciona com o AEC ligado</w:t>
+      </w:r>
+      <w:r>
+        <w:t xml:space="preserve">: com a exposição manual, o bit não teve efeito [medido, </w:t>
       </w:r>
       <w:r>
         <w:rPr>
@@ -3159,34 +3956,10 @@
           <w:sz w:val="20"/>
           <w:szCs w:val="20"/>
         </w:rPr>
-        <w:t xml:space="preserve">TLINE × AEC</w:t>
-      </w:r>
-      <w:r>
-        <w:t xml:space="preserve"> [datasheet]; a exposição nunca passa do tempo do quadro. A 30 fps, um quadro dura 33,3 ms. [hipótese] Pelo tamanho de uma "linha extra" medida com </w:t>
-      </w:r>
-      <w:r>
-        <w:rPr>
-          <w:rFonts w:ascii="Liberation Mono" w:hAnsi="Liberation Mono" w:cs="Liberation Mono"/>
-          <w:color w:val="1F3864"/>
-          <w:sz w:val="20"/>
-          <w:szCs w:val="20"/>
-        </w:rPr>
-        <w:t xml:space="preserve">0x7E</w:t>
-      </w:r>
-      <w:r>
-        <w:t xml:space="preserve">/</w:t>
-      </w:r>
-      <w:r>
-        <w:rPr>
-          <w:rFonts w:ascii="Liberation Mono" w:hAnsi="Liberation Mono" w:cs="Liberation Mono"/>
-          <w:color w:val="1F3864"/>
-          <w:sz w:val="20"/>
-          <w:szCs w:val="20"/>
-        </w:rPr>
-        <w:t xml:space="preserve">0x7F</w:t>
-      </w:r>
-      <w:r>
-        <w:t xml:space="preserve"> (~66 µs por unidade), TLINE fica perto de 63–66 µs.</w:t>
+        <w:t xml:space="preserve">varre_bits.py</w:t>
+      </w:r>
+      <w:r>
+        <w:t xml:space="preserve">].</w:t>
       </w:r>
     </w:p>
     <w:p>
@@ -3199,7 +3972,30 @@
         <w:spacing w:after="70" w:line="276" w:lineRule="auto"/>
       </w:pPr>
       <w:r>
-        <w:t xml:space="preserve">O driver usa como exposição máxima útil </w:t>
+        <w:t xml:space="preserve">A contagem é feita na </w:t>
+      </w:r>
+      <w:r>
+        <w:rPr>
+          <w:b/>
+          <w:bCs/>
+        </w:rPr>
+        <w:t xml:space="preserve">imagem crua</w:t>
+      </w:r>
+      <w:r>
+        <w:t xml:space="preserve"> (Bayer): um objeto muito vermelho ou azul pode ser contado como escuro por ter um canal fraco. [hipótese]</w:t>
+      </w:r>
+    </w:p>
+    <w:p>
+      <w:pPr>
+        <w:pStyle w:val="Ttulo4"/>
+      </w:pPr>
+      <w:r>
+        <w:t xml:space="preserve">O que foi medido</w:t>
+      </w:r>
+    </w:p>
+    <w:p>
+      <w:r>
+        <w:t xml:space="preserve">Teste </w:t>
       </w:r>
       <w:r>
         <w:rPr>
@@ -3208,22 +4004,120 @@
           <w:sz w:val="20"/>
           <w:szCs w:val="20"/>
         </w:rPr>
-        <w:t xml:space="preserve">0x10 = 0x41</w:t>
-      </w:r>
-      <w:r>
-        <w:t xml:space="preserve"> (valor do datasheet citado no código herdado do gspca) e converte o controle </w:t>
-      </w:r>
-      <w:r>
-        <w:rPr>
-          <w:rFonts w:ascii="Liberation Mono" w:hAnsi="Liberation Mono" w:cs="Liberation Mono"/>
-          <w:color w:val="1F3864"/>
-          <w:sz w:val="20"/>
-          <w:szCs w:val="20"/>
-        </w:rPr>
-        <w:t xml:space="preserve">exposure</w:t>
-      </w:r>
-      <w:r>
-        <w:t xml:space="preserve"> (em unidades de 0,5 ms) para esse registrador.</w:t>
+        <w:t xml:space="preserve">testes/testa_combina.py</w:t>
+      </w:r>
+      <w:r>
+        <w:t xml:space="preserve"> (2026-10-17), com o padrão composto na tela, ganho 47 e exposição 67 manuais como ponto de partida [medido]:</w:t>
+      </w:r>
+    </w:p>
+    <w:p>
+      <w:pPr>
+        <w:keepNext/>
+        <w:spacing w:before="120" w:after="40"/>
+        <w:jc w:val="center"/>
+      </w:pPr>
+      <w:r>
+        <w:rPr>
+          <w:noProof/>
+        </w:rPr>
+        <w:drawing>
+          <wp:inline distT="0" distB="0" distL="0" distR="0">
+            <wp:extent cx="5760000" cy="1993846"/>
+            <wp:effectExtent l="0" t="0" r="0" b="0"/>
+            <wp:docPr id="107" name="Figura 107"/>
+            <wp:cNvGraphicFramePr>
+              <a:graphicFrameLocks xmlns:a="http://schemas.openxmlformats.org/drawingml/2006/main" noChangeAspect="1"/>
+            </wp:cNvGraphicFramePr>
+            <a:graphic xmlns:a="http://schemas.openxmlformats.org/drawingml/2006/main">
+              <a:graphicData uri="http://schemas.openxmlformats.org/drawingml/2006/picture">
+                <pic:pic xmlns:pic="http://schemas.openxmlformats.org/drawingml/2006/picture">
+                  <pic:nvPicPr>
+                    <pic:cNvPr id="107" name="fig107.png"/>
+                    <pic:cNvPicPr/>
+                  </pic:nvPicPr>
+                  <pic:blipFill>
+                    <a:blip r:embed="rIdFig7"/>
+                    <a:stretch>
+                      <a:fillRect/>
+                    </a:stretch>
+                  </pic:blipFill>
+                  <pic:spPr>
+                    <a:xfrm>
+                      <a:off x="0" y="0"/>
+                      <a:ext cx="5760000" cy="1993846"/>
+                    </a:xfrm>
+                    <a:prstGeom prst="rect">
+                      <a:avLst/>
+                    </a:prstGeom>
+                  </pic:spPr>
+                </pic:pic>
+              </a:graphicData>
+            </a:graphic>
+          </wp:inline>
+        </w:drawing>
+      </w:r>
+    </w:p>
+    <w:p>
+      <w:pPr>
+        <w:pStyle w:val="Legendadefigura"/>
+      </w:pPr>
+      <w:r>
+        <w:t xml:space="preserve">Figura 1.7 – Brilho medido com os automáticos internos</w:t>
+      </w:r>
+    </w:p>
+    <w:p>
+      <w:pPr>
+        <w:keepNext/>
+        <w:spacing w:before="120" w:after="40"/>
+        <w:jc w:val="center"/>
+      </w:pPr>
+      <w:r>
+        <w:rPr>
+          <w:noProof/>
+        </w:rPr>
+        <w:drawing>
+          <wp:inline distT="0" distB="0" distL="0" distR="0">
+            <wp:extent cx="5760000" cy="1440000"/>
+            <wp:effectExtent l="0" t="0" r="0" b="0"/>
+            <wp:docPr id="108" name="Figura 108"/>
+            <wp:cNvGraphicFramePr>
+              <a:graphicFrameLocks xmlns:a="http://schemas.openxmlformats.org/drawingml/2006/main" noChangeAspect="1"/>
+            </wp:cNvGraphicFramePr>
+            <a:graphic xmlns:a="http://schemas.openxmlformats.org/drawingml/2006/main">
+              <a:graphicData uri="http://schemas.openxmlformats.org/drawingml/2006/picture">
+                <pic:pic xmlns:pic="http://schemas.openxmlformats.org/drawingml/2006/picture">
+                  <pic:nvPicPr>
+                    <pic:cNvPr id="108" name="fig108.png"/>
+                    <pic:cNvPicPr/>
+                  </pic:nvPicPr>
+                  <pic:blipFill>
+                    <a:blip r:embed="rIdFig8"/>
+                    <a:stretch>
+                      <a:fillRect/>
+                    </a:stretch>
+                  </pic:blipFill>
+                  <pic:spPr>
+                    <a:xfrm>
+                      <a:off x="0" y="0"/>
+                      <a:ext cx="5760000" cy="1440000"/>
+                    </a:xfrm>
+                    <a:prstGeom prst="rect">
+                      <a:avLst/>
+                    </a:prstGeom>
+                  </pic:spPr>
+                </pic:pic>
+              </a:graphicData>
+            </a:graphic>
+          </wp:inline>
+        </w:drawing>
+      </w:r>
+    </w:p>
+    <w:p>
+      <w:pPr>
+        <w:pStyle w:val="Legendadefigura"/>
+      </w:pPr>
+      <w:r>
+        <w:t xml:space="preserve">Figura 1.8 – Imagens reais: manual, AEC, AGC e os dois</w:t>
       </w:r>
     </w:p>
     <w:p>
@@ -3236,17 +4130,136 @@
         <w:spacing w:after="70" w:line="276" w:lineRule="auto"/>
       </w:pPr>
       <w:r>
-        <w:t xml:space="preserve">Para expor </w:t>
-      </w:r>
-      <w:r>
         <w:rPr>
           <w:b/>
           <w:bCs/>
         </w:rPr>
-        <w:t xml:space="preserve">mais</w:t>
-      </w:r>
-      <w:r>
-        <w:t xml:space="preserve"> que um quadro, só baixando a taxa: divisor </w:t>
+        <w:t xml:space="preserve">AEC ligado</w:t>
+      </w:r>
+      <w:r>
+        <w:t xml:space="preserve"> (0x13 = 0x81): brilho </w:t>
+      </w:r>
+      <w:r>
+        <w:rPr>
+          <w:b/>
+          <w:bCs/>
+        </w:rPr>
+        <w:t xml:space="preserve">21,7 → 29,5</w:t>
+      </w:r>
+      <w:r>
+        <w:t xml:space="preserve"> — o sensor escolheu uma exposição maior que a manual.</w:t>
+      </w:r>
+    </w:p>
+    <w:p>
+      <w:pPr>
+        <w:pStyle w:val="PargrafodaLista"/>
+        <w:numPr>
+          <w:ilvl w:val="0"/>
+          <w:numId w:val="2"/>
+        </w:numPr>
+        <w:spacing w:after="70" w:line="276" w:lineRule="auto"/>
+      </w:pPr>
+      <w:r>
+        <w:rPr>
+          <w:b/>
+          <w:bCs/>
+        </w:rPr>
+        <w:t xml:space="preserve">AEC + AGC</w:t>
+      </w:r>
+      <w:r>
+        <w:t xml:space="preserve"> (0x13 = 0x83): 17,3 — o sensor escolhe o próprio par exposição/ganho.</w:t>
+      </w:r>
+    </w:p>
+    <w:p>
+      <w:pPr>
+        <w:pStyle w:val="PargrafodaLista"/>
+        <w:numPr>
+          <w:ilvl w:val="0"/>
+          <w:numId w:val="2"/>
+        </w:numPr>
+        <w:spacing w:after="70" w:line="276" w:lineRule="auto"/>
+      </w:pPr>
+      <w:r>
+        <w:rPr>
+          <w:b/>
+          <w:bCs/>
+        </w:rPr>
+        <w:t xml:space="preserve">Referência ARL baixa</w:t>
+      </w:r>
+      <w:r>
+        <w:t xml:space="preserve"> (0x68 = 0x0C): 9,3, mais escuro; alta (0xEC): igual ao padrão.</w:t>
+      </w:r>
+    </w:p>
+    <w:p>
+      <w:pPr>
+        <w:pStyle w:val="PargrafodaLista"/>
+        <w:numPr>
+          <w:ilvl w:val="0"/>
+          <w:numId w:val="2"/>
+        </w:numPr>
+        <w:spacing w:after="70" w:line="276" w:lineRule="auto"/>
+      </w:pPr>
+      <w:r>
+        <w:rPr>
+          <w:b/>
+          <w:bCs/>
+        </w:rPr>
+        <w:t xml:space="preserve">AEW/AEB</w:t>
+      </w:r>
+      <w:r>
+        <w:t xml:space="preserve"> (claro: 0x24 = 0x60 e 0x25 = 0x50; escuro: 0x24 = 0x20 e 0x25 = 0x90) e </w:t>
+      </w:r>
+      <w:r>
+        <w:rPr>
+          <w:b/>
+          <w:bCs/>
+        </w:rPr>
+        <w:t xml:space="preserve">quarto central</w:t>
+      </w:r>
+      <w:r>
+        <w:t xml:space="preserve"> (0x29[3]): quase sem diferença nesta cena.</w:t>
+      </w:r>
+    </w:p>
+    <w:p>
+      <w:pPr>
+        <w:pStyle w:val="Quadro"/>
+        <w:keepLines/>
+        <w:pBdr>
+          <w:left w:val="single" w:sz="24" w:space="6" w:color="E0A100"/>
+        </w:pBdr>
+        <w:shd w:val="clear" w:color="auto" w:fill="FFF4D6"/>
+        <w:spacing w:before="100" w:after="140" w:line="276" w:lineRule="auto"/>
+        <w:ind w:left="140" w:right="140"/>
+      </w:pPr>
+      <w:r>
+        <w:rPr>
+          <w:b/>
+          <w:bCs/>
+        </w:rPr>
+        <w:t xml:space="preserve">Nota:</w:t>
+      </w:r>
+      <w:r>
+        <w:t xml:space="preserve"> situação no driver — o AEC está </w:t>
+      </w:r>
+      <w:r>
+        <w:rPr>
+          <w:b/>
+          <w:bCs/>
+        </w:rPr>
+        <w:t xml:space="preserve">desligado</w:t>
+      </w:r>
+      <w:r>
+        <w:t xml:space="preserve"> (o driver grava 0x13 = 0x80). Desde 2026-10-17 a exposição é </w:t>
+      </w:r>
+      <w:r>
+        <w:rPr>
+          <w:b/>
+          <w:bCs/>
+        </w:rPr>
+        <w:t xml:space="preserve">manual</w:t>
+      </w:r>
+      <w:r>
+        <w:t xml:space="preserve"> (controle </w:t>
       </w:r>
       <w:r>
         <w:rPr>
@@ -3255,94 +4268,10 @@
           <w:sz w:val="20"/>
           <w:szCs w:val="20"/>
         </w:rPr>
-        <w:t xml:space="preserve">0x11</w:t>
-      </w:r>
-      <w:r>
-        <w:t xml:space="preserve">, ajuste fino </w:t>
-      </w:r>
-      <w:r>
-        <w:rPr>
-          <w:rFonts w:ascii="Liberation Mono" w:hAnsi="Liberation Mono" w:cs="Liberation Mono"/>
-          <w:color w:val="1F3864"/>
-          <w:sz w:val="20"/>
-          <w:szCs w:val="20"/>
-        </w:rPr>
-        <w:t xml:space="preserve">0x2A</w:t>
-      </w:r>
-      <w:r>
-        <w:t xml:space="preserve">/</w:t>
-      </w:r>
-      <w:r>
-        <w:rPr>
-          <w:rFonts w:ascii="Liberation Mono" w:hAnsi="Liberation Mono" w:cs="Liberation Mono"/>
-          <w:color w:val="1F3864"/>
-          <w:sz w:val="20"/>
-          <w:szCs w:val="20"/>
-        </w:rPr>
-        <w:t xml:space="preserve">0x2B</w:t>
-      </w:r>
-      <w:r>
-        <w:t xml:space="preserve">, linhas extras </w:t>
-      </w:r>
-      <w:r>
-        <w:rPr>
-          <w:rFonts w:ascii="Liberation Mono" w:hAnsi="Liberation Mono" w:cs="Liberation Mono"/>
-          <w:color w:val="1F3864"/>
-          <w:sz w:val="20"/>
-          <w:szCs w:val="20"/>
-        </w:rPr>
-        <w:t xml:space="preserve">0x7E</w:t>
-      </w:r>
-      <w:r>
-        <w:t xml:space="preserve">/</w:t>
-      </w:r>
-      <w:r>
-        <w:rPr>
-          <w:rFonts w:ascii="Liberation Mono" w:hAnsi="Liberation Mono" w:cs="Liberation Mono"/>
-          <w:color w:val="1F3864"/>
-          <w:sz w:val="20"/>
-          <w:szCs w:val="20"/>
-        </w:rPr>
-        <w:t xml:space="preserve">0x7F</w:t>
-      </w:r>
-      <w:r>
-        <w:t xml:space="preserve"> ou o clock que a ponte fornece (</w:t>
-      </w:r>
-      <w:r>
-        <w:rPr>
-          <w:rFonts w:ascii="Liberation Mono" w:hAnsi="Liberation Mono" w:cs="Liberation Mono"/>
-          <w:color w:val="1F3864"/>
-          <w:sz w:val="20"/>
-          <w:szCs w:val="20"/>
-        </w:rPr>
-        <w:t xml:space="preserve">0x17</w:t>
-      </w:r>
-      <w:r>
-        <w:t xml:space="preserve"> + </w:t>
-      </w:r>
-      <w:r>
-        <w:rPr>
-          <w:rFonts w:ascii="Liberation Mono" w:hAnsi="Liberation Mono" w:cs="Liberation Mono"/>
-          <w:color w:val="1F3864"/>
-          <w:sz w:val="20"/>
-          <w:szCs w:val="20"/>
-        </w:rPr>
-        <w:t xml:space="preserve">MCK_SIZE</w:t>
-      </w:r>
-      <w:r>
-        <w:t xml:space="preserve"> no </w:t>
-      </w:r>
-      <w:r>
-        <w:rPr>
-          <w:rFonts w:ascii="Liberation Mono" w:hAnsi="Liberation Mono" w:cs="Liberation Mono"/>
-          <w:color w:val="1F3864"/>
-          <w:sz w:val="20"/>
-          <w:szCs w:val="20"/>
-        </w:rPr>
-        <w:t xml:space="preserve">0x19</w:t>
-      </w:r>
-      <w:r>
-        <w:t xml:space="preserve">). Ver o capítulo de taxa de quadros.</w:t>
+        <w:t xml:space="preserve">exposure</w:t>
+      </w:r>
+      <w:r>
+        <w:t xml:space="preserve">). Para usar o AEC do sensor, basta 0x13[0] = 1 (e 0x13[1] = 1 para o AGC junto).</w:t>
       </w:r>
     </w:p>
     <w:p>
@@ -3350,7 +4279,77 @@
         <w:pStyle w:val="Ttulo4"/>
       </w:pPr>
       <w:r>
-        <w:t xml:space="preserve">Registradores do AEC</w:t>
+        <w:t xml:space="preserve">Perguntas em aberto</w:t>
+      </w:r>
+    </w:p>
+    <w:p>
+      <w:pPr>
+        <w:pStyle w:val="Quadro"/>
+        <w:keepLines/>
+        <w:pBdr>
+          <w:left w:val="single" w:sz="24" w:space="6" w:color="B8860B"/>
+        </w:pBdr>
+        <w:shd w:val="clear" w:color="auto" w:fill="FFF9C4"/>
+        <w:spacing w:before="100" w:after="140" w:line="276" w:lineRule="auto"/>
+        <w:ind w:left="140" w:right="140"/>
+      </w:pPr>
+      <w:r>
+        <w:rPr>
+          <w:b/>
+          <w:bCs/>
+        </w:rPr>
+        <w:t xml:space="preserve">Não esquecer:</w:t>
+      </w:r>
+      <w:r>
+        <w:t xml:space="preserve"> o que o datasheet não responde e ainda falta medir — (1) os </w:t>
+      </w:r>
+      <w:r>
+        <w:rPr>
+          <w:b/>
+          <w:bCs/>
+        </w:rPr>
+        <w:t xml:space="preserve">níveis fixos</w:t>
+      </w:r>
+      <w:r>
+        <w:t xml:space="preserve"> dos comparadores de claro e escuro; (2) a </w:t>
+      </w:r>
+      <w:r>
+        <w:rPr>
+          <w:b/>
+          <w:bCs/>
+        </w:rPr>
+        <w:t xml:space="preserve">regra exata</w:t>
+      </w:r>
+      <w:r>
+        <w:t xml:space="preserve"> com AEW e AEB e o </w:t>
+      </w:r>
+      <w:r>
+        <w:rPr>
+          <w:b/>
+          <w:bCs/>
+        </w:rPr>
+        <w:t xml:space="preserve">tamanho do passo</w:t>
+      </w:r>
+      <w:r>
+        <w:t xml:space="preserve">; (3) por que a unidade (1,3% / 0,7%) não fecha com os padrões "25% / 75%"; (4) por que mexer em AEW/AEB quase não mudou a imagem no teste (cena com muito preto? contagem saturada?); (5) o valor exato de </w:t>
+      </w:r>
+      <w:r>
+        <w:rPr>
+          <w:b/>
+          <w:bCs/>
+        </w:rPr>
+        <w:t xml:space="preserve">TLINE</w:t>
+      </w:r>
+      <w:r>
+        <w:t xml:space="preserve">.</w:t>
+      </w:r>
+    </w:p>
+    <w:p>
+      <w:pPr>
+        <w:pStyle w:val="Ttulo4"/>
+      </w:pPr>
+      <w:r>
+        <w:t xml:space="preserve">Resumo</w:t>
       </w:r>
     </w:p>
     <w:p>
@@ -3365,7 +4364,7 @@
           <w:sz w:val="20"/>
           <w:szCs w:val="20"/>
         </w:rPr>
-        <w:t xml:space="preserve">Tabela 1.3 – Registradores do AEC do OV7630</w:t>
+        <w:t xml:space="preserve">Tabela 1.3 – AEC do OV7630 — quem mede, referências e onde atua</w:t>
       </w:r>
     </w:p>
     <w:tbl>
@@ -3388,11 +4387,11 @@
         <w:tblLook w:val="0000" w:firstRow="0" w:lastRow="0" w:firstColumn="0" w:lastColumn="0" w:noHBand="0" w:noVBand="0"/>
       </w:tblPr>
       <w:tblGrid>
+        <w:gridCol w:w="1510"/>
+        <w:gridCol w:w="2155"/>
+        <w:gridCol w:w="2737"/>
         <w:gridCol w:w="1465"/>
-        <w:gridCol w:w="900"/>
-        <w:gridCol w:w="3991"/>
-        <w:gridCol w:w="1536"/>
-        <w:gridCol w:w="1746"/>
+        <w:gridCol w:w="1771"/>
       </w:tblGrid>
       <w:tr>
         <w:trPr>
@@ -3402,7 +4401,7 @@
         </w:trPr>
         <w:tc>
           <w:tcPr>
-            <w:tcW w:w="1465" w:type="dxa"/>
+            <w:tcW w:w="1510" w:type="dxa"/>
             <w:tcBorders>
               <w:top w:val="single" w:sz="4" w:space="0" w:color="8C8C8C"/>
               <w:left w:val="single" w:sz="4" w:space="0" w:color="8C8C8C"/>
@@ -3430,13 +4429,13 @@
                 <w:sz w:val="18"/>
                 <w:szCs w:val="18"/>
               </w:rPr>
-              <w:t xml:space="preserve">Registrador</w:t>
-            </w:r>
-          </w:p>
-        </w:tc>
-        <w:tc>
-          <w:tcPr>
-            <w:tcW w:w="900" w:type="dxa"/>
+              <w:t xml:space="preserve">Papel</w:t>
+            </w:r>
+          </w:p>
+        </w:tc>
+        <w:tc>
+          <w:tcPr>
+            <w:tcW w:w="2155" w:type="dxa"/>
             <w:tcBorders>
               <w:top w:val="single" w:sz="4" w:space="0" w:color="8C8C8C"/>
               <w:left w:val="single" w:sz="4" w:space="0" w:color="8C8C8C"/>
@@ -3464,13 +4463,13 @@
                 <w:sz w:val="18"/>
                 <w:szCs w:val="18"/>
               </w:rPr>
-              <w:t xml:space="preserve">Bits</w:t>
-            </w:r>
-          </w:p>
-        </w:tc>
-        <w:tc>
-          <w:tcPr>
-            <w:tcW w:w="3991" w:type="dxa"/>
+              <w:t xml:space="preserve">Registrador[bits]</w:t>
+            </w:r>
+          </w:p>
+        </w:tc>
+        <w:tc>
+          <w:tcPr>
+            <w:tcW w:w="2737" w:type="dxa"/>
             <w:tcBorders>
               <w:top w:val="single" w:sz="4" w:space="0" w:color="8C8C8C"/>
               <w:left w:val="single" w:sz="4" w:space="0" w:color="8C8C8C"/>
@@ -3498,13 +4497,13 @@
                 <w:sz w:val="18"/>
                 <w:szCs w:val="18"/>
               </w:rPr>
-              <w:t xml:space="preserve">Função</w:t>
-            </w:r>
-          </w:p>
-        </w:tc>
-        <w:tc>
-          <w:tcPr>
-            <w:tcW w:w="1536" w:type="dxa"/>
+              <w:t xml:space="preserve">Valores e unidade</w:t>
+            </w:r>
+          </w:p>
+        </w:tc>
+        <w:tc>
+          <w:tcPr>
+            <w:tcW w:w="1465" w:type="dxa"/>
             <w:tcBorders>
               <w:top w:val="single" w:sz="4" w:space="0" w:color="8C8C8C"/>
               <w:left w:val="single" w:sz="4" w:space="0" w:color="8C8C8C"/>
@@ -3538,7 +4537,7 @@
         </w:tc>
         <w:tc>
           <w:tcPr>
-            <w:tcW w:w="1746" w:type="dxa"/>
+            <w:tcW w:w="1771" w:type="dxa"/>
             <w:tcBorders>
               <w:top w:val="single" w:sz="4" w:space="0" w:color="8C8C8C"/>
               <w:left w:val="single" w:sz="4" w:space="0" w:color="8C8C8C"/>
@@ -3578,6 +4577,99 @@
         </w:trPr>
         <w:tc>
           <w:tcPr>
+            <w:tcW w:w="1510" w:type="dxa"/>
+            <w:tcBorders>
+              <w:top w:val="single" w:sz="4" w:space="0" w:color="8C8C8C"/>
+              <w:left w:val="single" w:sz="4" w:space="0" w:color="8C8C8C"/>
+              <w:bottom w:val="single" w:sz="4" w:space="0" w:color="8C8C8C"/>
+              <w:right w:val="single" w:sz="4" w:space="0" w:color="8C8C8C"/>
+            </w:tcBorders>
+            <w:tcMar>
+              <w:top w:w="40" w:type="dxa"/>
+              <w:left w:w="80" w:type="dxa"/>
+              <w:bottom w:w="40" w:type="dxa"/>
+              <w:right w:w="80" w:type="dxa"/>
+            </w:tcMar>
+            <w:vAlign w:val="center"/>
+          </w:tcPr>
+          <w:p>
+            <w:pPr>
+              <w:spacing w:before="0" w:after="0" w:line="240" w:lineRule="auto"/>
+              <w:jc w:val="left"/>
+            </w:pPr>
+            <w:r>
+              <w:rPr>
+                <w:sz w:val="18"/>
+                <w:szCs w:val="18"/>
+              </w:rPr>
+              <w:t xml:space="preserve">Liga o AEC</w:t>
+            </w:r>
+          </w:p>
+        </w:tc>
+        <w:tc>
+          <w:tcPr>
+            <w:tcW w:w="2155" w:type="dxa"/>
+            <w:tcBorders>
+              <w:top w:val="single" w:sz="4" w:space="0" w:color="8C8C8C"/>
+              <w:left w:val="single" w:sz="4" w:space="0" w:color="8C8C8C"/>
+              <w:bottom w:val="single" w:sz="4" w:space="0" w:color="8C8C8C"/>
+              <w:right w:val="single" w:sz="4" w:space="0" w:color="8C8C8C"/>
+            </w:tcBorders>
+            <w:tcMar>
+              <w:top w:w="40" w:type="dxa"/>
+              <w:left w:w="80" w:type="dxa"/>
+              <w:bottom w:w="40" w:type="dxa"/>
+              <w:right w:w="80" w:type="dxa"/>
+            </w:tcMar>
+            <w:vAlign w:val="center"/>
+          </w:tcPr>
+          <w:p>
+            <w:pPr>
+              <w:spacing w:before="0" w:after="0" w:line="240" w:lineRule="auto"/>
+              <w:jc w:val="left"/>
+            </w:pPr>
+            <w:r>
+              <w:rPr>
+                <w:sz w:val="18"/>
+                <w:szCs w:val="18"/>
+              </w:rPr>
+              <w:t xml:space="preserve">0x13[0] (COMB)</w:t>
+            </w:r>
+          </w:p>
+        </w:tc>
+        <w:tc>
+          <w:tcPr>
+            <w:tcW w:w="2737" w:type="dxa"/>
+            <w:tcBorders>
+              <w:top w:val="single" w:sz="4" w:space="0" w:color="8C8C8C"/>
+              <w:left w:val="single" w:sz="4" w:space="0" w:color="8C8C8C"/>
+              <w:bottom w:val="single" w:sz="4" w:space="0" w:color="8C8C8C"/>
+              <w:right w:val="single" w:sz="4" w:space="0" w:color="8C8C8C"/>
+            </w:tcBorders>
+            <w:tcMar>
+              <w:top w:w="40" w:type="dxa"/>
+              <w:left w:w="80" w:type="dxa"/>
+              <w:bottom w:w="40" w:type="dxa"/>
+              <w:right w:w="80" w:type="dxa"/>
+            </w:tcMar>
+            <w:vAlign w:val="center"/>
+          </w:tcPr>
+          <w:p>
+            <w:pPr>
+              <w:spacing w:before="0" w:after="0" w:line="240" w:lineRule="auto"/>
+              <w:jc w:val="left"/>
+            </w:pPr>
+            <w:r>
+              <w:rPr>
+                <w:sz w:val="18"/>
+                <w:szCs w:val="18"/>
+              </w:rPr>
+              <w:t xml:space="preserve">1 = ligado</w:t>
+            </w:r>
+          </w:p>
+        </w:tc>
+        <w:tc>
+          <w:tcPr>
             <w:tcW w:w="1465" w:type="dxa"/>
             <w:tcBorders>
               <w:top w:val="single" w:sz="4" w:space="0" w:color="8C8C8C"/>
@@ -3600,56 +4692,16 @@
             </w:pPr>
             <w:r>
               <w:rPr>
-                <w:rFonts w:ascii="Liberation Mono" w:hAnsi="Liberation Mono" w:cs="Liberation Mono"/>
-                <w:color w:val="1F3864"/>
-                <w:sz w:val="18"/>
-                <w:szCs w:val="18"/>
-              </w:rPr>
-              <w:t xml:space="preserve">0x13</w:t>
-            </w:r>
-            <w:r>
-              <w:rPr>
-                <w:sz w:val="18"/>
-                <w:szCs w:val="18"/>
-              </w:rPr>
-              <w:t xml:space="preserve"> COMB</w:t>
-            </w:r>
-          </w:p>
-        </w:tc>
-        <w:tc>
-          <w:tcPr>
-            <w:tcW w:w="900" w:type="dxa"/>
-            <w:tcBorders>
-              <w:top w:val="single" w:sz="4" w:space="0" w:color="8C8C8C"/>
-              <w:left w:val="single" w:sz="4" w:space="0" w:color="8C8C8C"/>
-              <w:bottom w:val="single" w:sz="4" w:space="0" w:color="8C8C8C"/>
-              <w:right w:val="single" w:sz="4" w:space="0" w:color="8C8C8C"/>
-            </w:tcBorders>
-            <w:tcMar>
-              <w:top w:w="40" w:type="dxa"/>
-              <w:left w:w="80" w:type="dxa"/>
-              <w:bottom w:w="40" w:type="dxa"/>
-              <w:right w:w="80" w:type="dxa"/>
-            </w:tcMar>
-            <w:vAlign w:val="center"/>
-          </w:tcPr>
-          <w:p>
-            <w:pPr>
-              <w:spacing w:before="0" w:after="0" w:line="240" w:lineRule="auto"/>
-              <w:jc w:val="left"/>
-            </w:pPr>
-            <w:r>
-              <w:rPr>
-                <w:sz w:val="18"/>
-                <w:szCs w:val="18"/>
-              </w:rPr>
-              <w:t xml:space="preserve">0</w:t>
-            </w:r>
-          </w:p>
-        </w:tc>
-        <w:tc>
-          <w:tcPr>
-            <w:tcW w:w="3991" w:type="dxa"/>
+                <w:sz w:val="18"/>
+                <w:szCs w:val="18"/>
+              </w:rPr>
+              <w:t xml:space="preserve">1</w:t>
+            </w:r>
+          </w:p>
+        </w:tc>
+        <w:tc>
+          <w:tcPr>
+            <w:tcW w:w="1771" w:type="dxa"/>
             <w:tcBorders>
               <w:top w:val="single" w:sz="4" w:space="0" w:color="8C8C8C"/>
               <w:left w:val="single" w:sz="4" w:space="0" w:color="8C8C8C"/>
@@ -3676,70 +4728,6 @@
                 <w:sz w:val="18"/>
                 <w:szCs w:val="18"/>
               </w:rPr>
-              <w:t xml:space="preserve">Liga o AEC</w:t>
-            </w:r>
-          </w:p>
-        </w:tc>
-        <w:tc>
-          <w:tcPr>
-            <w:tcW w:w="1536" w:type="dxa"/>
-            <w:tcBorders>
-              <w:top w:val="single" w:sz="4" w:space="0" w:color="8C8C8C"/>
-              <w:left w:val="single" w:sz="4" w:space="0" w:color="8C8C8C"/>
-              <w:bottom w:val="single" w:sz="4" w:space="0" w:color="8C8C8C"/>
-              <w:right w:val="single" w:sz="4" w:space="0" w:color="8C8C8C"/>
-            </w:tcBorders>
-            <w:tcMar>
-              <w:top w:w="40" w:type="dxa"/>
-              <w:left w:w="80" w:type="dxa"/>
-              <w:bottom w:w="40" w:type="dxa"/>
-              <w:right w:w="80" w:type="dxa"/>
-            </w:tcMar>
-            <w:vAlign w:val="center"/>
-          </w:tcPr>
-          <w:p>
-            <w:pPr>
-              <w:spacing w:before="0" w:after="0" w:line="240" w:lineRule="auto"/>
-              <w:jc w:val="left"/>
-            </w:pPr>
-            <w:r>
-              <w:rPr>
-                <w:sz w:val="18"/>
-                <w:szCs w:val="18"/>
-              </w:rPr>
-              <w:t xml:space="preserve">1</w:t>
-            </w:r>
-          </w:p>
-        </w:tc>
-        <w:tc>
-          <w:tcPr>
-            <w:tcW w:w="1746" w:type="dxa"/>
-            <w:tcBorders>
-              <w:top w:val="single" w:sz="4" w:space="0" w:color="8C8C8C"/>
-              <w:left w:val="single" w:sz="4" w:space="0" w:color="8C8C8C"/>
-              <w:bottom w:val="single" w:sz="4" w:space="0" w:color="8C8C8C"/>
-              <w:right w:val="single" w:sz="4" w:space="0" w:color="8C8C8C"/>
-            </w:tcBorders>
-            <w:tcMar>
-              <w:top w:w="40" w:type="dxa"/>
-              <w:left w:w="80" w:type="dxa"/>
-              <w:bottom w:w="40" w:type="dxa"/>
-              <w:right w:w="80" w:type="dxa"/>
-            </w:tcMar>
-            <w:vAlign w:val="center"/>
-          </w:tcPr>
-          <w:p>
-            <w:pPr>
-              <w:spacing w:before="0" w:after="0" w:line="240" w:lineRule="auto"/>
-              <w:jc w:val="left"/>
-            </w:pPr>
-            <w:r>
-              <w:rPr>
-                <w:b/>
-                <w:bCs/>
-                <w:sz w:val="18"/>
-                <w:szCs w:val="18"/>
-              </w:rPr>
               <w:t xml:space="preserve">0</w:t>
             </w:r>
             <w:r>
@@ -3747,23 +4735,7 @@
                 <w:sz w:val="18"/>
                 <w:szCs w:val="18"/>
               </w:rPr>
-              <w:t xml:space="preserve"> (driver grava </w:t>
-            </w:r>
-            <w:r>
-              <w:rPr>
-                <w:rFonts w:ascii="Liberation Mono" w:hAnsi="Liberation Mono" w:cs="Liberation Mono"/>
-                <w:color w:val="1F3864"/>
-                <w:sz w:val="18"/>
-                <w:szCs w:val="18"/>
-              </w:rPr>
-              <w:t xml:space="preserve">0x80</w:t>
-            </w:r>
-            <w:r>
-              <w:rPr>
-                <w:sz w:val="18"/>
-                <w:szCs w:val="18"/>
-              </w:rPr>
-              <w:t xml:space="preserve">)</w:t>
+              <w:t xml:space="preserve"> (driver grava 0x80)</w:t>
             </w:r>
           </w:p>
         </w:tc>
@@ -3775,6 +4747,99 @@
         </w:trPr>
         <w:tc>
           <w:tcPr>
+            <w:tcW w:w="1510" w:type="dxa"/>
+            <w:tcBorders>
+              <w:top w:val="single" w:sz="4" w:space="0" w:color="8C8C8C"/>
+              <w:left w:val="single" w:sz="4" w:space="0" w:color="8C8C8C"/>
+              <w:bottom w:val="single" w:sz="4" w:space="0" w:color="8C8C8C"/>
+              <w:right w:val="single" w:sz="4" w:space="0" w:color="8C8C8C"/>
+            </w:tcBorders>
+            <w:tcMar>
+              <w:top w:w="40" w:type="dxa"/>
+              <w:left w:w="80" w:type="dxa"/>
+              <w:bottom w:w="40" w:type="dxa"/>
+              <w:right w:w="80" w:type="dxa"/>
+            </w:tcMar>
+            <w:vAlign w:val="center"/>
+          </w:tcPr>
+          <w:p>
+            <w:pPr>
+              <w:spacing w:before="0" w:after="0" w:line="240" w:lineRule="auto"/>
+              <w:jc w:val="left"/>
+            </w:pPr>
+            <w:r>
+              <w:rPr>
+                <w:sz w:val="18"/>
+                <w:szCs w:val="18"/>
+              </w:rPr>
+              <w:t xml:space="preserve">Região medida</w:t>
+            </w:r>
+          </w:p>
+        </w:tc>
+        <w:tc>
+          <w:tcPr>
+            <w:tcW w:w="2155" w:type="dxa"/>
+            <w:tcBorders>
+              <w:top w:val="single" w:sz="4" w:space="0" w:color="8C8C8C"/>
+              <w:left w:val="single" w:sz="4" w:space="0" w:color="8C8C8C"/>
+              <w:bottom w:val="single" w:sz="4" w:space="0" w:color="8C8C8C"/>
+              <w:right w:val="single" w:sz="4" w:space="0" w:color="8C8C8C"/>
+            </w:tcBorders>
+            <w:tcMar>
+              <w:top w:w="40" w:type="dxa"/>
+              <w:left w:w="80" w:type="dxa"/>
+              <w:bottom w:w="40" w:type="dxa"/>
+              <w:right w:w="80" w:type="dxa"/>
+            </w:tcMar>
+            <w:vAlign w:val="center"/>
+          </w:tcPr>
+          <w:p>
+            <w:pPr>
+              <w:spacing w:before="0" w:after="0" w:line="240" w:lineRule="auto"/>
+              <w:jc w:val="left"/>
+            </w:pPr>
+            <w:r>
+              <w:rPr>
+                <w:sz w:val="18"/>
+                <w:szCs w:val="18"/>
+              </w:rPr>
+              <w:t xml:space="preserve">0x29[3] (COMI)</w:t>
+            </w:r>
+          </w:p>
+        </w:tc>
+        <w:tc>
+          <w:tcPr>
+            <w:tcW w:w="2737" w:type="dxa"/>
+            <w:tcBorders>
+              <w:top w:val="single" w:sz="4" w:space="0" w:color="8C8C8C"/>
+              <w:left w:val="single" w:sz="4" w:space="0" w:color="8C8C8C"/>
+              <w:bottom w:val="single" w:sz="4" w:space="0" w:color="8C8C8C"/>
+              <w:right w:val="single" w:sz="4" w:space="0" w:color="8C8C8C"/>
+            </w:tcBorders>
+            <w:tcMar>
+              <w:top w:w="40" w:type="dxa"/>
+              <w:left w:w="80" w:type="dxa"/>
+              <w:bottom w:w="40" w:type="dxa"/>
+              <w:right w:w="80" w:type="dxa"/>
+            </w:tcMar>
+            <w:vAlign w:val="center"/>
+          </w:tcPr>
+          <w:p>
+            <w:pPr>
+              <w:spacing w:before="0" w:after="0" w:line="240" w:lineRule="auto"/>
+              <w:jc w:val="left"/>
+            </w:pPr>
+            <w:r>
+              <w:rPr>
+                <w:sz w:val="18"/>
+                <w:szCs w:val="18"/>
+              </w:rPr>
+              <w:t xml:space="preserve">1 = só o quarto central</w:t>
+            </w:r>
+          </w:p>
+        </w:tc>
+        <w:tc>
+          <w:tcPr>
             <w:tcW w:w="1465" w:type="dxa"/>
             <w:tcBorders>
               <w:top w:val="single" w:sz="4" w:space="0" w:color="8C8C8C"/>
@@ -3797,152 +4862,41 @@
             </w:pPr>
             <w:r>
               <w:rPr>
-                <w:rFonts w:ascii="Liberation Mono" w:hAnsi="Liberation Mono" w:cs="Liberation Mono"/>
-                <w:color w:val="1F3864"/>
-                <w:sz w:val="18"/>
-                <w:szCs w:val="18"/>
-              </w:rPr>
-              <w:t xml:space="preserve">0x10</w:t>
-            </w:r>
-            <w:r>
-              <w:rPr>
-                <w:sz w:val="18"/>
-                <w:szCs w:val="18"/>
-              </w:rPr>
-              <w:t xml:space="preserve"> AEC</w:t>
-            </w:r>
-          </w:p>
-        </w:tc>
-        <w:tc>
-          <w:tcPr>
-            <w:tcW w:w="900" w:type="dxa"/>
-            <w:tcBorders>
-              <w:top w:val="single" w:sz="4" w:space="0" w:color="8C8C8C"/>
-              <w:left w:val="single" w:sz="4" w:space="0" w:color="8C8C8C"/>
-              <w:bottom w:val="single" w:sz="4" w:space="0" w:color="8C8C8C"/>
-              <w:right w:val="single" w:sz="4" w:space="0" w:color="8C8C8C"/>
-            </w:tcBorders>
-            <w:tcMar>
-              <w:top w:w="40" w:type="dxa"/>
-              <w:left w:w="80" w:type="dxa"/>
-              <w:bottom w:w="40" w:type="dxa"/>
-              <w:right w:w="80" w:type="dxa"/>
-            </w:tcMar>
-            <w:vAlign w:val="center"/>
-          </w:tcPr>
-          <w:p>
-            <w:pPr>
-              <w:spacing w:before="0" w:after="0" w:line="240" w:lineRule="auto"/>
-              <w:jc w:val="left"/>
-            </w:pPr>
-            <w:r>
-              <w:rPr>
-                <w:sz w:val="18"/>
-                <w:szCs w:val="18"/>
-              </w:rPr>
-              <w:t xml:space="preserve">7:0</w:t>
-            </w:r>
-          </w:p>
-        </w:tc>
-        <w:tc>
-          <w:tcPr>
-            <w:tcW w:w="3991" w:type="dxa"/>
-            <w:tcBorders>
-              <w:top w:val="single" w:sz="4" w:space="0" w:color="8C8C8C"/>
-              <w:left w:val="single" w:sz="4" w:space="0" w:color="8C8C8C"/>
-              <w:bottom w:val="single" w:sz="4" w:space="0" w:color="8C8C8C"/>
-              <w:right w:val="single" w:sz="4" w:space="0" w:color="8C8C8C"/>
-            </w:tcBorders>
-            <w:tcMar>
-              <w:top w:w="40" w:type="dxa"/>
-              <w:left w:w="80" w:type="dxa"/>
-              <w:bottom w:w="40" w:type="dxa"/>
-              <w:right w:w="80" w:type="dxa"/>
-            </w:tcMar>
-            <w:vAlign w:val="center"/>
-          </w:tcPr>
-          <w:p>
-            <w:pPr>
-              <w:spacing w:before="0" w:after="0" w:line="240" w:lineRule="auto"/>
-              <w:jc w:val="left"/>
-            </w:pPr>
-            <w:r>
-              <w:rPr>
-                <w:sz w:val="18"/>
-                <w:szCs w:val="18"/>
-              </w:rPr>
-              <w:t xml:space="preserve">Exposição, bits 9:2 (escrita pelo AEC quando ligado)</w:t>
-            </w:r>
-          </w:p>
-        </w:tc>
-        <w:tc>
-          <w:tcPr>
-            <w:tcW w:w="1536" w:type="dxa"/>
-            <w:tcBorders>
-              <w:top w:val="single" w:sz="4" w:space="0" w:color="8C8C8C"/>
-              <w:left w:val="single" w:sz="4" w:space="0" w:color="8C8C8C"/>
-              <w:bottom w:val="single" w:sz="4" w:space="0" w:color="8C8C8C"/>
-              <w:right w:val="single" w:sz="4" w:space="0" w:color="8C8C8C"/>
-            </w:tcBorders>
-            <w:tcMar>
-              <w:top w:w="40" w:type="dxa"/>
-              <w:left w:w="80" w:type="dxa"/>
-              <w:bottom w:w="40" w:type="dxa"/>
-              <w:right w:w="80" w:type="dxa"/>
-            </w:tcMar>
-            <w:vAlign w:val="center"/>
-          </w:tcPr>
-          <w:p>
-            <w:pPr>
-              <w:spacing w:before="0" w:after="0" w:line="240" w:lineRule="auto"/>
-              <w:jc w:val="left"/>
-            </w:pPr>
-            <w:r>
-              <w:rPr>
-                <w:sz w:val="18"/>
-                <w:szCs w:val="18"/>
-              </w:rPr>
-              <w:t xml:space="preserve">0x41</w:t>
-            </w:r>
-          </w:p>
-        </w:tc>
-        <w:tc>
-          <w:tcPr>
-            <w:tcW w:w="1746" w:type="dxa"/>
-            <w:tcBorders>
-              <w:top w:val="single" w:sz="4" w:space="0" w:color="8C8C8C"/>
-              <w:left w:val="single" w:sz="4" w:space="0" w:color="8C8C8C"/>
-              <w:bottom w:val="single" w:sz="4" w:space="0" w:color="8C8C8C"/>
-              <w:right w:val="single" w:sz="4" w:space="0" w:color="8C8C8C"/>
-            </w:tcBorders>
-            <w:tcMar>
-              <w:top w:w="40" w:type="dxa"/>
-              <w:left w:w="80" w:type="dxa"/>
-              <w:bottom w:w="40" w:type="dxa"/>
-              <w:right w:w="80" w:type="dxa"/>
-            </w:tcMar>
-            <w:vAlign w:val="center"/>
-          </w:tcPr>
-          <w:p>
-            <w:pPr>
-              <w:spacing w:before="0" w:after="0" w:line="240" w:lineRule="auto"/>
-              <w:jc w:val="left"/>
-            </w:pPr>
-            <w:r>
-              <w:rPr>
-                <w:sz w:val="18"/>
-                <w:szCs w:val="18"/>
-              </w:rPr>
-              <w:t xml:space="preserve">controle </w:t>
-            </w:r>
-            <w:r>
-              <w:rPr>
-                <w:rFonts w:ascii="Liberation Mono" w:hAnsi="Liberation Mono" w:cs="Liberation Mono"/>
-                <w:color w:val="1F3864"/>
-                <w:sz w:val="18"/>
-                <w:szCs w:val="18"/>
-              </w:rPr>
-              <w:t xml:space="preserve">exposure</w:t>
+                <w:sz w:val="18"/>
+                <w:szCs w:val="18"/>
+              </w:rPr>
+              <w:t xml:space="preserve">0</w:t>
+            </w:r>
+          </w:p>
+        </w:tc>
+        <w:tc>
+          <w:tcPr>
+            <w:tcW w:w="1771" w:type="dxa"/>
+            <w:tcBorders>
+              <w:top w:val="single" w:sz="4" w:space="0" w:color="8C8C8C"/>
+              <w:left w:val="single" w:sz="4" w:space="0" w:color="8C8C8C"/>
+              <w:bottom w:val="single" w:sz="4" w:space="0" w:color="8C8C8C"/>
+              <w:right w:val="single" w:sz="4" w:space="0" w:color="8C8C8C"/>
+            </w:tcBorders>
+            <w:tcMar>
+              <w:top w:w="40" w:type="dxa"/>
+              <w:left w:w="80" w:type="dxa"/>
+              <w:bottom w:w="40" w:type="dxa"/>
+              <w:right w:w="80" w:type="dxa"/>
+            </w:tcMar>
+            <w:vAlign w:val="center"/>
+          </w:tcPr>
+          <w:p>
+            <w:pPr>
+              <w:spacing w:before="0" w:after="0" w:line="240" w:lineRule="auto"/>
+              <w:jc w:val="left"/>
+            </w:pPr>
+            <w:r>
+              <w:rPr>
+                <w:sz w:val="18"/>
+                <w:szCs w:val="18"/>
+              </w:rPr>
+              <w:t xml:space="preserve">0 (0x30 [Windows])</w:t>
             </w:r>
           </w:p>
         </w:tc>
@@ -3954,6 +4908,99 @@
         </w:trPr>
         <w:tc>
           <w:tcPr>
+            <w:tcW w:w="1510" w:type="dxa"/>
+            <w:tcBorders>
+              <w:top w:val="single" w:sz="4" w:space="0" w:color="8C8C8C"/>
+              <w:left w:val="single" w:sz="4" w:space="0" w:color="8C8C8C"/>
+              <w:bottom w:val="single" w:sz="4" w:space="0" w:color="8C8C8C"/>
+              <w:right w:val="single" w:sz="4" w:space="0" w:color="8C8C8C"/>
+            </w:tcBorders>
+            <w:tcMar>
+              <w:top w:w="40" w:type="dxa"/>
+              <w:left w:w="80" w:type="dxa"/>
+              <w:bottom w:w="40" w:type="dxa"/>
+              <w:right w:w="80" w:type="dxa"/>
+            </w:tcMar>
+            <w:vAlign w:val="center"/>
+          </w:tcPr>
+          <w:p>
+            <w:pPr>
+              <w:spacing w:before="0" w:after="0" w:line="240" w:lineRule="auto"/>
+              <w:jc w:val="left"/>
+            </w:pPr>
+            <w:r>
+              <w:rPr>
+                <w:sz w:val="18"/>
+                <w:szCs w:val="18"/>
+              </w:rPr>
+              <w:t xml:space="preserve">Tipo de medida</w:t>
+            </w:r>
+          </w:p>
+        </w:tc>
+        <w:tc>
+          <w:tcPr>
+            <w:tcW w:w="2155" w:type="dxa"/>
+            <w:tcBorders>
+              <w:top w:val="single" w:sz="4" w:space="0" w:color="8C8C8C"/>
+              <w:left w:val="single" w:sz="4" w:space="0" w:color="8C8C8C"/>
+              <w:bottom w:val="single" w:sz="4" w:space="0" w:color="8C8C8C"/>
+              <w:right w:val="single" w:sz="4" w:space="0" w:color="8C8C8C"/>
+            </w:tcBorders>
+            <w:tcMar>
+              <w:top w:w="40" w:type="dxa"/>
+              <w:left w:w="80" w:type="dxa"/>
+              <w:bottom w:w="40" w:type="dxa"/>
+              <w:right w:w="80" w:type="dxa"/>
+            </w:tcMar>
+            <w:vAlign w:val="center"/>
+          </w:tcPr>
+          <w:p>
+            <w:pPr>
+              <w:spacing w:before="0" w:after="0" w:line="240" w:lineRule="auto"/>
+              <w:jc w:val="left"/>
+            </w:pPr>
+            <w:r>
+              <w:rPr>
+                <w:sz w:val="18"/>
+                <w:szCs w:val="18"/>
+              </w:rPr>
+              <w:t xml:space="preserve">0x2A[0] (FRARH)</w:t>
+            </w:r>
+          </w:p>
+        </w:tc>
+        <w:tc>
+          <w:tcPr>
+            <w:tcW w:w="2737" w:type="dxa"/>
+            <w:tcBorders>
+              <w:top w:val="single" w:sz="4" w:space="0" w:color="8C8C8C"/>
+              <w:left w:val="single" w:sz="4" w:space="0" w:color="8C8C8C"/>
+              <w:bottom w:val="single" w:sz="4" w:space="0" w:color="8C8C8C"/>
+              <w:right w:val="single" w:sz="4" w:space="0" w:color="8C8C8C"/>
+            </w:tcBorders>
+            <w:tcMar>
+              <w:top w:w="40" w:type="dxa"/>
+              <w:left w:w="80" w:type="dxa"/>
+              <w:bottom w:w="40" w:type="dxa"/>
+              <w:right w:w="80" w:type="dxa"/>
+            </w:tcMar>
+            <w:vAlign w:val="center"/>
+          </w:tcPr>
+          <w:p>
+            <w:pPr>
+              <w:spacing w:before="0" w:after="0" w:line="240" w:lineRule="auto"/>
+              <w:jc w:val="left"/>
+            </w:pPr>
+            <w:r>
+              <w:rPr>
+                <w:sz w:val="18"/>
+                <w:szCs w:val="18"/>
+              </w:rPr>
+              <w:t xml:space="preserve">0 = contagem; 1 = média</w:t>
+            </w:r>
+          </w:p>
+        </w:tc>
+        <w:tc>
+          <w:tcPr>
             <w:tcW w:w="1465" w:type="dxa"/>
             <w:tcBorders>
               <w:top w:val="single" w:sz="4" w:space="0" w:color="8C8C8C"/>
@@ -3976,143 +5023,41 @@
             </w:pPr>
             <w:r>
               <w:rPr>
-                <w:rFonts w:ascii="Liberation Mono" w:hAnsi="Liberation Mono" w:cs="Liberation Mono"/>
-                <w:color w:val="1F3864"/>
-                <w:sz w:val="18"/>
-                <w:szCs w:val="18"/>
-              </w:rPr>
-              <w:t xml:space="preserve">0x76</w:t>
-            </w:r>
-            <w:r>
-              <w:rPr>
-                <w:sz w:val="18"/>
-                <w:szCs w:val="18"/>
-              </w:rPr>
-              <w:t xml:space="preserve"> COMO</w:t>
-            </w:r>
-          </w:p>
-        </w:tc>
-        <w:tc>
-          <w:tcPr>
-            <w:tcW w:w="900" w:type="dxa"/>
-            <w:tcBorders>
-              <w:top w:val="single" w:sz="4" w:space="0" w:color="8C8C8C"/>
-              <w:left w:val="single" w:sz="4" w:space="0" w:color="8C8C8C"/>
-              <w:bottom w:val="single" w:sz="4" w:space="0" w:color="8C8C8C"/>
-              <w:right w:val="single" w:sz="4" w:space="0" w:color="8C8C8C"/>
-            </w:tcBorders>
-            <w:tcMar>
-              <w:top w:w="40" w:type="dxa"/>
-              <w:left w:w="80" w:type="dxa"/>
-              <w:bottom w:w="40" w:type="dxa"/>
-              <w:right w:w="80" w:type="dxa"/>
-            </w:tcMar>
-            <w:vAlign w:val="center"/>
-          </w:tcPr>
-          <w:p>
-            <w:pPr>
-              <w:spacing w:before="0" w:after="0" w:line="240" w:lineRule="auto"/>
-              <w:jc w:val="left"/>
-            </w:pPr>
-            <w:r>
-              <w:rPr>
-                <w:sz w:val="18"/>
-                <w:szCs w:val="18"/>
-              </w:rPr>
-              <w:t xml:space="preserve">1:0</w:t>
-            </w:r>
-          </w:p>
-        </w:tc>
-        <w:tc>
-          <w:tcPr>
-            <w:tcW w:w="3991" w:type="dxa"/>
-            <w:tcBorders>
-              <w:top w:val="single" w:sz="4" w:space="0" w:color="8C8C8C"/>
-              <w:left w:val="single" w:sz="4" w:space="0" w:color="8C8C8C"/>
-              <w:bottom w:val="single" w:sz="4" w:space="0" w:color="8C8C8C"/>
-              <w:right w:val="single" w:sz="4" w:space="0" w:color="8C8C8C"/>
-            </w:tcBorders>
-            <w:tcMar>
-              <w:top w:w="40" w:type="dxa"/>
-              <w:left w:w="80" w:type="dxa"/>
-              <w:bottom w:w="40" w:type="dxa"/>
-              <w:right w:w="80" w:type="dxa"/>
-            </w:tcMar>
-            <w:vAlign w:val="center"/>
-          </w:tcPr>
-          <w:p>
-            <w:pPr>
-              <w:spacing w:before="0" w:after="0" w:line="240" w:lineRule="auto"/>
-              <w:jc w:val="left"/>
-            </w:pPr>
-            <w:r>
-              <w:rPr>
-                <w:sz w:val="18"/>
-                <w:szCs w:val="18"/>
-              </w:rPr>
-              <w:t xml:space="preserve">Exposição, bits 1:0</w:t>
-            </w:r>
-          </w:p>
-        </w:tc>
-        <w:tc>
-          <w:tcPr>
-            <w:tcW w:w="1536" w:type="dxa"/>
-            <w:tcBorders>
-              <w:top w:val="single" w:sz="4" w:space="0" w:color="8C8C8C"/>
-              <w:left w:val="single" w:sz="4" w:space="0" w:color="8C8C8C"/>
-              <w:bottom w:val="single" w:sz="4" w:space="0" w:color="8C8C8C"/>
-              <w:right w:val="single" w:sz="4" w:space="0" w:color="8C8C8C"/>
-            </w:tcBorders>
-            <w:tcMar>
-              <w:top w:w="40" w:type="dxa"/>
-              <w:left w:w="80" w:type="dxa"/>
-              <w:bottom w:w="40" w:type="dxa"/>
-              <w:right w:w="80" w:type="dxa"/>
-            </w:tcMar>
-            <w:vAlign w:val="center"/>
-          </w:tcPr>
-          <w:p>
-            <w:pPr>
-              <w:spacing w:before="0" w:after="0" w:line="240" w:lineRule="auto"/>
-              <w:jc w:val="left"/>
-            </w:pPr>
-            <w:r>
-              <w:rPr>
-                <w:sz w:val="18"/>
-                <w:szCs w:val="18"/>
-              </w:rPr>
-              <w:t xml:space="preserve">01</w:t>
-            </w:r>
-          </w:p>
-        </w:tc>
-        <w:tc>
-          <w:tcPr>
-            <w:tcW w:w="1746" w:type="dxa"/>
-            <w:tcBorders>
-              <w:top w:val="single" w:sz="4" w:space="0" w:color="8C8C8C"/>
-              <w:left w:val="single" w:sz="4" w:space="0" w:color="8C8C8C"/>
-              <w:bottom w:val="single" w:sz="4" w:space="0" w:color="8C8C8C"/>
-              <w:right w:val="single" w:sz="4" w:space="0" w:color="8C8C8C"/>
-            </w:tcBorders>
-            <w:tcMar>
-              <w:top w:w="40" w:type="dxa"/>
-              <w:left w:w="80" w:type="dxa"/>
-              <w:bottom w:w="40" w:type="dxa"/>
-              <w:right w:w="80" w:type="dxa"/>
-            </w:tcMar>
-            <w:vAlign w:val="center"/>
-          </w:tcPr>
-          <w:p>
-            <w:pPr>
-              <w:spacing w:before="0" w:after="0" w:line="240" w:lineRule="auto"/>
-              <w:jc w:val="left"/>
-            </w:pPr>
-            <w:r>
-              <w:rPr>
-                <w:sz w:val="18"/>
-                <w:szCs w:val="18"/>
-              </w:rPr>
-              <w:t xml:space="preserve">00 [Windows]</w:t>
+                <w:sz w:val="18"/>
+                <w:szCs w:val="18"/>
+              </w:rPr>
+              <w:t xml:space="preserve">0</w:t>
+            </w:r>
+          </w:p>
+        </w:tc>
+        <w:tc>
+          <w:tcPr>
+            <w:tcW w:w="1771" w:type="dxa"/>
+            <w:tcBorders>
+              <w:top w:val="single" w:sz="4" w:space="0" w:color="8C8C8C"/>
+              <w:left w:val="single" w:sz="4" w:space="0" w:color="8C8C8C"/>
+              <w:bottom w:val="single" w:sz="4" w:space="0" w:color="8C8C8C"/>
+              <w:right w:val="single" w:sz="4" w:space="0" w:color="8C8C8C"/>
+            </w:tcBorders>
+            <w:tcMar>
+              <w:top w:w="40" w:type="dxa"/>
+              <w:left w:w="80" w:type="dxa"/>
+              <w:bottom w:w="40" w:type="dxa"/>
+              <w:right w:w="80" w:type="dxa"/>
+            </w:tcMar>
+            <w:vAlign w:val="center"/>
+          </w:tcPr>
+          <w:p>
+            <w:pPr>
+              <w:spacing w:before="0" w:after="0" w:line="240" w:lineRule="auto"/>
+              <w:jc w:val="left"/>
+            </w:pPr>
+            <w:r>
+              <w:rPr>
+                <w:sz w:val="18"/>
+                <w:szCs w:val="18"/>
+              </w:rPr>
+              <w:t xml:space="preserve">0</w:t>
             </w:r>
           </w:p>
         </w:tc>
@@ -4124,6 +5069,99 @@
         </w:trPr>
         <w:tc>
           <w:tcPr>
+            <w:tcW w:w="1510" w:type="dxa"/>
+            <w:tcBorders>
+              <w:top w:val="single" w:sz="4" w:space="0" w:color="8C8C8C"/>
+              <w:left w:val="single" w:sz="4" w:space="0" w:color="8C8C8C"/>
+              <w:bottom w:val="single" w:sz="4" w:space="0" w:color="8C8C8C"/>
+              <w:right w:val="single" w:sz="4" w:space="0" w:color="8C8C8C"/>
+            </w:tcBorders>
+            <w:tcMar>
+              <w:top w:w="40" w:type="dxa"/>
+              <w:left w:w="80" w:type="dxa"/>
+              <w:bottom w:w="40" w:type="dxa"/>
+              <w:right w:w="80" w:type="dxa"/>
+            </w:tcMar>
+            <w:vAlign w:val="center"/>
+          </w:tcPr>
+          <w:p>
+            <w:pPr>
+              <w:spacing w:before="0" w:after="0" w:line="240" w:lineRule="auto"/>
+              <w:jc w:val="left"/>
+            </w:pPr>
+            <w:r>
+              <w:rPr>
+                <w:sz w:val="18"/>
+                <w:szCs w:val="18"/>
+              </w:rPr>
+              <w:t xml:space="preserve">Referência: claros</w:t>
+            </w:r>
+          </w:p>
+        </w:tc>
+        <w:tc>
+          <w:tcPr>
+            <w:tcW w:w="2155" w:type="dxa"/>
+            <w:tcBorders>
+              <w:top w:val="single" w:sz="4" w:space="0" w:color="8C8C8C"/>
+              <w:left w:val="single" w:sz="4" w:space="0" w:color="8C8C8C"/>
+              <w:bottom w:val="single" w:sz="4" w:space="0" w:color="8C8C8C"/>
+              <w:right w:val="single" w:sz="4" w:space="0" w:color="8C8C8C"/>
+            </w:tcBorders>
+            <w:tcMar>
+              <w:top w:w="40" w:type="dxa"/>
+              <w:left w:w="80" w:type="dxa"/>
+              <w:bottom w:w="40" w:type="dxa"/>
+              <w:right w:w="80" w:type="dxa"/>
+            </w:tcMar>
+            <w:vAlign w:val="center"/>
+          </w:tcPr>
+          <w:p>
+            <w:pPr>
+              <w:spacing w:before="0" w:after="0" w:line="240" w:lineRule="auto"/>
+              <w:jc w:val="left"/>
+            </w:pPr>
+            <w:r>
+              <w:rPr>
+                <w:sz w:val="18"/>
+                <w:szCs w:val="18"/>
+              </w:rPr>
+              <w:t xml:space="preserve">0x24[7:0] (AEW)</w:t>
+            </w:r>
+          </w:p>
+        </w:tc>
+        <w:tc>
+          <w:tcPr>
+            <w:tcW w:w="2737" w:type="dxa"/>
+            <w:tcBorders>
+              <w:top w:val="single" w:sz="4" w:space="0" w:color="8C8C8C"/>
+              <w:left w:val="single" w:sz="4" w:space="0" w:color="8C8C8C"/>
+              <w:bottom w:val="single" w:sz="4" w:space="0" w:color="8C8C8C"/>
+              <w:right w:val="single" w:sz="4" w:space="0" w:color="8C8C8C"/>
+            </w:tcBorders>
+            <w:tcMar>
+              <w:top w:w="40" w:type="dxa"/>
+              <w:left w:w="80" w:type="dxa"/>
+              <w:bottom w:w="40" w:type="dxa"/>
+              <w:right w:w="80" w:type="dxa"/>
+            </w:tcMar>
+            <w:vAlign w:val="center"/>
+          </w:tcPr>
+          <w:p>
+            <w:pPr>
+              <w:spacing w:before="0" w:after="0" w:line="240" w:lineRule="auto"/>
+              <w:jc w:val="left"/>
+            </w:pPr>
+            <w:r>
+              <w:rPr>
+                <w:sz w:val="18"/>
+                <w:szCs w:val="18"/>
+              </w:rPr>
+              <w:t xml:space="preserve">0x01–0x9A; ~1,3% (entr.) ou ~0,7% (progr.) por unidade; maior = mais claro</w:t>
+            </w:r>
+          </w:p>
+        </w:tc>
+        <w:tc>
+          <w:tcPr>
             <w:tcW w:w="1465" w:type="dxa"/>
             <w:tcBorders>
               <w:top w:val="single" w:sz="4" w:space="0" w:color="8C8C8C"/>
@@ -4146,124 +5184,6 @@
             </w:pPr>
             <w:r>
               <w:rPr>
-                <w:rFonts w:ascii="Liberation Mono" w:hAnsi="Liberation Mono" w:cs="Liberation Mono"/>
-                <w:color w:val="1F3864"/>
-                <w:sz w:val="18"/>
-                <w:szCs w:val="18"/>
-              </w:rPr>
-              <w:t xml:space="preserve">0x24</w:t>
-            </w:r>
-            <w:r>
-              <w:rPr>
-                <w:sz w:val="18"/>
-                <w:szCs w:val="18"/>
-              </w:rPr>
-              <w:t xml:space="preserve"> AEW</w:t>
-            </w:r>
-          </w:p>
-        </w:tc>
-        <w:tc>
-          <w:tcPr>
-            <w:tcW w:w="900" w:type="dxa"/>
-            <w:tcBorders>
-              <w:top w:val="single" w:sz="4" w:space="0" w:color="8C8C8C"/>
-              <w:left w:val="single" w:sz="4" w:space="0" w:color="8C8C8C"/>
-              <w:bottom w:val="single" w:sz="4" w:space="0" w:color="8C8C8C"/>
-              <w:right w:val="single" w:sz="4" w:space="0" w:color="8C8C8C"/>
-            </w:tcBorders>
-            <w:tcMar>
-              <w:top w:w="40" w:type="dxa"/>
-              <w:left w:w="80" w:type="dxa"/>
-              <w:bottom w:w="40" w:type="dxa"/>
-              <w:right w:w="80" w:type="dxa"/>
-            </w:tcMar>
-            <w:vAlign w:val="center"/>
-          </w:tcPr>
-          <w:p>
-            <w:pPr>
-              <w:spacing w:before="0" w:after="0" w:line="240" w:lineRule="auto"/>
-              <w:jc w:val="left"/>
-            </w:pPr>
-            <w:r>
-              <w:rPr>
-                <w:sz w:val="18"/>
-                <w:szCs w:val="18"/>
-              </w:rPr>
-              <w:t xml:space="preserve">7:0</w:t>
-            </w:r>
-          </w:p>
-        </w:tc>
-        <w:tc>
-          <w:tcPr>
-            <w:tcW w:w="3991" w:type="dxa"/>
-            <w:tcBorders>
-              <w:top w:val="single" w:sz="4" w:space="0" w:color="8C8C8C"/>
-              <w:left w:val="single" w:sz="4" w:space="0" w:color="8C8C8C"/>
-              <w:bottom w:val="single" w:sz="4" w:space="0" w:color="8C8C8C"/>
-              <w:right w:val="single" w:sz="4" w:space="0" w:color="8C8C8C"/>
-            </w:tcBorders>
-            <w:tcMar>
-              <w:top w:w="40" w:type="dxa"/>
-              <w:left w:w="80" w:type="dxa"/>
-              <w:bottom w:w="40" w:type="dxa"/>
-              <w:right w:w="80" w:type="dxa"/>
-            </w:tcMar>
-            <w:vAlign w:val="center"/>
-          </w:tcPr>
-          <w:p>
-            <w:pPr>
-              <w:spacing w:before="0" w:after="0" w:line="240" w:lineRule="auto"/>
-              <w:jc w:val="left"/>
-            </w:pPr>
-            <w:r>
-              <w:rPr>
-                <w:sz w:val="18"/>
-                <w:szCs w:val="18"/>
-              </w:rPr>
-              <w:t xml:space="preserve">Proporção de pixels </w:t>
-            </w:r>
-            <w:r>
-              <w:rPr>
-                <w:b/>
-                <w:bCs/>
-                <w:sz w:val="18"/>
-                <w:szCs w:val="18"/>
-              </w:rPr>
-              <w:t xml:space="preserve">claros</w:t>
-            </w:r>
-            <w:r>
-              <w:rPr>
-                <w:sz w:val="18"/>
-                <w:szCs w:val="18"/>
-              </w:rPr>
-              <w:t xml:space="preserve"> (padrão 25%; 1,3%/passo entrelaçado, 0,7% progressivo; faixa 0x01–0x9A). Maior = imagem mais clara</w:t>
-            </w:r>
-          </w:p>
-        </w:tc>
-        <w:tc>
-          <w:tcPr>
-            <w:tcW w:w="1536" w:type="dxa"/>
-            <w:tcBorders>
-              <w:top w:val="single" w:sz="4" w:space="0" w:color="8C8C8C"/>
-              <w:left w:val="single" w:sz="4" w:space="0" w:color="8C8C8C"/>
-              <w:bottom w:val="single" w:sz="4" w:space="0" w:color="8C8C8C"/>
-              <w:right w:val="single" w:sz="4" w:space="0" w:color="8C8C8C"/>
-            </w:tcBorders>
-            <w:tcMar>
-              <w:top w:w="40" w:type="dxa"/>
-              <w:left w:w="80" w:type="dxa"/>
-              <w:bottom w:w="40" w:type="dxa"/>
-              <w:right w:w="80" w:type="dxa"/>
-            </w:tcMar>
-            <w:vAlign w:val="center"/>
-          </w:tcPr>
-          <w:p>
-            <w:pPr>
-              <w:spacing w:before="0" w:after="0" w:line="240" w:lineRule="auto"/>
-              <w:jc w:val="left"/>
-            </w:pPr>
-            <w:r>
-              <w:rPr>
                 <w:sz w:val="18"/>
                 <w:szCs w:val="18"/>
               </w:rPr>
@@ -4273,7 +5193,7 @@
         </w:tc>
         <w:tc>
           <w:tcPr>
-            <w:tcW w:w="1746" w:type="dxa"/>
+            <w:tcW w:w="1771" w:type="dxa"/>
             <w:tcBorders>
               <w:top w:val="single" w:sz="4" w:space="0" w:color="8C8C8C"/>
               <w:left w:val="single" w:sz="4" w:space="0" w:color="8C8C8C"/>
@@ -4310,6 +5230,99 @@
         </w:trPr>
         <w:tc>
           <w:tcPr>
+            <w:tcW w:w="1510" w:type="dxa"/>
+            <w:tcBorders>
+              <w:top w:val="single" w:sz="4" w:space="0" w:color="8C8C8C"/>
+              <w:left w:val="single" w:sz="4" w:space="0" w:color="8C8C8C"/>
+              <w:bottom w:val="single" w:sz="4" w:space="0" w:color="8C8C8C"/>
+              <w:right w:val="single" w:sz="4" w:space="0" w:color="8C8C8C"/>
+            </w:tcBorders>
+            <w:tcMar>
+              <w:top w:w="40" w:type="dxa"/>
+              <w:left w:w="80" w:type="dxa"/>
+              <w:bottom w:w="40" w:type="dxa"/>
+              <w:right w:w="80" w:type="dxa"/>
+            </w:tcMar>
+            <w:vAlign w:val="center"/>
+          </w:tcPr>
+          <w:p>
+            <w:pPr>
+              <w:spacing w:before="0" w:after="0" w:line="240" w:lineRule="auto"/>
+              <w:jc w:val="left"/>
+            </w:pPr>
+            <w:r>
+              <w:rPr>
+                <w:sz w:val="18"/>
+                <w:szCs w:val="18"/>
+              </w:rPr>
+              <w:t xml:space="preserve">Referência: escuros</w:t>
+            </w:r>
+          </w:p>
+        </w:tc>
+        <w:tc>
+          <w:tcPr>
+            <w:tcW w:w="2155" w:type="dxa"/>
+            <w:tcBorders>
+              <w:top w:val="single" w:sz="4" w:space="0" w:color="8C8C8C"/>
+              <w:left w:val="single" w:sz="4" w:space="0" w:color="8C8C8C"/>
+              <w:bottom w:val="single" w:sz="4" w:space="0" w:color="8C8C8C"/>
+              <w:right w:val="single" w:sz="4" w:space="0" w:color="8C8C8C"/>
+            </w:tcBorders>
+            <w:tcMar>
+              <w:top w:w="40" w:type="dxa"/>
+              <w:left w:w="80" w:type="dxa"/>
+              <w:bottom w:w="40" w:type="dxa"/>
+              <w:right w:w="80" w:type="dxa"/>
+            </w:tcMar>
+            <w:vAlign w:val="center"/>
+          </w:tcPr>
+          <w:p>
+            <w:pPr>
+              <w:spacing w:before="0" w:after="0" w:line="240" w:lineRule="auto"/>
+              <w:jc w:val="left"/>
+            </w:pPr>
+            <w:r>
+              <w:rPr>
+                <w:sz w:val="18"/>
+                <w:szCs w:val="18"/>
+              </w:rPr>
+              <w:t xml:space="preserve">0x25[7:0] (AEB)</w:t>
+            </w:r>
+          </w:p>
+        </w:tc>
+        <w:tc>
+          <w:tcPr>
+            <w:tcW w:w="2737" w:type="dxa"/>
+            <w:tcBorders>
+              <w:top w:val="single" w:sz="4" w:space="0" w:color="8C8C8C"/>
+              <w:left w:val="single" w:sz="4" w:space="0" w:color="8C8C8C"/>
+              <w:bottom w:val="single" w:sz="4" w:space="0" w:color="8C8C8C"/>
+              <w:right w:val="single" w:sz="4" w:space="0" w:color="8C8C8C"/>
+            </w:tcBorders>
+            <w:tcMar>
+              <w:top w:w="40" w:type="dxa"/>
+              <w:left w:w="80" w:type="dxa"/>
+              <w:bottom w:w="40" w:type="dxa"/>
+              <w:right w:w="80" w:type="dxa"/>
+            </w:tcMar>
+            <w:vAlign w:val="center"/>
+          </w:tcPr>
+          <w:p>
+            <w:pPr>
+              <w:spacing w:before="0" w:after="0" w:line="240" w:lineRule="auto"/>
+              <w:jc w:val="left"/>
+            </w:pPr>
+            <w:r>
+              <w:rPr>
+                <w:sz w:val="18"/>
+                <w:szCs w:val="18"/>
+              </w:rPr>
+              <w:t xml:space="preserve">idem; maior = mais escuro; AEW + AEB &gt; 0x9A</w:t>
+            </w:r>
+          </w:p>
+        </w:tc>
+        <w:tc>
+          <w:tcPr>
             <w:tcW w:w="1465" w:type="dxa"/>
             <w:tcBorders>
               <w:top w:val="single" w:sz="4" w:space="0" w:color="8C8C8C"/>
@@ -4332,124 +5345,6 @@
             </w:pPr>
             <w:r>
               <w:rPr>
-                <w:rFonts w:ascii="Liberation Mono" w:hAnsi="Liberation Mono" w:cs="Liberation Mono"/>
-                <w:color w:val="1F3864"/>
-                <w:sz w:val="18"/>
-                <w:szCs w:val="18"/>
-              </w:rPr>
-              <w:t xml:space="preserve">0x25</w:t>
-            </w:r>
-            <w:r>
-              <w:rPr>
-                <w:sz w:val="18"/>
-                <w:szCs w:val="18"/>
-              </w:rPr>
-              <w:t xml:space="preserve"> AEB</w:t>
-            </w:r>
-          </w:p>
-        </w:tc>
-        <w:tc>
-          <w:tcPr>
-            <w:tcW w:w="900" w:type="dxa"/>
-            <w:tcBorders>
-              <w:top w:val="single" w:sz="4" w:space="0" w:color="8C8C8C"/>
-              <w:left w:val="single" w:sz="4" w:space="0" w:color="8C8C8C"/>
-              <w:bottom w:val="single" w:sz="4" w:space="0" w:color="8C8C8C"/>
-              <w:right w:val="single" w:sz="4" w:space="0" w:color="8C8C8C"/>
-            </w:tcBorders>
-            <w:tcMar>
-              <w:top w:w="40" w:type="dxa"/>
-              <w:left w:w="80" w:type="dxa"/>
-              <w:bottom w:w="40" w:type="dxa"/>
-              <w:right w:w="80" w:type="dxa"/>
-            </w:tcMar>
-            <w:vAlign w:val="center"/>
-          </w:tcPr>
-          <w:p>
-            <w:pPr>
-              <w:spacing w:before="0" w:after="0" w:line="240" w:lineRule="auto"/>
-              <w:jc w:val="left"/>
-            </w:pPr>
-            <w:r>
-              <w:rPr>
-                <w:sz w:val="18"/>
-                <w:szCs w:val="18"/>
-              </w:rPr>
-              <w:t xml:space="preserve">7:0</w:t>
-            </w:r>
-          </w:p>
-        </w:tc>
-        <w:tc>
-          <w:tcPr>
-            <w:tcW w:w="3991" w:type="dxa"/>
-            <w:tcBorders>
-              <w:top w:val="single" w:sz="4" w:space="0" w:color="8C8C8C"/>
-              <w:left w:val="single" w:sz="4" w:space="0" w:color="8C8C8C"/>
-              <w:bottom w:val="single" w:sz="4" w:space="0" w:color="8C8C8C"/>
-              <w:right w:val="single" w:sz="4" w:space="0" w:color="8C8C8C"/>
-            </w:tcBorders>
-            <w:tcMar>
-              <w:top w:w="40" w:type="dxa"/>
-              <w:left w:w="80" w:type="dxa"/>
-              <w:bottom w:w="40" w:type="dxa"/>
-              <w:right w:w="80" w:type="dxa"/>
-            </w:tcMar>
-            <w:vAlign w:val="center"/>
-          </w:tcPr>
-          <w:p>
-            <w:pPr>
-              <w:spacing w:before="0" w:after="0" w:line="240" w:lineRule="auto"/>
-              <w:jc w:val="left"/>
-            </w:pPr>
-            <w:r>
-              <w:rPr>
-                <w:sz w:val="18"/>
-                <w:szCs w:val="18"/>
-              </w:rPr>
-              <w:t xml:space="preserve">Proporção de pixels </w:t>
-            </w:r>
-            <w:r>
-              <w:rPr>
-                <w:b/>
-                <w:bCs/>
-                <w:sz w:val="18"/>
-                <w:szCs w:val="18"/>
-              </w:rPr>
-              <w:t xml:space="preserve">escuros</w:t>
-            </w:r>
-            <w:r>
-              <w:rPr>
-                <w:sz w:val="18"/>
-                <w:szCs w:val="18"/>
-              </w:rPr>
-              <w:t xml:space="preserve"> (padrão 75%). Maior = imagem mais escura. Regra: AEW + AEB &gt; 0x9A</w:t>
-            </w:r>
-          </w:p>
-        </w:tc>
-        <w:tc>
-          <w:tcPr>
-            <w:tcW w:w="1536" w:type="dxa"/>
-            <w:tcBorders>
-              <w:top w:val="single" w:sz="4" w:space="0" w:color="8C8C8C"/>
-              <w:left w:val="single" w:sz="4" w:space="0" w:color="8C8C8C"/>
-              <w:bottom w:val="single" w:sz="4" w:space="0" w:color="8C8C8C"/>
-              <w:right w:val="single" w:sz="4" w:space="0" w:color="8C8C8C"/>
-            </w:tcBorders>
-            <w:tcMar>
-              <w:top w:w="40" w:type="dxa"/>
-              <w:left w:w="80" w:type="dxa"/>
-              <w:bottom w:w="40" w:type="dxa"/>
-              <w:right w:w="80" w:type="dxa"/>
-            </w:tcMar>
-            <w:vAlign w:val="center"/>
-          </w:tcPr>
-          <w:p>
-            <w:pPr>
-              <w:spacing w:before="0" w:after="0" w:line="240" w:lineRule="auto"/>
-              <w:jc w:val="left"/>
-            </w:pPr>
-            <w:r>
-              <w:rPr>
                 <w:sz w:val="18"/>
                 <w:szCs w:val="18"/>
               </w:rPr>
@@ -4459,7 +5354,7 @@
         </w:tc>
         <w:tc>
           <w:tcPr>
-            <w:tcW w:w="1746" w:type="dxa"/>
+            <w:tcW w:w="1771" w:type="dxa"/>
             <w:tcBorders>
               <w:top w:val="single" w:sz="4" w:space="0" w:color="8C8C8C"/>
               <w:left w:val="single" w:sz="4" w:space="0" w:color="8C8C8C"/>
@@ -4496,6 +5391,99 @@
         </w:trPr>
         <w:tc>
           <w:tcPr>
+            <w:tcW w:w="1510" w:type="dxa"/>
+            <w:tcBorders>
+              <w:top w:val="single" w:sz="4" w:space="0" w:color="8C8C8C"/>
+              <w:left w:val="single" w:sz="4" w:space="0" w:color="8C8C8C"/>
+              <w:bottom w:val="single" w:sz="4" w:space="0" w:color="8C8C8C"/>
+              <w:right w:val="single" w:sz="4" w:space="0" w:color="8C8C8C"/>
+            </w:tcBorders>
+            <w:tcMar>
+              <w:top w:w="40" w:type="dxa"/>
+              <w:left w:w="80" w:type="dxa"/>
+              <w:bottom w:w="40" w:type="dxa"/>
+              <w:right w:w="80" w:type="dxa"/>
+            </w:tcMar>
+            <w:vAlign w:val="center"/>
+          </w:tcPr>
+          <w:p>
+            <w:pPr>
+              <w:spacing w:before="0" w:after="0" w:line="240" w:lineRule="auto"/>
+              <w:jc w:val="left"/>
+            </w:pPr>
+            <w:r>
+              <w:rPr>
+                <w:sz w:val="18"/>
+                <w:szCs w:val="18"/>
+              </w:rPr>
+              <w:t xml:space="preserve">Referência: nível</w:t>
+            </w:r>
+          </w:p>
+        </w:tc>
+        <w:tc>
+          <w:tcPr>
+            <w:tcW w:w="2155" w:type="dxa"/>
+            <w:tcBorders>
+              <w:top w:val="single" w:sz="4" w:space="0" w:color="8C8C8C"/>
+              <w:left w:val="single" w:sz="4" w:space="0" w:color="8C8C8C"/>
+              <w:bottom w:val="single" w:sz="4" w:space="0" w:color="8C8C8C"/>
+              <w:right w:val="single" w:sz="4" w:space="0" w:color="8C8C8C"/>
+            </w:tcBorders>
+            <w:tcMar>
+              <w:top w:w="40" w:type="dxa"/>
+              <w:left w:w="80" w:type="dxa"/>
+              <w:bottom w:w="40" w:type="dxa"/>
+              <w:right w:w="80" w:type="dxa"/>
+            </w:tcMar>
+            <w:vAlign w:val="center"/>
+          </w:tcPr>
+          <w:p>
+            <w:pPr>
+              <w:spacing w:before="0" w:after="0" w:line="240" w:lineRule="auto"/>
+              <w:jc w:val="left"/>
+            </w:pPr>
+            <w:r>
+              <w:rPr>
+                <w:sz w:val="18"/>
+                <w:szCs w:val="18"/>
+              </w:rPr>
+              <w:t xml:space="preserve">0x68[7:5] (ARL)</w:t>
+            </w:r>
+          </w:p>
+        </w:tc>
+        <w:tc>
+          <w:tcPr>
+            <w:tcW w:w="2737" w:type="dxa"/>
+            <w:tcBorders>
+              <w:top w:val="single" w:sz="4" w:space="0" w:color="8C8C8C"/>
+              <w:left w:val="single" w:sz="4" w:space="0" w:color="8C8C8C"/>
+              <w:bottom w:val="single" w:sz="4" w:space="0" w:color="8C8C8C"/>
+              <w:right w:val="single" w:sz="4" w:space="0" w:color="8C8C8C"/>
+            </w:tcBorders>
+            <w:tcMar>
+              <w:top w:w="40" w:type="dxa"/>
+              <w:left w:w="80" w:type="dxa"/>
+              <w:bottom w:w="40" w:type="dxa"/>
+              <w:right w:w="80" w:type="dxa"/>
+            </w:tcMar>
+            <w:vAlign w:val="center"/>
+          </w:tcPr>
+          <w:p>
+            <w:pPr>
+              <w:spacing w:before="0" w:after="0" w:line="240" w:lineRule="auto"/>
+              <w:jc w:val="left"/>
+            </w:pPr>
+            <w:r>
+              <w:rPr>
+                <w:sz w:val="18"/>
+                <w:szCs w:val="18"/>
+              </w:rPr>
+              <w:t xml:space="preserve">000–111; maior = mais claro (AEC e AGC)</w:t>
+            </w:r>
+          </w:p>
+        </w:tc>
+        <w:tc>
+          <w:tcPr>
             <w:tcW w:w="1465" w:type="dxa"/>
             <w:tcBorders>
               <w:top w:val="single" w:sz="4" w:space="0" w:color="8C8C8C"/>
@@ -4518,143 +5506,41 @@
             </w:pPr>
             <w:r>
               <w:rPr>
-                <w:rFonts w:ascii="Liberation Mono" w:hAnsi="Liberation Mono" w:cs="Liberation Mono"/>
-                <w:color w:val="1F3864"/>
-                <w:sz w:val="18"/>
-                <w:szCs w:val="18"/>
-              </w:rPr>
-              <w:t xml:space="preserve">0x68</w:t>
-            </w:r>
-            <w:r>
-              <w:rPr>
-                <w:sz w:val="18"/>
-                <w:szCs w:val="18"/>
-              </w:rPr>
-              <w:t xml:space="preserve"> ARL</w:t>
-            </w:r>
-          </w:p>
-        </w:tc>
-        <w:tc>
-          <w:tcPr>
-            <w:tcW w:w="900" w:type="dxa"/>
-            <w:tcBorders>
-              <w:top w:val="single" w:sz="4" w:space="0" w:color="8C8C8C"/>
-              <w:left w:val="single" w:sz="4" w:space="0" w:color="8C8C8C"/>
-              <w:bottom w:val="single" w:sz="4" w:space="0" w:color="8C8C8C"/>
-              <w:right w:val="single" w:sz="4" w:space="0" w:color="8C8C8C"/>
-            </w:tcBorders>
-            <w:tcMar>
-              <w:top w:w="40" w:type="dxa"/>
-              <w:left w:w="80" w:type="dxa"/>
-              <w:bottom w:w="40" w:type="dxa"/>
-              <w:right w:w="80" w:type="dxa"/>
-            </w:tcMar>
-            <w:vAlign w:val="center"/>
-          </w:tcPr>
-          <w:p>
-            <w:pPr>
-              <w:spacing w:before="0" w:after="0" w:line="240" w:lineRule="auto"/>
-              <w:jc w:val="left"/>
-            </w:pPr>
-            <w:r>
-              <w:rPr>
-                <w:sz w:val="18"/>
-                <w:szCs w:val="18"/>
-              </w:rPr>
-              <w:t xml:space="preserve">7:5</w:t>
-            </w:r>
-          </w:p>
-        </w:tc>
-        <w:tc>
-          <w:tcPr>
-            <w:tcW w:w="3991" w:type="dxa"/>
-            <w:tcBorders>
-              <w:top w:val="single" w:sz="4" w:space="0" w:color="8C8C8C"/>
-              <w:left w:val="single" w:sz="4" w:space="0" w:color="8C8C8C"/>
-              <w:bottom w:val="single" w:sz="4" w:space="0" w:color="8C8C8C"/>
-              <w:right w:val="single" w:sz="4" w:space="0" w:color="8C8C8C"/>
-            </w:tcBorders>
-            <w:tcMar>
-              <w:top w:w="40" w:type="dxa"/>
-              <w:left w:w="80" w:type="dxa"/>
-              <w:bottom w:w="40" w:type="dxa"/>
-              <w:right w:w="80" w:type="dxa"/>
-            </w:tcMar>
-            <w:vAlign w:val="center"/>
-          </w:tcPr>
-          <w:p>
-            <w:pPr>
-              <w:spacing w:before="0" w:after="0" w:line="240" w:lineRule="auto"/>
-              <w:jc w:val="left"/>
-            </w:pPr>
-            <w:r>
-              <w:rPr>
-                <w:sz w:val="18"/>
-                <w:szCs w:val="18"/>
-              </w:rPr>
-              <w:t xml:space="preserve">Tensão de referência do AEC/AGC: maior = imagem final mais clara</w:t>
-            </w:r>
-          </w:p>
-        </w:tc>
-        <w:tc>
-          <w:tcPr>
-            <w:tcW w:w="1536" w:type="dxa"/>
-            <w:tcBorders>
-              <w:top w:val="single" w:sz="4" w:space="0" w:color="8C8C8C"/>
-              <w:left w:val="single" w:sz="4" w:space="0" w:color="8C8C8C"/>
-              <w:bottom w:val="single" w:sz="4" w:space="0" w:color="8C8C8C"/>
-              <w:right w:val="single" w:sz="4" w:space="0" w:color="8C8C8C"/>
-            </w:tcBorders>
-            <w:tcMar>
-              <w:top w:w="40" w:type="dxa"/>
-              <w:left w:w="80" w:type="dxa"/>
-              <w:bottom w:w="40" w:type="dxa"/>
-              <w:right w:w="80" w:type="dxa"/>
-            </w:tcMar>
-            <w:vAlign w:val="center"/>
-          </w:tcPr>
-          <w:p>
-            <w:pPr>
-              <w:spacing w:before="0" w:after="0" w:line="240" w:lineRule="auto"/>
-              <w:jc w:val="left"/>
-            </w:pPr>
-            <w:r>
-              <w:rPr>
-                <w:sz w:val="18"/>
-                <w:szCs w:val="18"/>
-              </w:rPr>
-              <w:t xml:space="preserve">0xAC</w:t>
-            </w:r>
-          </w:p>
-        </w:tc>
-        <w:tc>
-          <w:tcPr>
-            <w:tcW w:w="1746" w:type="dxa"/>
-            <w:tcBorders>
-              <w:top w:val="single" w:sz="4" w:space="0" w:color="8C8C8C"/>
-              <w:left w:val="single" w:sz="4" w:space="0" w:color="8C8C8C"/>
-              <w:bottom w:val="single" w:sz="4" w:space="0" w:color="8C8C8C"/>
-              <w:right w:val="single" w:sz="4" w:space="0" w:color="8C8C8C"/>
-            </w:tcBorders>
-            <w:tcMar>
-              <w:top w:w="40" w:type="dxa"/>
-              <w:left w:w="80" w:type="dxa"/>
-              <w:bottom w:w="40" w:type="dxa"/>
-              <w:right w:w="80" w:type="dxa"/>
-            </w:tcMar>
-            <w:vAlign w:val="center"/>
-          </w:tcPr>
-          <w:p>
-            <w:pPr>
-              <w:spacing w:before="0" w:after="0" w:line="240" w:lineRule="auto"/>
-              <w:jc w:val="left"/>
-            </w:pPr>
-            <w:r>
-              <w:rPr>
-                <w:sz w:val="18"/>
-                <w:szCs w:val="18"/>
-              </w:rPr>
-              <w:t xml:space="preserve">0xAC</w:t>
+                <w:sz w:val="18"/>
+                <w:szCs w:val="18"/>
+              </w:rPr>
+              <w:t xml:space="preserve">101 (0xAC)</w:t>
+            </w:r>
+          </w:p>
+        </w:tc>
+        <w:tc>
+          <w:tcPr>
+            <w:tcW w:w="1771" w:type="dxa"/>
+            <w:tcBorders>
+              <w:top w:val="single" w:sz="4" w:space="0" w:color="8C8C8C"/>
+              <w:left w:val="single" w:sz="4" w:space="0" w:color="8C8C8C"/>
+              <w:bottom w:val="single" w:sz="4" w:space="0" w:color="8C8C8C"/>
+              <w:right w:val="single" w:sz="4" w:space="0" w:color="8C8C8C"/>
+            </w:tcBorders>
+            <w:tcMar>
+              <w:top w:w="40" w:type="dxa"/>
+              <w:left w:w="80" w:type="dxa"/>
+              <w:bottom w:w="40" w:type="dxa"/>
+              <w:right w:w="80" w:type="dxa"/>
+            </w:tcMar>
+            <w:vAlign w:val="center"/>
+          </w:tcPr>
+          <w:p>
+            <w:pPr>
+              <w:spacing w:before="0" w:after="0" w:line="240" w:lineRule="auto"/>
+              <w:jc w:val="left"/>
+            </w:pPr>
+            <w:r>
+              <w:rPr>
+                <w:sz w:val="18"/>
+                <w:szCs w:val="18"/>
+              </w:rPr>
+              <w:t xml:space="preserve">101</w:t>
             </w:r>
           </w:p>
         </w:tc>
@@ -4666,6 +5552,99 @@
         </w:trPr>
         <w:tc>
           <w:tcPr>
+            <w:tcW w:w="1510" w:type="dxa"/>
+            <w:tcBorders>
+              <w:top w:val="single" w:sz="4" w:space="0" w:color="8C8C8C"/>
+              <w:left w:val="single" w:sz="4" w:space="0" w:color="8C8C8C"/>
+              <w:bottom w:val="single" w:sz="4" w:space="0" w:color="8C8C8C"/>
+              <w:right w:val="single" w:sz="4" w:space="0" w:color="8C8C8C"/>
+            </w:tcBorders>
+            <w:tcMar>
+              <w:top w:w="40" w:type="dxa"/>
+              <w:left w:w="80" w:type="dxa"/>
+              <w:bottom w:w="40" w:type="dxa"/>
+              <w:right w:w="80" w:type="dxa"/>
+            </w:tcMar>
+            <w:vAlign w:val="center"/>
+          </w:tcPr>
+          <w:p>
+            <w:pPr>
+              <w:spacing w:before="0" w:after="0" w:line="240" w:lineRule="auto"/>
+              <w:jc w:val="left"/>
+            </w:pPr>
+            <w:r>
+              <w:rPr>
+                <w:sz w:val="18"/>
+                <w:szCs w:val="18"/>
+              </w:rPr>
+              <w:t xml:space="preserve">Ritmo</w:t>
+            </w:r>
+          </w:p>
+        </w:tc>
+        <w:tc>
+          <w:tcPr>
+            <w:tcW w:w="2155" w:type="dxa"/>
+            <w:tcBorders>
+              <w:top w:val="single" w:sz="4" w:space="0" w:color="8C8C8C"/>
+              <w:left w:val="single" w:sz="4" w:space="0" w:color="8C8C8C"/>
+              <w:bottom w:val="single" w:sz="4" w:space="0" w:color="8C8C8C"/>
+              <w:right w:val="single" w:sz="4" w:space="0" w:color="8C8C8C"/>
+            </w:tcBorders>
+            <w:tcMar>
+              <w:top w:w="40" w:type="dxa"/>
+              <w:left w:w="80" w:type="dxa"/>
+              <w:bottom w:w="40" w:type="dxa"/>
+              <w:right w:w="80" w:type="dxa"/>
+            </w:tcMar>
+            <w:vAlign w:val="center"/>
+          </w:tcPr>
+          <w:p>
+            <w:pPr>
+              <w:spacing w:before="0" w:after="0" w:line="240" w:lineRule="auto"/>
+              <w:jc w:val="left"/>
+            </w:pPr>
+            <w:r>
+              <w:rPr>
+                <w:sz w:val="18"/>
+                <w:szCs w:val="18"/>
+              </w:rPr>
+              <w:t xml:space="preserve">0x2D[7] (COMJ)</w:t>
+            </w:r>
+          </w:p>
+        </w:tc>
+        <w:tc>
+          <w:tcPr>
+            <w:tcW w:w="2737" w:type="dxa"/>
+            <w:tcBorders>
+              <w:top w:val="single" w:sz="4" w:space="0" w:color="8C8C8C"/>
+              <w:left w:val="single" w:sz="4" w:space="0" w:color="8C8C8C"/>
+              <w:bottom w:val="single" w:sz="4" w:space="0" w:color="8C8C8C"/>
+              <w:right w:val="single" w:sz="4" w:space="0" w:color="8C8C8C"/>
+            </w:tcBorders>
+            <w:tcMar>
+              <w:top w:w="40" w:type="dxa"/>
+              <w:left w:w="80" w:type="dxa"/>
+              <w:bottom w:w="40" w:type="dxa"/>
+              <w:right w:w="80" w:type="dxa"/>
+            </w:tcMar>
+            <w:vAlign w:val="center"/>
+          </w:tcPr>
+          <w:p>
+            <w:pPr>
+              <w:spacing w:before="0" w:after="0" w:line="240" w:lineRule="auto"/>
+              <w:jc w:val="left"/>
+            </w:pPr>
+            <w:r>
+              <w:rPr>
+                <w:sz w:val="18"/>
+                <w:szCs w:val="18"/>
+              </w:rPr>
+              <w:t xml:space="preserve">1 = a cada 2 ou 4 campos; 0 = a cada campo</w:t>
+            </w:r>
+          </w:p>
+        </w:tc>
+        <w:tc>
+          <w:tcPr>
             <w:tcW w:w="1465" w:type="dxa"/>
             <w:tcBorders>
               <w:top w:val="single" w:sz="4" w:space="0" w:color="8C8C8C"/>
@@ -4688,159 +5667,41 @@
             </w:pPr>
             <w:r>
               <w:rPr>
-                <w:rFonts w:ascii="Liberation Mono" w:hAnsi="Liberation Mono" w:cs="Liberation Mono"/>
-                <w:color w:val="1F3864"/>
-                <w:sz w:val="18"/>
-                <w:szCs w:val="18"/>
-              </w:rPr>
-              <w:t xml:space="preserve">0x29</w:t>
-            </w:r>
-            <w:r>
-              <w:rPr>
-                <w:sz w:val="18"/>
-                <w:szCs w:val="18"/>
-              </w:rPr>
-              <w:t xml:space="preserve"> COMI</w:t>
-            </w:r>
-          </w:p>
-        </w:tc>
-        <w:tc>
-          <w:tcPr>
-            <w:tcW w:w="900" w:type="dxa"/>
-            <w:tcBorders>
-              <w:top w:val="single" w:sz="4" w:space="0" w:color="8C8C8C"/>
-              <w:left w:val="single" w:sz="4" w:space="0" w:color="8C8C8C"/>
-              <w:bottom w:val="single" w:sz="4" w:space="0" w:color="8C8C8C"/>
-              <w:right w:val="single" w:sz="4" w:space="0" w:color="8C8C8C"/>
-            </w:tcBorders>
-            <w:tcMar>
-              <w:top w:w="40" w:type="dxa"/>
-              <w:left w:w="80" w:type="dxa"/>
-              <w:bottom w:w="40" w:type="dxa"/>
-              <w:right w:w="80" w:type="dxa"/>
-            </w:tcMar>
-            <w:vAlign w:val="center"/>
-          </w:tcPr>
-          <w:p>
-            <w:pPr>
-              <w:spacing w:before="0" w:after="0" w:line="240" w:lineRule="auto"/>
-              <w:jc w:val="left"/>
-            </w:pPr>
-            <w:r>
-              <w:rPr>
-                <w:sz w:val="18"/>
-                <w:szCs w:val="18"/>
-              </w:rPr>
-              <w:t xml:space="preserve">3</w:t>
-            </w:r>
-          </w:p>
-        </w:tc>
-        <w:tc>
-          <w:tcPr>
-            <w:tcW w:w="3991" w:type="dxa"/>
-            <w:tcBorders>
-              <w:top w:val="single" w:sz="4" w:space="0" w:color="8C8C8C"/>
-              <w:left w:val="single" w:sz="4" w:space="0" w:color="8C8C8C"/>
-              <w:bottom w:val="single" w:sz="4" w:space="0" w:color="8C8C8C"/>
-              <w:right w:val="single" w:sz="4" w:space="0" w:color="8C8C8C"/>
-            </w:tcBorders>
-            <w:tcMar>
-              <w:top w:w="40" w:type="dxa"/>
-              <w:left w:w="80" w:type="dxa"/>
-              <w:bottom w:w="40" w:type="dxa"/>
-              <w:right w:w="80" w:type="dxa"/>
-            </w:tcMar>
-            <w:vAlign w:val="center"/>
-          </w:tcPr>
-          <w:p>
-            <w:pPr>
-              <w:spacing w:before="0" w:after="0" w:line="240" w:lineRule="auto"/>
-              <w:jc w:val="left"/>
-            </w:pPr>
-            <w:r>
-              <w:rPr>
-                <w:sz w:val="18"/>
-                <w:szCs w:val="18"/>
-              </w:rPr>
-              <w:t xml:space="preserve">1 = mede só o </w:t>
-            </w:r>
-            <w:r>
-              <w:rPr>
-                <w:b/>
-                <w:bCs/>
-                <w:sz w:val="18"/>
-                <w:szCs w:val="18"/>
-              </w:rPr>
-              <w:t xml:space="preserve">quarto central</w:t>
-            </w:r>
-            <w:r>
-              <w:rPr>
-                <w:sz w:val="18"/>
-                <w:szCs w:val="18"/>
-              </w:rPr>
-              <w:t xml:space="preserve"> da imagem</w:t>
-            </w:r>
-          </w:p>
-        </w:tc>
-        <w:tc>
-          <w:tcPr>
-            <w:tcW w:w="1536" w:type="dxa"/>
-            <w:tcBorders>
-              <w:top w:val="single" w:sz="4" w:space="0" w:color="8C8C8C"/>
-              <w:left w:val="single" w:sz="4" w:space="0" w:color="8C8C8C"/>
-              <w:bottom w:val="single" w:sz="4" w:space="0" w:color="8C8C8C"/>
-              <w:right w:val="single" w:sz="4" w:space="0" w:color="8C8C8C"/>
-            </w:tcBorders>
-            <w:tcMar>
-              <w:top w:w="40" w:type="dxa"/>
-              <w:left w:w="80" w:type="dxa"/>
-              <w:bottom w:w="40" w:type="dxa"/>
-              <w:right w:w="80" w:type="dxa"/>
-            </w:tcMar>
-            <w:vAlign w:val="center"/>
-          </w:tcPr>
-          <w:p>
-            <w:pPr>
-              <w:spacing w:before="0" w:after="0" w:line="240" w:lineRule="auto"/>
-              <w:jc w:val="left"/>
-            </w:pPr>
-            <w:r>
-              <w:rPr>
-                <w:sz w:val="18"/>
-                <w:szCs w:val="18"/>
-              </w:rPr>
-              <w:t xml:space="preserve">0</w:t>
-            </w:r>
-          </w:p>
-        </w:tc>
-        <w:tc>
-          <w:tcPr>
-            <w:tcW w:w="1746" w:type="dxa"/>
-            <w:tcBorders>
-              <w:top w:val="single" w:sz="4" w:space="0" w:color="8C8C8C"/>
-              <w:left w:val="single" w:sz="4" w:space="0" w:color="8C8C8C"/>
-              <w:bottom w:val="single" w:sz="4" w:space="0" w:color="8C8C8C"/>
-              <w:right w:val="single" w:sz="4" w:space="0" w:color="8C8C8C"/>
-            </w:tcBorders>
-            <w:tcMar>
-              <w:top w:w="40" w:type="dxa"/>
-              <w:left w:w="80" w:type="dxa"/>
-              <w:bottom w:w="40" w:type="dxa"/>
-              <w:right w:w="80" w:type="dxa"/>
-            </w:tcMar>
-            <w:vAlign w:val="center"/>
-          </w:tcPr>
-          <w:p>
-            <w:pPr>
-              <w:spacing w:before="0" w:after="0" w:line="240" w:lineRule="auto"/>
-              <w:jc w:val="left"/>
-            </w:pPr>
-            <w:r>
-              <w:rPr>
-                <w:sz w:val="18"/>
-                <w:szCs w:val="18"/>
-              </w:rPr>
-              <w:t xml:space="preserve">0 (0x30 [Windows])</w:t>
+                <w:sz w:val="18"/>
+                <w:szCs w:val="18"/>
+              </w:rPr>
+              <w:t xml:space="preserve">1</w:t>
+            </w:r>
+          </w:p>
+        </w:tc>
+        <w:tc>
+          <w:tcPr>
+            <w:tcW w:w="1771" w:type="dxa"/>
+            <w:tcBorders>
+              <w:top w:val="single" w:sz="4" w:space="0" w:color="8C8C8C"/>
+              <w:left w:val="single" w:sz="4" w:space="0" w:color="8C8C8C"/>
+              <w:bottom w:val="single" w:sz="4" w:space="0" w:color="8C8C8C"/>
+              <w:right w:val="single" w:sz="4" w:space="0" w:color="8C8C8C"/>
+            </w:tcBorders>
+            <w:tcMar>
+              <w:top w:w="40" w:type="dxa"/>
+              <w:left w:w="80" w:type="dxa"/>
+              <w:bottom w:w="40" w:type="dxa"/>
+              <w:right w:w="80" w:type="dxa"/>
+            </w:tcMar>
+            <w:vAlign w:val="center"/>
+          </w:tcPr>
+          <w:p>
+            <w:pPr>
+              <w:spacing w:before="0" w:after="0" w:line="240" w:lineRule="auto"/>
+              <w:jc w:val="left"/>
+            </w:pPr>
+            <w:r>
+              <w:rPr>
+                <w:sz w:val="18"/>
+                <w:szCs w:val="18"/>
+              </w:rPr>
+              <w:t xml:space="preserve">1</w:t>
             </w:r>
           </w:p>
         </w:tc>
@@ -4852,6 +5713,99 @@
         </w:trPr>
         <w:tc>
           <w:tcPr>
+            <w:tcW w:w="1510" w:type="dxa"/>
+            <w:tcBorders>
+              <w:top w:val="single" w:sz="4" w:space="0" w:color="8C8C8C"/>
+              <w:left w:val="single" w:sz="4" w:space="0" w:color="8C8C8C"/>
+              <w:bottom w:val="single" w:sz="4" w:space="0" w:color="8C8C8C"/>
+              <w:right w:val="single" w:sz="4" w:space="0" w:color="8C8C8C"/>
+            </w:tcBorders>
+            <w:tcMar>
+              <w:top w:w="40" w:type="dxa"/>
+              <w:left w:w="80" w:type="dxa"/>
+              <w:bottom w:w="40" w:type="dxa"/>
+              <w:right w:w="80" w:type="dxa"/>
+            </w:tcMar>
+            <w:vAlign w:val="center"/>
+          </w:tcPr>
+          <w:p>
+            <w:pPr>
+              <w:spacing w:before="0" w:after="0" w:line="240" w:lineRule="auto"/>
+              <w:jc w:val="left"/>
+            </w:pPr>
+            <w:r>
+              <w:rPr>
+                <w:sz w:val="18"/>
+                <w:szCs w:val="18"/>
+              </w:rPr>
+              <w:t xml:space="preserve">Modo rápido / passo</w:t>
+            </w:r>
+          </w:p>
+        </w:tc>
+        <w:tc>
+          <w:tcPr>
+            <w:tcW w:w="2155" w:type="dxa"/>
+            <w:tcBorders>
+              <w:top w:val="single" w:sz="4" w:space="0" w:color="8C8C8C"/>
+              <w:left w:val="single" w:sz="4" w:space="0" w:color="8C8C8C"/>
+              <w:bottom w:val="single" w:sz="4" w:space="0" w:color="8C8C8C"/>
+              <w:right w:val="single" w:sz="4" w:space="0" w:color="8C8C8C"/>
+            </w:tcBorders>
+            <w:tcMar>
+              <w:top w:w="40" w:type="dxa"/>
+              <w:left w:w="80" w:type="dxa"/>
+              <w:bottom w:w="40" w:type="dxa"/>
+              <w:right w:w="80" w:type="dxa"/>
+            </w:tcMar>
+            <w:vAlign w:val="center"/>
+          </w:tcPr>
+          <w:p>
+            <w:pPr>
+              <w:spacing w:before="0" w:after="0" w:line="240" w:lineRule="auto"/>
+              <w:jc w:val="left"/>
+            </w:pPr>
+            <w:r>
+              <w:rPr>
+                <w:sz w:val="18"/>
+                <w:szCs w:val="18"/>
+              </w:rPr>
+              <w:t xml:space="preserve">0x15[2] / 0x15[3] (COMD)</w:t>
+            </w:r>
+          </w:p>
+        </w:tc>
+        <w:tc>
+          <w:tcPr>
+            <w:tcW w:w="2737" w:type="dxa"/>
+            <w:tcBorders>
+              <w:top w:val="single" w:sz="4" w:space="0" w:color="8C8C8C"/>
+              <w:left w:val="single" w:sz="4" w:space="0" w:color="8C8C8C"/>
+              <w:bottom w:val="single" w:sz="4" w:space="0" w:color="8C8C8C"/>
+              <w:right w:val="single" w:sz="4" w:space="0" w:color="8C8C8C"/>
+            </w:tcBorders>
+            <w:tcMar>
+              <w:top w:w="40" w:type="dxa"/>
+              <w:left w:w="80" w:type="dxa"/>
+              <w:bottom w:w="40" w:type="dxa"/>
+              <w:right w:w="80" w:type="dxa"/>
+            </w:tcMar>
+            <w:vAlign w:val="center"/>
+          </w:tcPr>
+          <w:p>
+            <w:pPr>
+              <w:spacing w:before="0" w:after="0" w:line="240" w:lineRule="auto"/>
+              <w:jc w:val="left"/>
+            </w:pPr>
+            <w:r>
+              <w:rPr>
+                <w:sz w:val="18"/>
+                <w:szCs w:val="18"/>
+              </w:rPr>
+              <w:t xml:space="preserve">1 = rápido / 1 = passo grande</w:t>
+            </w:r>
+          </w:p>
+        </w:tc>
+        <w:tc>
+          <w:tcPr>
             <w:tcW w:w="1465" w:type="dxa"/>
             <w:tcBorders>
               <w:top w:val="single" w:sz="4" w:space="0" w:color="8C8C8C"/>
@@ -4874,159 +5828,41 @@
             </w:pPr>
             <w:r>
               <w:rPr>
-                <w:rFonts w:ascii="Liberation Mono" w:hAnsi="Liberation Mono" w:cs="Liberation Mono"/>
-                <w:color w:val="1F3864"/>
-                <w:sz w:val="18"/>
-                <w:szCs w:val="18"/>
-              </w:rPr>
-              <w:t xml:space="preserve">0x2A</w:t>
-            </w:r>
-            <w:r>
-              <w:rPr>
-                <w:sz w:val="18"/>
-                <w:szCs w:val="18"/>
-              </w:rPr>
-              <w:t xml:space="preserve"> FRARH</w:t>
-            </w:r>
-          </w:p>
-        </w:tc>
-        <w:tc>
-          <w:tcPr>
-            <w:tcW w:w="900" w:type="dxa"/>
-            <w:tcBorders>
-              <w:top w:val="single" w:sz="4" w:space="0" w:color="8C8C8C"/>
-              <w:left w:val="single" w:sz="4" w:space="0" w:color="8C8C8C"/>
-              <w:bottom w:val="single" w:sz="4" w:space="0" w:color="8C8C8C"/>
-              <w:right w:val="single" w:sz="4" w:space="0" w:color="8C8C8C"/>
-            </w:tcBorders>
-            <w:tcMar>
-              <w:top w:w="40" w:type="dxa"/>
-              <w:left w:w="80" w:type="dxa"/>
-              <w:bottom w:w="40" w:type="dxa"/>
-              <w:right w:w="80" w:type="dxa"/>
-            </w:tcMar>
-            <w:vAlign w:val="center"/>
-          </w:tcPr>
-          <w:p>
-            <w:pPr>
-              <w:spacing w:before="0" w:after="0" w:line="240" w:lineRule="auto"/>
-              <w:jc w:val="left"/>
-            </w:pPr>
-            <w:r>
-              <w:rPr>
-                <w:sz w:val="18"/>
-                <w:szCs w:val="18"/>
-              </w:rPr>
-              <w:t xml:space="preserve">0</w:t>
-            </w:r>
-          </w:p>
-        </w:tc>
-        <w:tc>
-          <w:tcPr>
-            <w:tcW w:w="3991" w:type="dxa"/>
-            <w:tcBorders>
-              <w:top w:val="single" w:sz="4" w:space="0" w:color="8C8C8C"/>
-              <w:left w:val="single" w:sz="4" w:space="0" w:color="8C8C8C"/>
-              <w:bottom w:val="single" w:sz="4" w:space="0" w:color="8C8C8C"/>
-              <w:right w:val="single" w:sz="4" w:space="0" w:color="8C8C8C"/>
-            </w:tcBorders>
-            <w:tcMar>
-              <w:top w:w="40" w:type="dxa"/>
-              <w:left w:w="80" w:type="dxa"/>
-              <w:bottom w:w="40" w:type="dxa"/>
-              <w:right w:w="80" w:type="dxa"/>
-            </w:tcMar>
-            <w:vAlign w:val="center"/>
-          </w:tcPr>
-          <w:p>
-            <w:pPr>
-              <w:spacing w:before="0" w:after="0" w:line="240" w:lineRule="auto"/>
-              <w:jc w:val="left"/>
-            </w:pPr>
-            <w:r>
-              <w:rPr>
-                <w:sz w:val="18"/>
-                <w:szCs w:val="18"/>
-              </w:rPr>
-              <w:t xml:space="preserve">1 = usa a </w:t>
-            </w:r>
-            <w:r>
-              <w:rPr>
-                <w:b/>
-                <w:bCs/>
-                <w:sz w:val="18"/>
-                <w:szCs w:val="18"/>
-              </w:rPr>
-              <w:t xml:space="preserve">média</w:t>
-            </w:r>
-            <w:r>
-              <w:rPr>
-                <w:sz w:val="18"/>
-                <w:szCs w:val="18"/>
-              </w:rPr>
-              <w:t xml:space="preserve"> de luminância interna em vez da contagem de pixels</w:t>
-            </w:r>
-          </w:p>
-        </w:tc>
-        <w:tc>
-          <w:tcPr>
-            <w:tcW w:w="1536" w:type="dxa"/>
-            <w:tcBorders>
-              <w:top w:val="single" w:sz="4" w:space="0" w:color="8C8C8C"/>
-              <w:left w:val="single" w:sz="4" w:space="0" w:color="8C8C8C"/>
-              <w:bottom w:val="single" w:sz="4" w:space="0" w:color="8C8C8C"/>
-              <w:right w:val="single" w:sz="4" w:space="0" w:color="8C8C8C"/>
-            </w:tcBorders>
-            <w:tcMar>
-              <w:top w:w="40" w:type="dxa"/>
-              <w:left w:w="80" w:type="dxa"/>
-              <w:bottom w:w="40" w:type="dxa"/>
-              <w:right w:w="80" w:type="dxa"/>
-            </w:tcMar>
-            <w:vAlign w:val="center"/>
-          </w:tcPr>
-          <w:p>
-            <w:pPr>
-              <w:spacing w:before="0" w:after="0" w:line="240" w:lineRule="auto"/>
-              <w:jc w:val="left"/>
-            </w:pPr>
-            <w:r>
-              <w:rPr>
-                <w:sz w:val="18"/>
-                <w:szCs w:val="18"/>
-              </w:rPr>
-              <w:t xml:space="preserve">0</w:t>
-            </w:r>
-          </w:p>
-        </w:tc>
-        <w:tc>
-          <w:tcPr>
-            <w:tcW w:w="1746" w:type="dxa"/>
-            <w:tcBorders>
-              <w:top w:val="single" w:sz="4" w:space="0" w:color="8C8C8C"/>
-              <w:left w:val="single" w:sz="4" w:space="0" w:color="8C8C8C"/>
-              <w:bottom w:val="single" w:sz="4" w:space="0" w:color="8C8C8C"/>
-              <w:right w:val="single" w:sz="4" w:space="0" w:color="8C8C8C"/>
-            </w:tcBorders>
-            <w:tcMar>
-              <w:top w:w="40" w:type="dxa"/>
-              <w:left w:w="80" w:type="dxa"/>
-              <w:bottom w:w="40" w:type="dxa"/>
-              <w:right w:w="80" w:type="dxa"/>
-            </w:tcMar>
-            <w:vAlign w:val="center"/>
-          </w:tcPr>
-          <w:p>
-            <w:pPr>
-              <w:spacing w:before="0" w:after="0" w:line="240" w:lineRule="auto"/>
-              <w:jc w:val="left"/>
-            </w:pPr>
-            <w:r>
-              <w:rPr>
-                <w:sz w:val="18"/>
-                <w:szCs w:val="18"/>
-              </w:rPr>
-              <w:t xml:space="preserve">0</w:t>
+                <w:sz w:val="18"/>
+                <w:szCs w:val="18"/>
+              </w:rPr>
+              <w:t xml:space="preserve">0 / 0</w:t>
+            </w:r>
+          </w:p>
+        </w:tc>
+        <w:tc>
+          <w:tcPr>
+            <w:tcW w:w="1771" w:type="dxa"/>
+            <w:tcBorders>
+              <w:top w:val="single" w:sz="4" w:space="0" w:color="8C8C8C"/>
+              <w:left w:val="single" w:sz="4" w:space="0" w:color="8C8C8C"/>
+              <w:bottom w:val="single" w:sz="4" w:space="0" w:color="8C8C8C"/>
+              <w:right w:val="single" w:sz="4" w:space="0" w:color="8C8C8C"/>
+            </w:tcBorders>
+            <w:tcMar>
+              <w:top w:w="40" w:type="dxa"/>
+              <w:left w:w="80" w:type="dxa"/>
+              <w:bottom w:w="40" w:type="dxa"/>
+              <w:right w:w="80" w:type="dxa"/>
+            </w:tcMar>
+            <w:vAlign w:val="center"/>
+          </w:tcPr>
+          <w:p>
+            <w:pPr>
+              <w:spacing w:before="0" w:after="0" w:line="240" w:lineRule="auto"/>
+              <w:jc w:val="left"/>
+            </w:pPr>
+            <w:r>
+              <w:rPr>
+                <w:sz w:val="18"/>
+                <w:szCs w:val="18"/>
+              </w:rPr>
+              <w:t xml:space="preserve">0 / 0</w:t>
             </w:r>
           </w:p>
         </w:tc>
@@ -5038,6 +5874,99 @@
         </w:trPr>
         <w:tc>
           <w:tcPr>
+            <w:tcW w:w="1510" w:type="dxa"/>
+            <w:tcBorders>
+              <w:top w:val="single" w:sz="4" w:space="0" w:color="8C8C8C"/>
+              <w:left w:val="single" w:sz="4" w:space="0" w:color="8C8C8C"/>
+              <w:bottom w:val="single" w:sz="4" w:space="0" w:color="8C8C8C"/>
+              <w:right w:val="single" w:sz="4" w:space="0" w:color="8C8C8C"/>
+            </w:tcBorders>
+            <w:tcMar>
+              <w:top w:w="40" w:type="dxa"/>
+              <w:left w:w="80" w:type="dxa"/>
+              <w:bottom w:w="40" w:type="dxa"/>
+              <w:right w:w="80" w:type="dxa"/>
+            </w:tcMar>
+            <w:vAlign w:val="center"/>
+          </w:tcPr>
+          <w:p>
+            <w:pPr>
+              <w:spacing w:before="0" w:after="0" w:line="240" w:lineRule="auto"/>
+              <w:jc w:val="left"/>
+            </w:pPr>
+            <w:r>
+              <w:rPr>
+                <w:sz w:val="18"/>
+                <w:szCs w:val="18"/>
+              </w:rPr>
+              <w:t xml:space="preserve">Limiares do modo rápido</w:t>
+            </w:r>
+          </w:p>
+        </w:tc>
+        <w:tc>
+          <w:tcPr>
+            <w:tcW w:w="2155" w:type="dxa"/>
+            <w:tcBorders>
+              <w:top w:val="single" w:sz="4" w:space="0" w:color="8C8C8C"/>
+              <w:left w:val="single" w:sz="4" w:space="0" w:color="8C8C8C"/>
+              <w:bottom w:val="single" w:sz="4" w:space="0" w:color="8C8C8C"/>
+              <w:right w:val="single" w:sz="4" w:space="0" w:color="8C8C8C"/>
+            </w:tcBorders>
+            <w:tcMar>
+              <w:top w:w="40" w:type="dxa"/>
+              <w:left w:w="80" w:type="dxa"/>
+              <w:bottom w:w="40" w:type="dxa"/>
+              <w:right w:w="80" w:type="dxa"/>
+            </w:tcMar>
+            <w:vAlign w:val="center"/>
+          </w:tcPr>
+          <w:p>
+            <w:pPr>
+              <w:spacing w:before="0" w:after="0" w:line="240" w:lineRule="auto"/>
+              <w:jc w:val="left"/>
+            </w:pPr>
+            <w:r>
+              <w:rPr>
+                <w:sz w:val="18"/>
+                <w:szCs w:val="18"/>
+              </w:rPr>
+              <w:t xml:space="preserve">0x77[7:4] / 0x77[3:0] (AEGR)</w:t>
+            </w:r>
+          </w:p>
+        </w:tc>
+        <w:tc>
+          <w:tcPr>
+            <w:tcW w:w="2737" w:type="dxa"/>
+            <w:tcBorders>
+              <w:top w:val="single" w:sz="4" w:space="0" w:color="8C8C8C"/>
+              <w:left w:val="single" w:sz="4" w:space="0" w:color="8C8C8C"/>
+              <w:bottom w:val="single" w:sz="4" w:space="0" w:color="8C8C8C"/>
+              <w:right w:val="single" w:sz="4" w:space="0" w:color="8C8C8C"/>
+            </w:tcBorders>
+            <w:tcMar>
+              <w:top w:w="40" w:type="dxa"/>
+              <w:left w:w="80" w:type="dxa"/>
+              <w:bottom w:w="40" w:type="dxa"/>
+              <w:right w:w="80" w:type="dxa"/>
+            </w:tcMar>
+            <w:vAlign w:val="center"/>
+          </w:tcPr>
+          <w:p>
+            <w:pPr>
+              <w:spacing w:before="0" w:after="0" w:line="240" w:lineRule="auto"/>
+              <w:jc w:val="left"/>
+            </w:pPr>
+            <w:r>
+              <w:rPr>
+                <w:sz w:val="18"/>
+                <w:szCs w:val="18"/>
+              </w:rPr>
+              <w:t xml:space="preserve">como AEW / AEB</w:t>
+            </w:r>
+          </w:p>
+        </w:tc>
+        <w:tc>
+          <w:tcPr>
             <w:tcW w:w="1465" w:type="dxa"/>
             <w:tcBorders>
               <w:top w:val="single" w:sz="4" w:space="0" w:color="8C8C8C"/>
@@ -5060,143 +5989,41 @@
             </w:pPr>
             <w:r>
               <w:rPr>
-                <w:rFonts w:ascii="Liberation Mono" w:hAnsi="Liberation Mono" w:cs="Liberation Mono"/>
-                <w:color w:val="1F3864"/>
-                <w:sz w:val="18"/>
-                <w:szCs w:val="18"/>
-              </w:rPr>
-              <w:t xml:space="preserve">0x2D</w:t>
-            </w:r>
-            <w:r>
-              <w:rPr>
-                <w:sz w:val="18"/>
-                <w:szCs w:val="18"/>
-              </w:rPr>
-              <w:t xml:space="preserve"> COMJ</w:t>
-            </w:r>
-          </w:p>
-        </w:tc>
-        <w:tc>
-          <w:tcPr>
-            <w:tcW w:w="900" w:type="dxa"/>
-            <w:tcBorders>
-              <w:top w:val="single" w:sz="4" w:space="0" w:color="8C8C8C"/>
-              <w:left w:val="single" w:sz="4" w:space="0" w:color="8C8C8C"/>
-              <w:bottom w:val="single" w:sz="4" w:space="0" w:color="8C8C8C"/>
-              <w:right w:val="single" w:sz="4" w:space="0" w:color="8C8C8C"/>
-            </w:tcBorders>
-            <w:tcMar>
-              <w:top w:w="40" w:type="dxa"/>
-              <w:left w:w="80" w:type="dxa"/>
-              <w:bottom w:w="40" w:type="dxa"/>
-              <w:right w:w="80" w:type="dxa"/>
-            </w:tcMar>
-            <w:vAlign w:val="center"/>
-          </w:tcPr>
-          <w:p>
-            <w:pPr>
-              <w:spacing w:before="0" w:after="0" w:line="240" w:lineRule="auto"/>
-              <w:jc w:val="left"/>
-            </w:pPr>
-            <w:r>
-              <w:rPr>
-                <w:sz w:val="18"/>
-                <w:szCs w:val="18"/>
-              </w:rPr>
-              <w:t xml:space="preserve">7</w:t>
-            </w:r>
-          </w:p>
-        </w:tc>
-        <w:tc>
-          <w:tcPr>
-            <w:tcW w:w="3991" w:type="dxa"/>
-            <w:tcBorders>
-              <w:top w:val="single" w:sz="4" w:space="0" w:color="8C8C8C"/>
-              <w:left w:val="single" w:sz="4" w:space="0" w:color="8C8C8C"/>
-              <w:bottom w:val="single" w:sz="4" w:space="0" w:color="8C8C8C"/>
-              <w:right w:val="single" w:sz="4" w:space="0" w:color="8C8C8C"/>
-            </w:tcBorders>
-            <w:tcMar>
-              <w:top w:w="40" w:type="dxa"/>
-              <w:left w:w="80" w:type="dxa"/>
-              <w:bottom w:w="40" w:type="dxa"/>
-              <w:right w:w="80" w:type="dxa"/>
-            </w:tcMar>
-            <w:vAlign w:val="center"/>
-          </w:tcPr>
-          <w:p>
-            <w:pPr>
-              <w:spacing w:before="0" w:after="0" w:line="240" w:lineRule="auto"/>
-              <w:jc w:val="left"/>
-            </w:pPr>
-            <w:r>
-              <w:rPr>
-                <w:sz w:val="18"/>
-                <w:szCs w:val="18"/>
-              </w:rPr>
-              <w:t xml:space="preserve">Ritmo: 1 = atualiza a cada 2 ou 4 campos; 0 = a cada campo</w:t>
-            </w:r>
-          </w:p>
-        </w:tc>
-        <w:tc>
-          <w:tcPr>
-            <w:tcW w:w="1536" w:type="dxa"/>
-            <w:tcBorders>
-              <w:top w:val="single" w:sz="4" w:space="0" w:color="8C8C8C"/>
-              <w:left w:val="single" w:sz="4" w:space="0" w:color="8C8C8C"/>
-              <w:bottom w:val="single" w:sz="4" w:space="0" w:color="8C8C8C"/>
-              <w:right w:val="single" w:sz="4" w:space="0" w:color="8C8C8C"/>
-            </w:tcBorders>
-            <w:tcMar>
-              <w:top w:w="40" w:type="dxa"/>
-              <w:left w:w="80" w:type="dxa"/>
-              <w:bottom w:w="40" w:type="dxa"/>
-              <w:right w:w="80" w:type="dxa"/>
-            </w:tcMar>
-            <w:vAlign w:val="center"/>
-          </w:tcPr>
-          <w:p>
-            <w:pPr>
-              <w:spacing w:before="0" w:after="0" w:line="240" w:lineRule="auto"/>
-              <w:jc w:val="left"/>
-            </w:pPr>
-            <w:r>
-              <w:rPr>
-                <w:sz w:val="18"/>
-                <w:szCs w:val="18"/>
-              </w:rPr>
-              <w:t xml:space="preserve">1</w:t>
-            </w:r>
-          </w:p>
-        </w:tc>
-        <w:tc>
-          <w:tcPr>
-            <w:tcW w:w="1746" w:type="dxa"/>
-            <w:tcBorders>
-              <w:top w:val="single" w:sz="4" w:space="0" w:color="8C8C8C"/>
-              <w:left w:val="single" w:sz="4" w:space="0" w:color="8C8C8C"/>
-              <w:bottom w:val="single" w:sz="4" w:space="0" w:color="8C8C8C"/>
-              <w:right w:val="single" w:sz="4" w:space="0" w:color="8C8C8C"/>
-            </w:tcBorders>
-            <w:tcMar>
-              <w:top w:w="40" w:type="dxa"/>
-              <w:left w:w="80" w:type="dxa"/>
-              <w:bottom w:w="40" w:type="dxa"/>
-              <w:right w:w="80" w:type="dxa"/>
-            </w:tcMar>
-            <w:vAlign w:val="center"/>
-          </w:tcPr>
-          <w:p>
-            <w:pPr>
-              <w:spacing w:before="0" w:after="0" w:line="240" w:lineRule="auto"/>
-              <w:jc w:val="left"/>
-            </w:pPr>
-            <w:r>
-              <w:rPr>
-                <w:sz w:val="18"/>
-                <w:szCs w:val="18"/>
-              </w:rPr>
-              <w:t xml:space="preserve">1</w:t>
+                <w:sz w:val="18"/>
+                <w:szCs w:val="18"/>
+              </w:rPr>
+              <w:t xml:space="preserve">0xF3</w:t>
+            </w:r>
+          </w:p>
+        </w:tc>
+        <w:tc>
+          <w:tcPr>
+            <w:tcW w:w="1771" w:type="dxa"/>
+            <w:tcBorders>
+              <w:top w:val="single" w:sz="4" w:space="0" w:color="8C8C8C"/>
+              <w:left w:val="single" w:sz="4" w:space="0" w:color="8C8C8C"/>
+              <w:bottom w:val="single" w:sz="4" w:space="0" w:color="8C8C8C"/>
+              <w:right w:val="single" w:sz="4" w:space="0" w:color="8C8C8C"/>
+            </w:tcBorders>
+            <w:tcMar>
+              <w:top w:w="40" w:type="dxa"/>
+              <w:left w:w="80" w:type="dxa"/>
+              <w:bottom w:w="40" w:type="dxa"/>
+              <w:right w:w="80" w:type="dxa"/>
+            </w:tcMar>
+            <w:vAlign w:val="center"/>
+          </w:tcPr>
+          <w:p>
+            <w:pPr>
+              <w:spacing w:before="0" w:after="0" w:line="240" w:lineRule="auto"/>
+              <w:jc w:val="left"/>
+            </w:pPr>
+            <w:r>
+              <w:rPr>
+                <w:sz w:val="18"/>
+                <w:szCs w:val="18"/>
+              </w:rPr>
+              <w:t xml:space="preserve">—</w:t>
             </w:r>
           </w:p>
         </w:tc>
@@ -5208,6 +6035,99 @@
         </w:trPr>
         <w:tc>
           <w:tcPr>
+            <w:tcW w:w="1510" w:type="dxa"/>
+            <w:tcBorders>
+              <w:top w:val="single" w:sz="4" w:space="0" w:color="8C8C8C"/>
+              <w:left w:val="single" w:sz="4" w:space="0" w:color="8C8C8C"/>
+              <w:bottom w:val="single" w:sz="4" w:space="0" w:color="8C8C8C"/>
+              <w:right w:val="single" w:sz="4" w:space="0" w:color="8C8C8C"/>
+            </w:tcBorders>
+            <w:tcMar>
+              <w:top w:w="40" w:type="dxa"/>
+              <w:left w:w="80" w:type="dxa"/>
+              <w:bottom w:w="40" w:type="dxa"/>
+              <w:right w:w="80" w:type="dxa"/>
+            </w:tcMar>
+            <w:vAlign w:val="center"/>
+          </w:tcPr>
+          <w:p>
+            <w:pPr>
+              <w:spacing w:before="0" w:after="0" w:line="240" w:lineRule="auto"/>
+              <w:jc w:val="left"/>
+            </w:pPr>
+            <w:r>
+              <w:rPr>
+                <w:sz w:val="18"/>
+                <w:szCs w:val="18"/>
+              </w:rPr>
+              <w:t xml:space="preserve">Congelar</w:t>
+            </w:r>
+          </w:p>
+        </w:tc>
+        <w:tc>
+          <w:tcPr>
+            <w:tcW w:w="2155" w:type="dxa"/>
+            <w:tcBorders>
+              <w:top w:val="single" w:sz="4" w:space="0" w:color="8C8C8C"/>
+              <w:left w:val="single" w:sz="4" w:space="0" w:color="8C8C8C"/>
+              <w:bottom w:val="single" w:sz="4" w:space="0" w:color="8C8C8C"/>
+              <w:right w:val="single" w:sz="4" w:space="0" w:color="8C8C8C"/>
+            </w:tcBorders>
+            <w:tcMar>
+              <w:top w:w="40" w:type="dxa"/>
+              <w:left w:w="80" w:type="dxa"/>
+              <w:bottom w:w="40" w:type="dxa"/>
+              <w:right w:w="80" w:type="dxa"/>
+            </w:tcMar>
+            <w:vAlign w:val="center"/>
+          </w:tcPr>
+          <w:p>
+            <w:pPr>
+              <w:spacing w:before="0" w:after="0" w:line="240" w:lineRule="auto"/>
+              <w:jc w:val="left"/>
+            </w:pPr>
+            <w:r>
+              <w:rPr>
+                <w:sz w:val="18"/>
+                <w:szCs w:val="18"/>
+              </w:rPr>
+              <w:t xml:space="preserve">0x28[4] (COMH)</w:t>
+            </w:r>
+          </w:p>
+        </w:tc>
+        <w:tc>
+          <w:tcPr>
+            <w:tcW w:w="2737" w:type="dxa"/>
+            <w:tcBorders>
+              <w:top w:val="single" w:sz="4" w:space="0" w:color="8C8C8C"/>
+              <w:left w:val="single" w:sz="4" w:space="0" w:color="8C8C8C"/>
+              <w:bottom w:val="single" w:sz="4" w:space="0" w:color="8C8C8C"/>
+              <w:right w:val="single" w:sz="4" w:space="0" w:color="8C8C8C"/>
+            </w:tcBorders>
+            <w:tcMar>
+              <w:top w:w="40" w:type="dxa"/>
+              <w:left w:w="80" w:type="dxa"/>
+              <w:bottom w:w="40" w:type="dxa"/>
+              <w:right w:w="80" w:type="dxa"/>
+            </w:tcMar>
+            <w:vAlign w:val="center"/>
+          </w:tcPr>
+          <w:p>
+            <w:pPr>
+              <w:spacing w:before="0" w:after="0" w:line="240" w:lineRule="auto"/>
+              <w:jc w:val="left"/>
+            </w:pPr>
+            <w:r>
+              <w:rPr>
+                <w:sz w:val="18"/>
+                <w:szCs w:val="18"/>
+              </w:rPr>
+              <w:t xml:space="preserve">1 = mantém exposição e ganho</w:t>
+            </w:r>
+          </w:p>
+        </w:tc>
+        <w:tc>
+          <w:tcPr>
             <w:tcW w:w="1465" w:type="dxa"/>
             <w:tcBorders>
               <w:top w:val="single" w:sz="4" w:space="0" w:color="8C8C8C"/>
@@ -5230,149 +6150,6 @@
             </w:pPr>
             <w:r>
               <w:rPr>
-                <w:rFonts w:ascii="Liberation Mono" w:hAnsi="Liberation Mono" w:cs="Liberation Mono"/>
-                <w:color w:val="1F3864"/>
-                <w:sz w:val="18"/>
-                <w:szCs w:val="18"/>
-              </w:rPr>
-              <w:t xml:space="preserve">0x28</w:t>
-            </w:r>
-            <w:r>
-              <w:rPr>
-                <w:sz w:val="18"/>
-                <w:szCs w:val="18"/>
-              </w:rPr>
-              <w:t xml:space="preserve"> COMH</w:t>
-            </w:r>
-          </w:p>
-        </w:tc>
-        <w:tc>
-          <w:tcPr>
-            <w:tcW w:w="900" w:type="dxa"/>
-            <w:tcBorders>
-              <w:top w:val="single" w:sz="4" w:space="0" w:color="8C8C8C"/>
-              <w:left w:val="single" w:sz="4" w:space="0" w:color="8C8C8C"/>
-              <w:bottom w:val="single" w:sz="4" w:space="0" w:color="8C8C8C"/>
-              <w:right w:val="single" w:sz="4" w:space="0" w:color="8C8C8C"/>
-            </w:tcBorders>
-            <w:tcMar>
-              <w:top w:w="40" w:type="dxa"/>
-              <w:left w:w="80" w:type="dxa"/>
-              <w:bottom w:w="40" w:type="dxa"/>
-              <w:right w:w="80" w:type="dxa"/>
-            </w:tcMar>
-            <w:vAlign w:val="center"/>
-          </w:tcPr>
-          <w:p>
-            <w:pPr>
-              <w:spacing w:before="0" w:after="0" w:line="240" w:lineRule="auto"/>
-              <w:jc w:val="left"/>
-            </w:pPr>
-            <w:r>
-              <w:rPr>
-                <w:sz w:val="18"/>
-                <w:szCs w:val="18"/>
-              </w:rPr>
-              <w:t xml:space="preserve">4</w:t>
-            </w:r>
-          </w:p>
-        </w:tc>
-        <w:tc>
-          <w:tcPr>
-            <w:tcW w:w="3991" w:type="dxa"/>
-            <w:tcBorders>
-              <w:top w:val="single" w:sz="4" w:space="0" w:color="8C8C8C"/>
-              <w:left w:val="single" w:sz="4" w:space="0" w:color="8C8C8C"/>
-              <w:bottom w:val="single" w:sz="4" w:space="0" w:color="8C8C8C"/>
-              <w:right w:val="single" w:sz="4" w:space="0" w:color="8C8C8C"/>
-            </w:tcBorders>
-            <w:tcMar>
-              <w:top w:w="40" w:type="dxa"/>
-              <w:left w:w="80" w:type="dxa"/>
-              <w:bottom w:w="40" w:type="dxa"/>
-              <w:right w:w="80" w:type="dxa"/>
-            </w:tcMar>
-            <w:vAlign w:val="center"/>
-          </w:tcPr>
-          <w:p>
-            <w:pPr>
-              <w:spacing w:before="0" w:after="0" w:line="240" w:lineRule="auto"/>
-              <w:jc w:val="left"/>
-            </w:pPr>
-            <w:r>
-              <w:rPr>
-                <w:b/>
-                <w:bCs/>
-                <w:sz w:val="18"/>
-                <w:szCs w:val="18"/>
-              </w:rPr>
-              <w:t xml:space="preserve">Congela</w:t>
-            </w:r>
-            <w:r>
-              <w:rPr>
-                <w:sz w:val="18"/>
-                <w:szCs w:val="18"/>
-              </w:rPr>
-              <w:t xml:space="preserve"> o AEC/AGC (mantém </w:t>
-            </w:r>
-            <w:r>
-              <w:rPr>
-                <w:rFonts w:ascii="Liberation Mono" w:hAnsi="Liberation Mono" w:cs="Liberation Mono"/>
-                <w:color w:val="1F3864"/>
-                <w:sz w:val="18"/>
-                <w:szCs w:val="18"/>
-              </w:rPr>
-              <w:t xml:space="preserve">0x00</w:t>
-            </w:r>
-            <w:r>
-              <w:rPr>
-                <w:sz w:val="18"/>
-                <w:szCs w:val="18"/>
-              </w:rPr>
-              <w:t xml:space="preserve"> e </w:t>
-            </w:r>
-            <w:r>
-              <w:rPr>
-                <w:rFonts w:ascii="Liberation Mono" w:hAnsi="Liberation Mono" w:cs="Liberation Mono"/>
-                <w:color w:val="1F3864"/>
-                <w:sz w:val="18"/>
-                <w:szCs w:val="18"/>
-              </w:rPr>
-              <w:t xml:space="preserve">0x10</w:t>
-            </w:r>
-            <w:r>
-              <w:rPr>
-                <w:sz w:val="18"/>
-                <w:szCs w:val="18"/>
-              </w:rPr>
-              <w:t xml:space="preserve">)</w:t>
-            </w:r>
-          </w:p>
-        </w:tc>
-        <w:tc>
-          <w:tcPr>
-            <w:tcW w:w="1536" w:type="dxa"/>
-            <w:tcBorders>
-              <w:top w:val="single" w:sz="4" w:space="0" w:color="8C8C8C"/>
-              <w:left w:val="single" w:sz="4" w:space="0" w:color="8C8C8C"/>
-              <w:bottom w:val="single" w:sz="4" w:space="0" w:color="8C8C8C"/>
-              <w:right w:val="single" w:sz="4" w:space="0" w:color="8C8C8C"/>
-            </w:tcBorders>
-            <w:tcMar>
-              <w:top w:w="40" w:type="dxa"/>
-              <w:left w:w="80" w:type="dxa"/>
-              <w:bottom w:w="40" w:type="dxa"/>
-              <w:right w:w="80" w:type="dxa"/>
-            </w:tcMar>
-            <w:vAlign w:val="center"/>
-          </w:tcPr>
-          <w:p>
-            <w:pPr>
-              <w:spacing w:before="0" w:after="0" w:line="240" w:lineRule="auto"/>
-              <w:jc w:val="left"/>
-            </w:pPr>
-            <w:r>
-              <w:rPr>
                 <w:sz w:val="18"/>
                 <w:szCs w:val="18"/>
               </w:rPr>
@@ -5382,7 +6159,7 @@
         </w:tc>
         <w:tc>
           <w:tcPr>
-            <w:tcW w:w="1746" w:type="dxa"/>
+            <w:tcW w:w="1771" w:type="dxa"/>
             <w:tcBorders>
               <w:top w:val="single" w:sz="4" w:space="0" w:color="8C8C8C"/>
               <w:left w:val="single" w:sz="4" w:space="0" w:color="8C8C8C"/>
@@ -5419,6 +6196,99 @@
         </w:trPr>
         <w:tc>
           <w:tcPr>
+            <w:tcW w:w="1510" w:type="dxa"/>
+            <w:tcBorders>
+              <w:top w:val="single" w:sz="4" w:space="0" w:color="8C8C8C"/>
+              <w:left w:val="single" w:sz="4" w:space="0" w:color="8C8C8C"/>
+              <w:bottom w:val="single" w:sz="4" w:space="0" w:color="8C8C8C"/>
+              <w:right w:val="single" w:sz="4" w:space="0" w:color="8C8C8C"/>
+            </w:tcBorders>
+            <w:tcMar>
+              <w:top w:w="40" w:type="dxa"/>
+              <w:left w:w="80" w:type="dxa"/>
+              <w:bottom w:w="40" w:type="dxa"/>
+              <w:right w:w="80" w:type="dxa"/>
+            </w:tcMar>
+            <w:vAlign w:val="center"/>
+          </w:tcPr>
+          <w:p>
+            <w:pPr>
+              <w:spacing w:before="0" w:after="0" w:line="240" w:lineRule="auto"/>
+              <w:jc w:val="left"/>
+            </w:pPr>
+            <w:r>
+              <w:rPr>
+                <w:sz w:val="18"/>
+                <w:szCs w:val="18"/>
+              </w:rPr>
+              <w:t xml:space="preserve">Descartar quadro</w:t>
+            </w:r>
+          </w:p>
+        </w:tc>
+        <w:tc>
+          <w:tcPr>
+            <w:tcW w:w="2155" w:type="dxa"/>
+            <w:tcBorders>
+              <w:top w:val="single" w:sz="4" w:space="0" w:color="8C8C8C"/>
+              <w:left w:val="single" w:sz="4" w:space="0" w:color="8C8C8C"/>
+              <w:bottom w:val="single" w:sz="4" w:space="0" w:color="8C8C8C"/>
+              <w:right w:val="single" w:sz="4" w:space="0" w:color="8C8C8C"/>
+            </w:tcBorders>
+            <w:tcMar>
+              <w:top w:w="40" w:type="dxa"/>
+              <w:left w:w="80" w:type="dxa"/>
+              <w:bottom w:w="40" w:type="dxa"/>
+              <w:right w:w="80" w:type="dxa"/>
+            </w:tcMar>
+            <w:vAlign w:val="center"/>
+          </w:tcPr>
+          <w:p>
+            <w:pPr>
+              <w:spacing w:before="0" w:after="0" w:line="240" w:lineRule="auto"/>
+              <w:jc w:val="left"/>
+            </w:pPr>
+            <w:r>
+              <w:rPr>
+                <w:sz w:val="18"/>
+                <w:szCs w:val="18"/>
+              </w:rPr>
+              <w:t xml:space="preserve">0x75[3] (COMN)</w:t>
+            </w:r>
+          </w:p>
+        </w:tc>
+        <w:tc>
+          <w:tcPr>
+            <w:tcW w:w="2737" w:type="dxa"/>
+            <w:tcBorders>
+              <w:top w:val="single" w:sz="4" w:space="0" w:color="8C8C8C"/>
+              <w:left w:val="single" w:sz="4" w:space="0" w:color="8C8C8C"/>
+              <w:bottom w:val="single" w:sz="4" w:space="0" w:color="8C8C8C"/>
+              <w:right w:val="single" w:sz="4" w:space="0" w:color="8C8C8C"/>
+            </w:tcBorders>
+            <w:tcMar>
+              <w:top w:w="40" w:type="dxa"/>
+              <w:left w:w="80" w:type="dxa"/>
+              <w:bottom w:w="40" w:type="dxa"/>
+              <w:right w:w="80" w:type="dxa"/>
+            </w:tcMar>
+            <w:vAlign w:val="center"/>
+          </w:tcPr>
+          <w:p>
+            <w:pPr>
+              <w:spacing w:before="0" w:after="0" w:line="240" w:lineRule="auto"/>
+              <w:jc w:val="left"/>
+            </w:pPr>
+            <w:r>
+              <w:rPr>
+                <w:sz w:val="18"/>
+                <w:szCs w:val="18"/>
+              </w:rPr>
+              <w:t xml:space="preserve">1 = descarta quando a exposição muda muito</w:t>
+            </w:r>
+          </w:p>
+        </w:tc>
+        <w:tc>
+          <w:tcPr>
             <w:tcW w:w="1465" w:type="dxa"/>
             <w:tcBorders>
               <w:top w:val="single" w:sz="4" w:space="0" w:color="8C8C8C"/>
@@ -5441,143 +6311,41 @@
             </w:pPr>
             <w:r>
               <w:rPr>
-                <w:rFonts w:ascii="Liberation Mono" w:hAnsi="Liberation Mono" w:cs="Liberation Mono"/>
-                <w:color w:val="1F3864"/>
-                <w:sz w:val="18"/>
-                <w:szCs w:val="18"/>
-              </w:rPr>
-              <w:t xml:space="preserve">0x15</w:t>
-            </w:r>
-            <w:r>
-              <w:rPr>
-                <w:sz w:val="18"/>
-                <w:szCs w:val="18"/>
-              </w:rPr>
-              <w:t xml:space="preserve"> COMD</w:t>
-            </w:r>
-          </w:p>
-        </w:tc>
-        <w:tc>
-          <w:tcPr>
-            <w:tcW w:w="900" w:type="dxa"/>
-            <w:tcBorders>
-              <w:top w:val="single" w:sz="4" w:space="0" w:color="8C8C8C"/>
-              <w:left w:val="single" w:sz="4" w:space="0" w:color="8C8C8C"/>
-              <w:bottom w:val="single" w:sz="4" w:space="0" w:color="8C8C8C"/>
-              <w:right w:val="single" w:sz="4" w:space="0" w:color="8C8C8C"/>
-            </w:tcBorders>
-            <w:tcMar>
-              <w:top w:w="40" w:type="dxa"/>
-              <w:left w:w="80" w:type="dxa"/>
-              <w:bottom w:w="40" w:type="dxa"/>
-              <w:right w:w="80" w:type="dxa"/>
-            </w:tcMar>
-            <w:vAlign w:val="center"/>
-          </w:tcPr>
-          <w:p>
-            <w:pPr>
-              <w:spacing w:before="0" w:after="0" w:line="240" w:lineRule="auto"/>
-              <w:jc w:val="left"/>
-            </w:pPr>
-            <w:r>
-              <w:rPr>
-                <w:sz w:val="18"/>
-                <w:szCs w:val="18"/>
-              </w:rPr>
-              <w:t xml:space="preserve">3, 2</w:t>
-            </w:r>
-          </w:p>
-        </w:tc>
-        <w:tc>
-          <w:tcPr>
-            <w:tcW w:w="3991" w:type="dxa"/>
-            <w:tcBorders>
-              <w:top w:val="single" w:sz="4" w:space="0" w:color="8C8C8C"/>
-              <w:left w:val="single" w:sz="4" w:space="0" w:color="8C8C8C"/>
-              <w:bottom w:val="single" w:sz="4" w:space="0" w:color="8C8C8C"/>
-              <w:right w:val="single" w:sz="4" w:space="0" w:color="8C8C8C"/>
-            </w:tcBorders>
-            <w:tcMar>
-              <w:top w:w="40" w:type="dxa"/>
-              <w:left w:w="80" w:type="dxa"/>
-              <w:bottom w:w="40" w:type="dxa"/>
-              <w:right w:w="80" w:type="dxa"/>
-            </w:tcMar>
-            <w:vAlign w:val="center"/>
-          </w:tcPr>
-          <w:p>
-            <w:pPr>
-              <w:spacing w:before="0" w:after="0" w:line="240" w:lineRule="auto"/>
-              <w:jc w:val="left"/>
-            </w:pPr>
-            <w:r>
-              <w:rPr>
-                <w:sz w:val="18"/>
-                <w:szCs w:val="18"/>
-              </w:rPr>
-              <w:t xml:space="preserve">Modo AEC rápido (bit 2) e passo grande (bit 3)</w:t>
-            </w:r>
-          </w:p>
-        </w:tc>
-        <w:tc>
-          <w:tcPr>
-            <w:tcW w:w="1536" w:type="dxa"/>
-            <w:tcBorders>
-              <w:top w:val="single" w:sz="4" w:space="0" w:color="8C8C8C"/>
-              <w:left w:val="single" w:sz="4" w:space="0" w:color="8C8C8C"/>
-              <w:bottom w:val="single" w:sz="4" w:space="0" w:color="8C8C8C"/>
-              <w:right w:val="single" w:sz="4" w:space="0" w:color="8C8C8C"/>
-            </w:tcBorders>
-            <w:tcMar>
-              <w:top w:w="40" w:type="dxa"/>
-              <w:left w:w="80" w:type="dxa"/>
-              <w:bottom w:w="40" w:type="dxa"/>
-              <w:right w:w="80" w:type="dxa"/>
-            </w:tcMar>
-            <w:vAlign w:val="center"/>
-          </w:tcPr>
-          <w:p>
-            <w:pPr>
-              <w:spacing w:before="0" w:after="0" w:line="240" w:lineRule="auto"/>
-              <w:jc w:val="left"/>
-            </w:pPr>
-            <w:r>
-              <w:rPr>
-                <w:sz w:val="18"/>
-                <w:szCs w:val="18"/>
-              </w:rPr>
-              <w:t xml:space="preserve">0</w:t>
-            </w:r>
-          </w:p>
-        </w:tc>
-        <w:tc>
-          <w:tcPr>
-            <w:tcW w:w="1746" w:type="dxa"/>
-            <w:tcBorders>
-              <w:top w:val="single" w:sz="4" w:space="0" w:color="8C8C8C"/>
-              <w:left w:val="single" w:sz="4" w:space="0" w:color="8C8C8C"/>
-              <w:bottom w:val="single" w:sz="4" w:space="0" w:color="8C8C8C"/>
-              <w:right w:val="single" w:sz="4" w:space="0" w:color="8C8C8C"/>
-            </w:tcBorders>
-            <w:tcMar>
-              <w:top w:w="40" w:type="dxa"/>
-              <w:left w:w="80" w:type="dxa"/>
-              <w:bottom w:w="40" w:type="dxa"/>
-              <w:right w:w="80" w:type="dxa"/>
-            </w:tcMar>
-            <w:vAlign w:val="center"/>
-          </w:tcPr>
-          <w:p>
-            <w:pPr>
-              <w:spacing w:before="0" w:after="0" w:line="240" w:lineRule="auto"/>
-              <w:jc w:val="left"/>
-            </w:pPr>
-            <w:r>
-              <w:rPr>
-                <w:sz w:val="18"/>
-                <w:szCs w:val="18"/>
-              </w:rPr>
-              <w:t xml:space="preserve">0</w:t>
+                <w:sz w:val="18"/>
+                <w:szCs w:val="18"/>
+              </w:rPr>
+              <w:t xml:space="preserve">—</w:t>
+            </w:r>
+          </w:p>
+        </w:tc>
+        <w:tc>
+          <w:tcPr>
+            <w:tcW w:w="1771" w:type="dxa"/>
+            <w:tcBorders>
+              <w:top w:val="single" w:sz="4" w:space="0" w:color="8C8C8C"/>
+              <w:left w:val="single" w:sz="4" w:space="0" w:color="8C8C8C"/>
+              <w:bottom w:val="single" w:sz="4" w:space="0" w:color="8C8C8C"/>
+              <w:right w:val="single" w:sz="4" w:space="0" w:color="8C8C8C"/>
+            </w:tcBorders>
+            <w:tcMar>
+              <w:top w:w="40" w:type="dxa"/>
+              <w:left w:w="80" w:type="dxa"/>
+              <w:bottom w:w="40" w:type="dxa"/>
+              <w:right w:w="80" w:type="dxa"/>
+            </w:tcMar>
+            <w:vAlign w:val="center"/>
+          </w:tcPr>
+          <w:p>
+            <w:pPr>
+              <w:spacing w:before="0" w:after="0" w:line="240" w:lineRule="auto"/>
+              <w:jc w:val="left"/>
+            </w:pPr>
+            <w:r>
+              <w:rPr>
+                <w:sz w:val="18"/>
+                <w:szCs w:val="18"/>
+              </w:rPr>
+              <w:t xml:space="preserve">1 (0x8E [Windows])</w:t>
             </w:r>
           </w:p>
         </w:tc>
@@ -5589,6 +6357,99 @@
         </w:trPr>
         <w:tc>
           <w:tcPr>
+            <w:tcW w:w="1510" w:type="dxa"/>
+            <w:tcBorders>
+              <w:top w:val="single" w:sz="4" w:space="0" w:color="8C8C8C"/>
+              <w:left w:val="single" w:sz="4" w:space="0" w:color="8C8C8C"/>
+              <w:bottom w:val="single" w:sz="4" w:space="0" w:color="8C8C8C"/>
+              <w:right w:val="single" w:sz="4" w:space="0" w:color="8C8C8C"/>
+            </w:tcBorders>
+            <w:tcMar>
+              <w:top w:w="40" w:type="dxa"/>
+              <w:left w:w="80" w:type="dxa"/>
+              <w:bottom w:w="40" w:type="dxa"/>
+              <w:right w:w="80" w:type="dxa"/>
+            </w:tcMar>
+            <w:vAlign w:val="center"/>
+          </w:tcPr>
+          <w:p>
+            <w:pPr>
+              <w:spacing w:before="0" w:after="0" w:line="240" w:lineRule="auto"/>
+              <w:jc w:val="left"/>
+            </w:pPr>
+            <w:r>
+              <w:rPr>
+                <w:sz w:val="18"/>
+                <w:szCs w:val="18"/>
+              </w:rPr>
+              <w:t xml:space="preserve">Passos abaixo de 8 linhas</w:t>
+            </w:r>
+          </w:p>
+        </w:tc>
+        <w:tc>
+          <w:tcPr>
+            <w:tcW w:w="2155" w:type="dxa"/>
+            <w:tcBorders>
+              <w:top w:val="single" w:sz="4" w:space="0" w:color="8C8C8C"/>
+              <w:left w:val="single" w:sz="4" w:space="0" w:color="8C8C8C"/>
+              <w:bottom w:val="single" w:sz="4" w:space="0" w:color="8C8C8C"/>
+              <w:right w:val="single" w:sz="4" w:space="0" w:color="8C8C8C"/>
+            </w:tcBorders>
+            <w:tcMar>
+              <w:top w:w="40" w:type="dxa"/>
+              <w:left w:w="80" w:type="dxa"/>
+              <w:bottom w:w="40" w:type="dxa"/>
+              <w:right w:w="80" w:type="dxa"/>
+            </w:tcMar>
+            <w:vAlign w:val="center"/>
+          </w:tcPr>
+          <w:p>
+            <w:pPr>
+              <w:spacing w:before="0" w:after="0" w:line="240" w:lineRule="auto"/>
+              <w:jc w:val="left"/>
+            </w:pPr>
+            <w:r>
+              <w:rPr>
+                <w:sz w:val="18"/>
+                <w:szCs w:val="18"/>
+              </w:rPr>
+              <w:t xml:space="preserve">0x1F[5] (SOFT)</w:t>
+            </w:r>
+          </w:p>
+        </w:tc>
+        <w:tc>
+          <w:tcPr>
+            <w:tcW w:w="2737" w:type="dxa"/>
+            <w:tcBorders>
+              <w:top w:val="single" w:sz="4" w:space="0" w:color="8C8C8C"/>
+              <w:left w:val="single" w:sz="4" w:space="0" w:color="8C8C8C"/>
+              <w:bottom w:val="single" w:sz="4" w:space="0" w:color="8C8C8C"/>
+              <w:right w:val="single" w:sz="4" w:space="0" w:color="8C8C8C"/>
+            </w:tcBorders>
+            <w:tcMar>
+              <w:top w:w="40" w:type="dxa"/>
+              <w:left w:w="80" w:type="dxa"/>
+              <w:bottom w:w="40" w:type="dxa"/>
+              <w:right w:w="80" w:type="dxa"/>
+            </w:tcMar>
+            <w:vAlign w:val="center"/>
+          </w:tcPr>
+          <w:p>
+            <w:pPr>
+              <w:spacing w:before="0" w:after="0" w:line="240" w:lineRule="auto"/>
+              <w:jc w:val="left"/>
+            </w:pPr>
+            <w:r>
+              <w:rPr>
+                <w:sz w:val="18"/>
+                <w:szCs w:val="18"/>
+              </w:rPr>
+              <w:t xml:space="preserve">1 = passos mais espaçados</w:t>
+            </w:r>
+          </w:p>
+        </w:tc>
+        <w:tc>
+          <w:tcPr>
             <w:tcW w:w="1465" w:type="dxa"/>
             <w:tcBorders>
               <w:top w:val="single" w:sz="4" w:space="0" w:color="8C8C8C"/>
@@ -5611,143 +6472,41 @@
             </w:pPr>
             <w:r>
               <w:rPr>
-                <w:rFonts w:ascii="Liberation Mono" w:hAnsi="Liberation Mono" w:cs="Liberation Mono"/>
-                <w:color w:val="1F3864"/>
-                <w:sz w:val="18"/>
-                <w:szCs w:val="18"/>
-              </w:rPr>
-              <w:t xml:space="preserve">0x77</w:t>
-            </w:r>
-            <w:r>
-              <w:rPr>
-                <w:sz w:val="18"/>
-                <w:szCs w:val="18"/>
-              </w:rPr>
-              <w:t xml:space="preserve"> AEGR</w:t>
-            </w:r>
-          </w:p>
-        </w:tc>
-        <w:tc>
-          <w:tcPr>
-            <w:tcW w:w="900" w:type="dxa"/>
-            <w:tcBorders>
-              <w:top w:val="single" w:sz="4" w:space="0" w:color="8C8C8C"/>
-              <w:left w:val="single" w:sz="4" w:space="0" w:color="8C8C8C"/>
-              <w:bottom w:val="single" w:sz="4" w:space="0" w:color="8C8C8C"/>
-              <w:right w:val="single" w:sz="4" w:space="0" w:color="8C8C8C"/>
-            </w:tcBorders>
-            <w:tcMar>
-              <w:top w:w="40" w:type="dxa"/>
-              <w:left w:w="80" w:type="dxa"/>
-              <w:bottom w:w="40" w:type="dxa"/>
-              <w:right w:w="80" w:type="dxa"/>
-            </w:tcMar>
-            <w:vAlign w:val="center"/>
-          </w:tcPr>
-          <w:p>
-            <w:pPr>
-              <w:spacing w:before="0" w:after="0" w:line="240" w:lineRule="auto"/>
-              <w:jc w:val="left"/>
-            </w:pPr>
-            <w:r>
-              <w:rPr>
-                <w:sz w:val="18"/>
-                <w:szCs w:val="18"/>
-              </w:rPr>
-              <w:t xml:space="preserve">7:4, 3:0</w:t>
-            </w:r>
-          </w:p>
-        </w:tc>
-        <w:tc>
-          <w:tcPr>
-            <w:tcW w:w="3991" w:type="dxa"/>
-            <w:tcBorders>
-              <w:top w:val="single" w:sz="4" w:space="0" w:color="8C8C8C"/>
-              <w:left w:val="single" w:sz="4" w:space="0" w:color="8C8C8C"/>
-              <w:bottom w:val="single" w:sz="4" w:space="0" w:color="8C8C8C"/>
-              <w:right w:val="single" w:sz="4" w:space="0" w:color="8C8C8C"/>
-            </w:tcBorders>
-            <w:tcMar>
-              <w:top w:w="40" w:type="dxa"/>
-              <w:left w:w="80" w:type="dxa"/>
-              <w:bottom w:w="40" w:type="dxa"/>
-              <w:right w:w="80" w:type="dxa"/>
-            </w:tcMar>
-            <w:vAlign w:val="center"/>
-          </w:tcPr>
-          <w:p>
-            <w:pPr>
-              <w:spacing w:before="0" w:after="0" w:line="240" w:lineRule="auto"/>
-              <w:jc w:val="left"/>
-            </w:pPr>
-            <w:r>
-              <w:rPr>
-                <w:sz w:val="18"/>
-                <w:szCs w:val="18"/>
-              </w:rPr>
-              <w:t xml:space="preserve">Limiares do modo rápido (como AEW/AEB)</w:t>
-            </w:r>
-          </w:p>
-        </w:tc>
-        <w:tc>
-          <w:tcPr>
-            <w:tcW w:w="1536" w:type="dxa"/>
-            <w:tcBorders>
-              <w:top w:val="single" w:sz="4" w:space="0" w:color="8C8C8C"/>
-              <w:left w:val="single" w:sz="4" w:space="0" w:color="8C8C8C"/>
-              <w:bottom w:val="single" w:sz="4" w:space="0" w:color="8C8C8C"/>
-              <w:right w:val="single" w:sz="4" w:space="0" w:color="8C8C8C"/>
-            </w:tcBorders>
-            <w:tcMar>
-              <w:top w:w="40" w:type="dxa"/>
-              <w:left w:w="80" w:type="dxa"/>
-              <w:bottom w:w="40" w:type="dxa"/>
-              <w:right w:w="80" w:type="dxa"/>
-            </w:tcMar>
-            <w:vAlign w:val="center"/>
-          </w:tcPr>
-          <w:p>
-            <w:pPr>
-              <w:spacing w:before="0" w:after="0" w:line="240" w:lineRule="auto"/>
-              <w:jc w:val="left"/>
-            </w:pPr>
-            <w:r>
-              <w:rPr>
-                <w:sz w:val="18"/>
-                <w:szCs w:val="18"/>
-              </w:rPr>
-              <w:t xml:space="preserve">0xF3</w:t>
-            </w:r>
-          </w:p>
-        </w:tc>
-        <w:tc>
-          <w:tcPr>
-            <w:tcW w:w="1746" w:type="dxa"/>
-            <w:tcBorders>
-              <w:top w:val="single" w:sz="4" w:space="0" w:color="8C8C8C"/>
-              <w:left w:val="single" w:sz="4" w:space="0" w:color="8C8C8C"/>
-              <w:bottom w:val="single" w:sz="4" w:space="0" w:color="8C8C8C"/>
-              <w:right w:val="single" w:sz="4" w:space="0" w:color="8C8C8C"/>
-            </w:tcBorders>
-            <w:tcMar>
-              <w:top w:w="40" w:type="dxa"/>
-              <w:left w:w="80" w:type="dxa"/>
-              <w:bottom w:w="40" w:type="dxa"/>
-              <w:right w:w="80" w:type="dxa"/>
-            </w:tcMar>
-            <w:vAlign w:val="center"/>
-          </w:tcPr>
-          <w:p>
-            <w:pPr>
-              <w:spacing w:before="0" w:after="0" w:line="240" w:lineRule="auto"/>
-              <w:jc w:val="left"/>
-            </w:pPr>
-            <w:r>
-              <w:rPr>
-                <w:sz w:val="18"/>
-                <w:szCs w:val="18"/>
-              </w:rPr>
-              <w:t xml:space="preserve">—</w:t>
+                <w:sz w:val="18"/>
+                <w:szCs w:val="18"/>
+              </w:rPr>
+              <w:t xml:space="preserve">0</w:t>
+            </w:r>
+          </w:p>
+        </w:tc>
+        <w:tc>
+          <w:tcPr>
+            <w:tcW w:w="1771" w:type="dxa"/>
+            <w:tcBorders>
+              <w:top w:val="single" w:sz="4" w:space="0" w:color="8C8C8C"/>
+              <w:left w:val="single" w:sz="4" w:space="0" w:color="8C8C8C"/>
+              <w:bottom w:val="single" w:sz="4" w:space="0" w:color="8C8C8C"/>
+              <w:right w:val="single" w:sz="4" w:space="0" w:color="8C8C8C"/>
+            </w:tcBorders>
+            <w:tcMar>
+              <w:top w:w="40" w:type="dxa"/>
+              <w:left w:w="80" w:type="dxa"/>
+              <w:bottom w:w="40" w:type="dxa"/>
+              <w:right w:w="80" w:type="dxa"/>
+            </w:tcMar>
+            <w:vAlign w:val="center"/>
+          </w:tcPr>
+          <w:p>
+            <w:pPr>
+              <w:spacing w:before="0" w:after="0" w:line="240" w:lineRule="auto"/>
+              <w:jc w:val="left"/>
+            </w:pPr>
+            <w:r>
+              <w:rPr>
+                <w:sz w:val="18"/>
+                <w:szCs w:val="18"/>
+              </w:rPr>
+              <w:t xml:space="preserve">0</w:t>
             </w:r>
           </w:p>
         </w:tc>
@@ -5759,6 +6518,99 @@
         </w:trPr>
         <w:tc>
           <w:tcPr>
+            <w:tcW w:w="1510" w:type="dxa"/>
+            <w:tcBorders>
+              <w:top w:val="single" w:sz="4" w:space="0" w:color="8C8C8C"/>
+              <w:left w:val="single" w:sz="4" w:space="0" w:color="8C8C8C"/>
+              <w:bottom w:val="single" w:sz="4" w:space="0" w:color="8C8C8C"/>
+              <w:right w:val="single" w:sz="4" w:space="0" w:color="8C8C8C"/>
+            </w:tcBorders>
+            <w:tcMar>
+              <w:top w:w="40" w:type="dxa"/>
+              <w:left w:w="80" w:type="dxa"/>
+              <w:bottom w:w="40" w:type="dxa"/>
+              <w:right w:w="80" w:type="dxa"/>
+            </w:tcMar>
+            <w:vAlign w:val="center"/>
+          </w:tcPr>
+          <w:p>
+            <w:pPr>
+              <w:spacing w:before="0" w:after="0" w:line="240" w:lineRule="auto"/>
+              <w:jc w:val="left"/>
+            </w:pPr>
+            <w:r>
+              <w:rPr>
+                <w:sz w:val="18"/>
+                <w:szCs w:val="18"/>
+              </w:rPr>
+              <w:t xml:space="preserve">Filtro de banda</w:t>
+            </w:r>
+          </w:p>
+        </w:tc>
+        <w:tc>
+          <w:tcPr>
+            <w:tcW w:w="2155" w:type="dxa"/>
+            <w:tcBorders>
+              <w:top w:val="single" w:sz="4" w:space="0" w:color="8C8C8C"/>
+              <w:left w:val="single" w:sz="4" w:space="0" w:color="8C8C8C"/>
+              <w:bottom w:val="single" w:sz="4" w:space="0" w:color="8C8C8C"/>
+              <w:right w:val="single" w:sz="4" w:space="0" w:color="8C8C8C"/>
+            </w:tcBorders>
+            <w:tcMar>
+              <w:top w:w="40" w:type="dxa"/>
+              <w:left w:w="80" w:type="dxa"/>
+              <w:bottom w:w="40" w:type="dxa"/>
+              <w:right w:w="80" w:type="dxa"/>
+            </w:tcMar>
+            <w:vAlign w:val="center"/>
+          </w:tcPr>
+          <w:p>
+            <w:pPr>
+              <w:spacing w:before="0" w:after="0" w:line="240" w:lineRule="auto"/>
+              <w:jc w:val="left"/>
+            </w:pPr>
+            <w:r>
+              <w:rPr>
+                <w:sz w:val="18"/>
+                <w:szCs w:val="18"/>
+              </w:rPr>
+              <w:t xml:space="preserve">0x2D[2] (COMJ), 0x13[6] (COMB)</w:t>
+            </w:r>
+          </w:p>
+        </w:tc>
+        <w:tc>
+          <w:tcPr>
+            <w:tcW w:w="2737" w:type="dxa"/>
+            <w:tcBorders>
+              <w:top w:val="single" w:sz="4" w:space="0" w:color="8C8C8C"/>
+              <w:left w:val="single" w:sz="4" w:space="0" w:color="8C8C8C"/>
+              <w:bottom w:val="single" w:sz="4" w:space="0" w:color="8C8C8C"/>
+              <w:right w:val="single" w:sz="4" w:space="0" w:color="8C8C8C"/>
+            </w:tcBorders>
+            <w:tcMar>
+              <w:top w:w="40" w:type="dxa"/>
+              <w:left w:w="80" w:type="dxa"/>
+              <w:bottom w:w="40" w:type="dxa"/>
+              <w:right w:w="80" w:type="dxa"/>
+            </w:tcMar>
+            <w:vAlign w:val="center"/>
+          </w:tcPr>
+          <w:p>
+            <w:pPr>
+              <w:spacing w:before="0" w:after="0" w:line="240" w:lineRule="auto"/>
+              <w:jc w:val="left"/>
+            </w:pPr>
+            <w:r>
+              <w:rPr>
+                <w:sz w:val="18"/>
+                <w:szCs w:val="18"/>
+              </w:rPr>
+              <w:t xml:space="preserve">1 = exposições múltiplas da rede</w:t>
+            </w:r>
+          </w:p>
+        </w:tc>
+        <w:tc>
+          <w:tcPr>
             <w:tcW w:w="1465" w:type="dxa"/>
             <w:tcBorders>
               <w:top w:val="single" w:sz="4" w:space="0" w:color="8C8C8C"/>
@@ -5781,143 +6633,41 @@
             </w:pPr>
             <w:r>
               <w:rPr>
-                <w:rFonts w:ascii="Liberation Mono" w:hAnsi="Liberation Mono" w:cs="Liberation Mono"/>
-                <w:color w:val="1F3864"/>
-                <w:sz w:val="18"/>
-                <w:szCs w:val="18"/>
-              </w:rPr>
-              <w:t xml:space="preserve">0x75</w:t>
-            </w:r>
-            <w:r>
-              <w:rPr>
-                <w:sz w:val="18"/>
-                <w:szCs w:val="18"/>
-              </w:rPr>
-              <w:t xml:space="preserve"> COMN</w:t>
-            </w:r>
-          </w:p>
-        </w:tc>
-        <w:tc>
-          <w:tcPr>
-            <w:tcW w:w="900" w:type="dxa"/>
-            <w:tcBorders>
-              <w:top w:val="single" w:sz="4" w:space="0" w:color="8C8C8C"/>
-              <w:left w:val="single" w:sz="4" w:space="0" w:color="8C8C8C"/>
-              <w:bottom w:val="single" w:sz="4" w:space="0" w:color="8C8C8C"/>
-              <w:right w:val="single" w:sz="4" w:space="0" w:color="8C8C8C"/>
-            </w:tcBorders>
-            <w:tcMar>
-              <w:top w:w="40" w:type="dxa"/>
-              <w:left w:w="80" w:type="dxa"/>
-              <w:bottom w:w="40" w:type="dxa"/>
-              <w:right w:w="80" w:type="dxa"/>
-            </w:tcMar>
-            <w:vAlign w:val="center"/>
-          </w:tcPr>
-          <w:p>
-            <w:pPr>
-              <w:spacing w:before="0" w:after="0" w:line="240" w:lineRule="auto"/>
-              <w:jc w:val="left"/>
-            </w:pPr>
-            <w:r>
-              <w:rPr>
-                <w:sz w:val="18"/>
-                <w:szCs w:val="18"/>
-              </w:rPr>
-              <w:t xml:space="preserve">3, 2</w:t>
-            </w:r>
-          </w:p>
-        </w:tc>
-        <w:tc>
-          <w:tcPr>
-            <w:tcW w:w="3991" w:type="dxa"/>
-            <w:tcBorders>
-              <w:top w:val="single" w:sz="4" w:space="0" w:color="8C8C8C"/>
-              <w:left w:val="single" w:sz="4" w:space="0" w:color="8C8C8C"/>
-              <w:bottom w:val="single" w:sz="4" w:space="0" w:color="8C8C8C"/>
-              <w:right w:val="single" w:sz="4" w:space="0" w:color="8C8C8C"/>
-            </w:tcBorders>
-            <w:tcMar>
-              <w:top w:w="40" w:type="dxa"/>
-              <w:left w:w="80" w:type="dxa"/>
-              <w:bottom w:w="40" w:type="dxa"/>
-              <w:right w:w="80" w:type="dxa"/>
-            </w:tcMar>
-            <w:vAlign w:val="center"/>
-          </w:tcPr>
-          <w:p>
-            <w:pPr>
-              <w:spacing w:before="0" w:after="0" w:line="240" w:lineRule="auto"/>
-              <w:jc w:val="left"/>
-            </w:pPr>
-            <w:r>
-              <w:rPr>
-                <w:sz w:val="18"/>
-                <w:szCs w:val="18"/>
-              </w:rPr>
-              <w:t xml:space="preserve">Bit 3: descarta um quadro quando a exposição muda muito; bit 2: permite exposição menor que 1/120 s no modo suave</w:t>
-            </w:r>
-          </w:p>
-        </w:tc>
-        <w:tc>
-          <w:tcPr>
-            <w:tcW w:w="1536" w:type="dxa"/>
-            <w:tcBorders>
-              <w:top w:val="single" w:sz="4" w:space="0" w:color="8C8C8C"/>
-              <w:left w:val="single" w:sz="4" w:space="0" w:color="8C8C8C"/>
-              <w:bottom w:val="single" w:sz="4" w:space="0" w:color="8C8C8C"/>
-              <w:right w:val="single" w:sz="4" w:space="0" w:color="8C8C8C"/>
-            </w:tcBorders>
-            <w:tcMar>
-              <w:top w:w="40" w:type="dxa"/>
-              <w:left w:w="80" w:type="dxa"/>
-              <w:bottom w:w="40" w:type="dxa"/>
-              <w:right w:w="80" w:type="dxa"/>
-            </w:tcMar>
-            <w:vAlign w:val="center"/>
-          </w:tcPr>
-          <w:p>
-            <w:pPr>
-              <w:spacing w:before="0" w:after="0" w:line="240" w:lineRule="auto"/>
-              <w:jc w:val="left"/>
-            </w:pPr>
-            <w:r>
-              <w:rPr>
-                <w:sz w:val="18"/>
-                <w:szCs w:val="18"/>
-              </w:rPr>
-              <w:t xml:space="preserve">—</w:t>
-            </w:r>
-          </w:p>
-        </w:tc>
-        <w:tc>
-          <w:tcPr>
-            <w:tcW w:w="1746" w:type="dxa"/>
-            <w:tcBorders>
-              <w:top w:val="single" w:sz="4" w:space="0" w:color="8C8C8C"/>
-              <w:left w:val="single" w:sz="4" w:space="0" w:color="8C8C8C"/>
-              <w:bottom w:val="single" w:sz="4" w:space="0" w:color="8C8C8C"/>
-              <w:right w:val="single" w:sz="4" w:space="0" w:color="8C8C8C"/>
-            </w:tcBorders>
-            <w:tcMar>
-              <w:top w:w="40" w:type="dxa"/>
-              <w:left w:w="80" w:type="dxa"/>
-              <w:bottom w:w="40" w:type="dxa"/>
-              <w:right w:w="80" w:type="dxa"/>
-            </w:tcMar>
-            <w:vAlign w:val="center"/>
-          </w:tcPr>
-          <w:p>
-            <w:pPr>
-              <w:spacing w:before="0" w:after="0" w:line="240" w:lineRule="auto"/>
-              <w:jc w:val="left"/>
-            </w:pPr>
-            <w:r>
-              <w:rPr>
-                <w:sz w:val="18"/>
-                <w:szCs w:val="18"/>
-              </w:rPr>
-              <w:t xml:space="preserve">0x8E [Windows]</w:t>
+                <w:sz w:val="18"/>
+                <w:szCs w:val="18"/>
+              </w:rPr>
+              <w:t xml:space="preserve">0</w:t>
+            </w:r>
+          </w:p>
+        </w:tc>
+        <w:tc>
+          <w:tcPr>
+            <w:tcW w:w="1771" w:type="dxa"/>
+            <w:tcBorders>
+              <w:top w:val="single" w:sz="4" w:space="0" w:color="8C8C8C"/>
+              <w:left w:val="single" w:sz="4" w:space="0" w:color="8C8C8C"/>
+              <w:bottom w:val="single" w:sz="4" w:space="0" w:color="8C8C8C"/>
+              <w:right w:val="single" w:sz="4" w:space="0" w:color="8C8C8C"/>
+            </w:tcBorders>
+            <w:tcMar>
+              <w:top w:w="40" w:type="dxa"/>
+              <w:left w:w="80" w:type="dxa"/>
+              <w:bottom w:w="40" w:type="dxa"/>
+              <w:right w:w="80" w:type="dxa"/>
+            </w:tcMar>
+            <w:vAlign w:val="center"/>
+          </w:tcPr>
+          <w:p>
+            <w:pPr>
+              <w:spacing w:before="0" w:after="0" w:line="240" w:lineRule="auto"/>
+              <w:jc w:val="left"/>
+            </w:pPr>
+            <w:r>
+              <w:rPr>
+                <w:sz w:val="18"/>
+                <w:szCs w:val="18"/>
+              </w:rPr>
+              <w:t xml:space="preserve">0</w:t>
             </w:r>
           </w:p>
         </w:tc>
@@ -5929,6 +6679,103 @@
         </w:trPr>
         <w:tc>
           <w:tcPr>
+            <w:tcW w:w="1510" w:type="dxa"/>
+            <w:tcBorders>
+              <w:top w:val="single" w:sz="4" w:space="0" w:color="8C8C8C"/>
+              <w:left w:val="single" w:sz="4" w:space="0" w:color="8C8C8C"/>
+              <w:bottom w:val="single" w:sz="4" w:space="0" w:color="8C8C8C"/>
+              <w:right w:val="single" w:sz="4" w:space="0" w:color="8C8C8C"/>
+            </w:tcBorders>
+            <w:tcMar>
+              <w:top w:w="40" w:type="dxa"/>
+              <w:left w:w="80" w:type="dxa"/>
+              <w:bottom w:w="40" w:type="dxa"/>
+              <w:right w:w="80" w:type="dxa"/>
+            </w:tcMar>
+            <w:vAlign w:val="center"/>
+          </w:tcPr>
+          <w:p>
+            <w:pPr>
+              <w:spacing w:before="0" w:after="0" w:line="240" w:lineRule="auto"/>
+              <w:jc w:val="left"/>
+            </w:pPr>
+            <w:r>
+              <w:rPr>
+                <w:b/>
+                <w:bCs/>
+                <w:sz w:val="18"/>
+                <w:szCs w:val="18"/>
+              </w:rPr>
+              <w:t xml:space="preserve">Resultado: exposição</w:t>
+            </w:r>
+          </w:p>
+        </w:tc>
+        <w:tc>
+          <w:tcPr>
+            <w:tcW w:w="2155" w:type="dxa"/>
+            <w:tcBorders>
+              <w:top w:val="single" w:sz="4" w:space="0" w:color="8C8C8C"/>
+              <w:left w:val="single" w:sz="4" w:space="0" w:color="8C8C8C"/>
+              <w:bottom w:val="single" w:sz="4" w:space="0" w:color="8C8C8C"/>
+              <w:right w:val="single" w:sz="4" w:space="0" w:color="8C8C8C"/>
+            </w:tcBorders>
+            <w:tcMar>
+              <w:top w:w="40" w:type="dxa"/>
+              <w:left w:w="80" w:type="dxa"/>
+              <w:bottom w:w="40" w:type="dxa"/>
+              <w:right w:w="80" w:type="dxa"/>
+            </w:tcMar>
+            <w:vAlign w:val="center"/>
+          </w:tcPr>
+          <w:p>
+            <w:pPr>
+              <w:spacing w:before="0" w:after="0" w:line="240" w:lineRule="auto"/>
+              <w:jc w:val="left"/>
+            </w:pPr>
+            <w:r>
+              <w:rPr>
+                <w:b/>
+                <w:bCs/>
+                <w:sz w:val="18"/>
+                <w:szCs w:val="18"/>
+              </w:rPr>
+              <w:t xml:space="preserve">0x10[7:0] + 0x76[1:0]</w:t>
+            </w:r>
+          </w:p>
+        </w:tc>
+        <w:tc>
+          <w:tcPr>
+            <w:tcW w:w="2737" w:type="dxa"/>
+            <w:tcBorders>
+              <w:top w:val="single" w:sz="4" w:space="0" w:color="8C8C8C"/>
+              <w:left w:val="single" w:sz="4" w:space="0" w:color="8C8C8C"/>
+              <w:bottom w:val="single" w:sz="4" w:space="0" w:color="8C8C8C"/>
+              <w:right w:val="single" w:sz="4" w:space="0" w:color="8C8C8C"/>
+            </w:tcBorders>
+            <w:tcMar>
+              <w:top w:w="40" w:type="dxa"/>
+              <w:left w:w="80" w:type="dxa"/>
+              <w:bottom w:w="40" w:type="dxa"/>
+              <w:right w:w="80" w:type="dxa"/>
+            </w:tcMar>
+            <w:vAlign w:val="center"/>
+          </w:tcPr>
+          <w:p>
+            <w:pPr>
+              <w:spacing w:before="0" w:after="0" w:line="240" w:lineRule="auto"/>
+              <w:jc w:val="left"/>
+            </w:pPr>
+            <w:r>
+              <w:rPr>
+                <w:sz w:val="18"/>
+                <w:szCs w:val="18"/>
+              </w:rPr>
+              <w:t xml:space="preserve">AEC[9:0] em linhas; TEX = TLINE × AEC</w:t>
+            </w:r>
+          </w:p>
+        </w:tc>
+        <w:tc>
+          <w:tcPr>
             <w:tcW w:w="1465" w:type="dxa"/>
             <w:tcBorders>
               <w:top w:val="single" w:sz="4" w:space="0" w:color="8C8C8C"/>
@@ -5949,6 +6796,44 @@
               <w:spacing w:before="0" w:after="0" w:line="240" w:lineRule="auto"/>
               <w:jc w:val="left"/>
             </w:pPr>
+            <w:r>
+              <w:rPr>
+                <w:sz w:val="18"/>
+                <w:szCs w:val="18"/>
+              </w:rPr>
+              <w:t xml:space="preserve">0x41 / 01</w:t>
+            </w:r>
+          </w:p>
+        </w:tc>
+        <w:tc>
+          <w:tcPr>
+            <w:tcW w:w="1771" w:type="dxa"/>
+            <w:tcBorders>
+              <w:top w:val="single" w:sz="4" w:space="0" w:color="8C8C8C"/>
+              <w:left w:val="single" w:sz="4" w:space="0" w:color="8C8C8C"/>
+              <w:bottom w:val="single" w:sz="4" w:space="0" w:color="8C8C8C"/>
+              <w:right w:val="single" w:sz="4" w:space="0" w:color="8C8C8C"/>
+            </w:tcBorders>
+            <w:tcMar>
+              <w:top w:w="40" w:type="dxa"/>
+              <w:left w:w="80" w:type="dxa"/>
+              <w:bottom w:w="40" w:type="dxa"/>
+              <w:right w:w="80" w:type="dxa"/>
+            </w:tcMar>
+            <w:vAlign w:val="center"/>
+          </w:tcPr>
+          <w:p>
+            <w:pPr>
+              <w:spacing w:before="0" w:after="0" w:line="240" w:lineRule="auto"/>
+              <w:jc w:val="left"/>
+            </w:pPr>
+            <w:r>
+              <w:rPr>
+                <w:sz w:val="18"/>
+                <w:szCs w:val="18"/>
+              </w:rPr>
+              <w:t xml:space="preserve">controle </w:t>
+            </w:r>
             <w:r>
               <w:rPr>
                 <w:rFonts w:ascii="Liberation Mono" w:hAnsi="Liberation Mono" w:cs="Liberation Mono"/>
@@ -5956,138 +6841,175 @@
                 <w:sz w:val="18"/>
                 <w:szCs w:val="18"/>
               </w:rPr>
-              <w:t xml:space="preserve">0x1F</w:t>
-            </w:r>
-            <w:r>
-              <w:rPr>
-                <w:sz w:val="18"/>
-                <w:szCs w:val="18"/>
-              </w:rPr>
-              <w:t xml:space="preserve"> SOFT</w:t>
-            </w:r>
-          </w:p>
-        </w:tc>
-        <w:tc>
-          <w:tcPr>
-            <w:tcW w:w="900" w:type="dxa"/>
-            <w:tcBorders>
-              <w:top w:val="single" w:sz="4" w:space="0" w:color="8C8C8C"/>
-              <w:left w:val="single" w:sz="4" w:space="0" w:color="8C8C8C"/>
-              <w:bottom w:val="single" w:sz="4" w:space="0" w:color="8C8C8C"/>
-              <w:right w:val="single" w:sz="4" w:space="0" w:color="8C8C8C"/>
-            </w:tcBorders>
-            <w:tcMar>
-              <w:top w:w="40" w:type="dxa"/>
-              <w:left w:w="80" w:type="dxa"/>
-              <w:bottom w:w="40" w:type="dxa"/>
-              <w:right w:w="80" w:type="dxa"/>
-            </w:tcMar>
-            <w:vAlign w:val="center"/>
-          </w:tcPr>
-          <w:p>
-            <w:pPr>
-              <w:spacing w:before="0" w:after="0" w:line="240" w:lineRule="auto"/>
-              <w:jc w:val="left"/>
-            </w:pPr>
-            <w:r>
-              <w:rPr>
-                <w:sz w:val="18"/>
-                <w:szCs w:val="18"/>
-              </w:rPr>
-              <w:t xml:space="preserve">5</w:t>
-            </w:r>
-          </w:p>
-        </w:tc>
-        <w:tc>
-          <w:tcPr>
-            <w:tcW w:w="3991" w:type="dxa"/>
-            <w:tcBorders>
-              <w:top w:val="single" w:sz="4" w:space="0" w:color="8C8C8C"/>
-              <w:left w:val="single" w:sz="4" w:space="0" w:color="8C8C8C"/>
-              <w:bottom w:val="single" w:sz="4" w:space="0" w:color="8C8C8C"/>
-              <w:right w:val="single" w:sz="4" w:space="0" w:color="8C8C8C"/>
-            </w:tcBorders>
-            <w:tcMar>
-              <w:top w:w="40" w:type="dxa"/>
-              <w:left w:w="80" w:type="dxa"/>
-              <w:bottom w:w="40" w:type="dxa"/>
-              <w:right w:w="80" w:type="dxa"/>
-            </w:tcMar>
-            <w:vAlign w:val="center"/>
-          </w:tcPr>
-          <w:p>
-            <w:pPr>
-              <w:spacing w:before="0" w:after="0" w:line="240" w:lineRule="auto"/>
-              <w:jc w:val="left"/>
-            </w:pPr>
-            <w:r>
-              <w:rPr>
-                <w:sz w:val="18"/>
-                <w:szCs w:val="18"/>
-              </w:rPr>
-              <w:t xml:space="preserve">Intervalo maior entre passos do AEC/AGC abaixo de 8 linhas</w:t>
-            </w:r>
-          </w:p>
-        </w:tc>
-        <w:tc>
-          <w:tcPr>
-            <w:tcW w:w="1536" w:type="dxa"/>
-            <w:tcBorders>
-              <w:top w:val="single" w:sz="4" w:space="0" w:color="8C8C8C"/>
-              <w:left w:val="single" w:sz="4" w:space="0" w:color="8C8C8C"/>
-              <w:bottom w:val="single" w:sz="4" w:space="0" w:color="8C8C8C"/>
-              <w:right w:val="single" w:sz="4" w:space="0" w:color="8C8C8C"/>
-            </w:tcBorders>
-            <w:tcMar>
-              <w:top w:w="40" w:type="dxa"/>
-              <w:left w:w="80" w:type="dxa"/>
-              <w:bottom w:w="40" w:type="dxa"/>
-              <w:right w:w="80" w:type="dxa"/>
-            </w:tcMar>
-            <w:vAlign w:val="center"/>
-          </w:tcPr>
-          <w:p>
-            <w:pPr>
-              <w:spacing w:before="0" w:after="0" w:line="240" w:lineRule="auto"/>
-              <w:jc w:val="left"/>
-            </w:pPr>
-            <w:r>
-              <w:rPr>
-                <w:sz w:val="18"/>
-                <w:szCs w:val="18"/>
-              </w:rPr>
-              <w:t xml:space="preserve">0</w:t>
-            </w:r>
-          </w:p>
-        </w:tc>
-        <w:tc>
-          <w:tcPr>
-            <w:tcW w:w="1746" w:type="dxa"/>
-            <w:tcBorders>
-              <w:top w:val="single" w:sz="4" w:space="0" w:color="8C8C8C"/>
-              <w:left w:val="single" w:sz="4" w:space="0" w:color="8C8C8C"/>
-              <w:bottom w:val="single" w:sz="4" w:space="0" w:color="8C8C8C"/>
-              <w:right w:val="single" w:sz="4" w:space="0" w:color="8C8C8C"/>
-            </w:tcBorders>
-            <w:tcMar>
-              <w:top w:w="40" w:type="dxa"/>
-              <w:left w:w="80" w:type="dxa"/>
-              <w:bottom w:w="40" w:type="dxa"/>
-              <w:right w:w="80" w:type="dxa"/>
-            </w:tcMar>
-            <w:vAlign w:val="center"/>
-          </w:tcPr>
-          <w:p>
-            <w:pPr>
-              <w:spacing w:before="0" w:after="0" w:line="240" w:lineRule="auto"/>
-              <w:jc w:val="left"/>
-            </w:pPr>
-            <w:r>
-              <w:rPr>
-                <w:sz w:val="18"/>
-                <w:szCs w:val="18"/>
-              </w:rPr>
-              <w:t xml:space="preserve">0</w:t>
+              <w:t xml:space="preserve">exposure</w:t>
+            </w:r>
+            <w:r>
+              <w:rPr>
+                <w:sz w:val="18"/>
+                <w:szCs w:val="18"/>
+              </w:rPr>
+              <w:t xml:space="preserve"> / 00</w:t>
+            </w:r>
+          </w:p>
+        </w:tc>
+      </w:tr>
+      <w:tr>
+        <w:trPr>
+          <w:cantSplit/>
+          <w:jc w:val="center"/>
+        </w:trPr>
+        <w:tc>
+          <w:tcPr>
+            <w:tcW w:w="1510" w:type="dxa"/>
+            <w:tcBorders>
+              <w:top w:val="single" w:sz="4" w:space="0" w:color="8C8C8C"/>
+              <w:left w:val="single" w:sz="4" w:space="0" w:color="8C8C8C"/>
+              <w:bottom w:val="single" w:sz="4" w:space="0" w:color="8C8C8C"/>
+              <w:right w:val="single" w:sz="4" w:space="0" w:color="8C8C8C"/>
+            </w:tcBorders>
+            <w:tcMar>
+              <w:top w:w="40" w:type="dxa"/>
+              <w:left w:w="80" w:type="dxa"/>
+              <w:bottom w:w="40" w:type="dxa"/>
+              <w:right w:w="80" w:type="dxa"/>
+            </w:tcMar>
+            <w:vAlign w:val="center"/>
+          </w:tcPr>
+          <w:p>
+            <w:pPr>
+              <w:spacing w:before="0" w:after="0" w:line="240" w:lineRule="auto"/>
+              <w:jc w:val="left"/>
+            </w:pPr>
+            <w:r>
+              <w:rPr>
+                <w:sz w:val="18"/>
+                <w:szCs w:val="18"/>
+              </w:rPr>
+              <w:t xml:space="preserve">Média disponível</w:t>
+            </w:r>
+          </w:p>
+        </w:tc>
+        <w:tc>
+          <w:tcPr>
+            <w:tcW w:w="2155" w:type="dxa"/>
+            <w:tcBorders>
+              <w:top w:val="single" w:sz="4" w:space="0" w:color="8C8C8C"/>
+              <w:left w:val="single" w:sz="4" w:space="0" w:color="8C8C8C"/>
+              <w:bottom w:val="single" w:sz="4" w:space="0" w:color="8C8C8C"/>
+              <w:right w:val="single" w:sz="4" w:space="0" w:color="8C8C8C"/>
+            </w:tcBorders>
+            <w:tcMar>
+              <w:top w:w="40" w:type="dxa"/>
+              <w:left w:w="80" w:type="dxa"/>
+              <w:bottom w:w="40" w:type="dxa"/>
+              <w:right w:w="80" w:type="dxa"/>
+            </w:tcMar>
+            <w:vAlign w:val="center"/>
+          </w:tcPr>
+          <w:p>
+            <w:pPr>
+              <w:spacing w:before="0" w:after="0" w:line="240" w:lineRule="auto"/>
+              <w:jc w:val="left"/>
+            </w:pPr>
+            <w:r>
+              <w:rPr>
+                <w:sz w:val="18"/>
+                <w:szCs w:val="18"/>
+              </w:rPr>
+              <w:t xml:space="preserve">0x7C[7:0] (AVG), com 0x20[6] = 1</w:t>
+            </w:r>
+          </w:p>
+        </w:tc>
+        <w:tc>
+          <w:tcPr>
+            <w:tcW w:w="2737" w:type="dxa"/>
+            <w:tcBorders>
+              <w:top w:val="single" w:sz="4" w:space="0" w:color="8C8C8C"/>
+              <w:left w:val="single" w:sz="4" w:space="0" w:color="8C8C8C"/>
+              <w:bottom w:val="single" w:sz="4" w:space="0" w:color="8C8C8C"/>
+              <w:right w:val="single" w:sz="4" w:space="0" w:color="8C8C8C"/>
+            </w:tcBorders>
+            <w:tcMar>
+              <w:top w:w="40" w:type="dxa"/>
+              <w:left w:w="80" w:type="dxa"/>
+              <w:bottom w:w="40" w:type="dxa"/>
+              <w:right w:w="80" w:type="dxa"/>
+            </w:tcMar>
+            <w:vAlign w:val="center"/>
+          </w:tcPr>
+          <w:p>
+            <w:pPr>
+              <w:spacing w:before="0" w:after="0" w:line="240" w:lineRule="auto"/>
+              <w:jc w:val="left"/>
+            </w:pPr>
+            <w:r>
+              <w:rPr>
+                <w:sz w:val="18"/>
+                <w:szCs w:val="18"/>
+              </w:rPr>
+              <w:t xml:space="preserve">média do campo</w:t>
+            </w:r>
+          </w:p>
+        </w:tc>
+        <w:tc>
+          <w:tcPr>
+            <w:tcW w:w="1465" w:type="dxa"/>
+            <w:tcBorders>
+              <w:top w:val="single" w:sz="4" w:space="0" w:color="8C8C8C"/>
+              <w:left w:val="single" w:sz="4" w:space="0" w:color="8C8C8C"/>
+              <w:bottom w:val="single" w:sz="4" w:space="0" w:color="8C8C8C"/>
+              <w:right w:val="single" w:sz="4" w:space="0" w:color="8C8C8C"/>
+            </w:tcBorders>
+            <w:tcMar>
+              <w:top w:w="40" w:type="dxa"/>
+              <w:left w:w="80" w:type="dxa"/>
+              <w:bottom w:w="40" w:type="dxa"/>
+              <w:right w:w="80" w:type="dxa"/>
+            </w:tcMar>
+            <w:vAlign w:val="center"/>
+          </w:tcPr>
+          <w:p>
+            <w:pPr>
+              <w:spacing w:before="0" w:after="0" w:line="240" w:lineRule="auto"/>
+              <w:jc w:val="left"/>
+            </w:pPr>
+            <w:r>
+              <w:rPr>
+                <w:sz w:val="18"/>
+                <w:szCs w:val="18"/>
+              </w:rPr>
+              <w:t xml:space="preserve">—</w:t>
+            </w:r>
+          </w:p>
+        </w:tc>
+        <w:tc>
+          <w:tcPr>
+            <w:tcW w:w="1771" w:type="dxa"/>
+            <w:tcBorders>
+              <w:top w:val="single" w:sz="4" w:space="0" w:color="8C8C8C"/>
+              <w:left w:val="single" w:sz="4" w:space="0" w:color="8C8C8C"/>
+              <w:bottom w:val="single" w:sz="4" w:space="0" w:color="8C8C8C"/>
+              <w:right w:val="single" w:sz="4" w:space="0" w:color="8C8C8C"/>
+            </w:tcBorders>
+            <w:tcMar>
+              <w:top w:w="40" w:type="dxa"/>
+              <w:left w:w="80" w:type="dxa"/>
+              <w:bottom w:w="40" w:type="dxa"/>
+              <w:right w:w="80" w:type="dxa"/>
+            </w:tcMar>
+            <w:vAlign w:val="center"/>
+          </w:tcPr>
+          <w:p>
+            <w:pPr>
+              <w:spacing w:before="0" w:after="0" w:line="240" w:lineRule="auto"/>
+              <w:jc w:val="left"/>
+            </w:pPr>
+            <w:r>
+              <w:rPr>
+                <w:sz w:val="18"/>
+                <w:szCs w:val="18"/>
+              </w:rPr>
+              <w:t xml:space="preserve">ligada (0x20 = 0x44 [Windows])</w:t>
             </w:r>
           </w:p>
         </w:tc>
@@ -6097,486 +7019,6 @@
       <w:pPr>
         <w:spacing w:before="0" w:after="60"/>
       </w:pPr>
-    </w:p>
-    <w:p>
-      <w:pPr>
-        <w:pStyle w:val="Ttulo4"/>
-      </w:pPr>
-      <w:r>
-        <w:t xml:space="preserve">Filtro de banda (cintilação)</w:t>
-      </w:r>
-    </w:p>
-    <w:p>
-      <w:r>
-        <w:t xml:space="preserve">Sob luz fluorescente, a luz pisca a 100 Hz (rede de 50 Hz) ou 120 Hz (60 Hz). Se a exposição não for múltipla desse período, aparecem faixas. O OV7630 tem um modo do AEC que só escolhe exposições "seguras": </w:t>
-      </w:r>
-      <w:r>
-        <w:rPr>
-          <w:rFonts w:ascii="Liberation Mono" w:hAnsi="Liberation Mono" w:cs="Liberation Mono"/>
-          <w:color w:val="1F3864"/>
-          <w:sz w:val="20"/>
-          <w:szCs w:val="20"/>
-        </w:rPr>
-        <w:t xml:space="preserve">0x2D</w:t>
-      </w:r>
-      <w:r>
-        <w:t xml:space="preserve"> bit 2 (BANDF) [datasheet], com a opção de clock em </w:t>
-      </w:r>
-      <w:r>
-        <w:rPr>
-          <w:rFonts w:ascii="Liberation Mono" w:hAnsi="Liberation Mono" w:cs="Liberation Mono"/>
-          <w:color w:val="1F3864"/>
-          <w:sz w:val="20"/>
-          <w:szCs w:val="20"/>
-        </w:rPr>
-        <w:t xml:space="preserve">0x13</w:t>
-      </w:r>
-      <w:r>
-        <w:t xml:space="preserve"> bit 6. </w:t>
-      </w:r>
-      <w:r>
-        <w:rPr>
-          <w:b/>
-          <w:bCs/>
-        </w:rPr>
-        <w:t xml:space="preserve">Só funciona com o AEC ligado</w:t>
-      </w:r>
-      <w:r>
-        <w:t xml:space="preserve">: com a exposição manual, o bit não teve efeito [medido, </w:t>
-      </w:r>
-      <w:r>
-        <w:rPr>
-          <w:rFonts w:ascii="Liberation Mono" w:hAnsi="Liberation Mono" w:cs="Liberation Mono"/>
-          <w:color w:val="1F3864"/>
-          <w:sz w:val="20"/>
-          <w:szCs w:val="20"/>
-        </w:rPr>
-        <w:t xml:space="preserve">varre_bits.py</w:t>
-      </w:r>
-      <w:r>
-        <w:t xml:space="preserve">]. O driver trata a cintilação ajustando a taxa pelo </w:t>
-      </w:r>
-      <w:r>
-        <w:rPr>
-          <w:rFonts w:ascii="Liberation Mono" w:hAnsi="Liberation Mono" w:cs="Liberation Mono"/>
-          <w:color w:val="1F3864"/>
-          <w:sz w:val="20"/>
-          <w:szCs w:val="20"/>
-        </w:rPr>
-        <w:t xml:space="preserve">0x2B</w:t>
-      </w:r>
-      <w:r>
-        <w:t xml:space="preserve"> (controle </w:t>
-      </w:r>
-      <w:r>
-        <w:rPr>
-          <w:rFonts w:ascii="Liberation Mono" w:hAnsi="Liberation Mono" w:cs="Liberation Mono"/>
-          <w:color w:val="1F3864"/>
-          <w:sz w:val="20"/>
-          <w:szCs w:val="20"/>
-        </w:rPr>
-        <w:t xml:space="preserve">power_line_frequency</w:t>
-      </w:r>
-      <w:r>
-        <w:t xml:space="preserve">).</w:t>
-      </w:r>
-    </w:p>
-    <w:p>
-      <w:pPr>
-        <w:pStyle w:val="Ttulo4"/>
-      </w:pPr>
-      <w:r>
-        <w:t xml:space="preserve">O que foi medido</w:t>
-      </w:r>
-    </w:p>
-    <w:p>
-      <w:r>
-        <w:t xml:space="preserve">Teste </w:t>
-      </w:r>
-      <w:r>
-        <w:rPr>
-          <w:rFonts w:ascii="Liberation Mono" w:hAnsi="Liberation Mono" w:cs="Liberation Mono"/>
-          <w:color w:val="1F3864"/>
-          <w:sz w:val="20"/>
-          <w:szCs w:val="20"/>
-        </w:rPr>
-        <w:t xml:space="preserve">testes/testa_combina.py</w:t>
-      </w:r>
-      <w:r>
-        <w:t xml:space="preserve"> (2026-10-17): padrão composto na tela, ganho 47 e exposição 67 manuais como ponto de partida [medido].</w:t>
-      </w:r>
-    </w:p>
-    <w:p>
-      <w:pPr>
-        <w:keepNext/>
-        <w:spacing w:before="120" w:after="40"/>
-        <w:jc w:val="center"/>
-      </w:pPr>
-      <w:r>
-        <w:rPr>
-          <w:noProof/>
-        </w:rPr>
-        <w:drawing>
-          <wp:inline distT="0" distB="0" distL="0" distR="0">
-            <wp:extent cx="5760000" cy="1993846"/>
-            <wp:effectExtent l="0" t="0" r="0" b="0"/>
-            <wp:docPr id="106" name="Figura 106"/>
-            <wp:cNvGraphicFramePr>
-              <a:graphicFrameLocks xmlns:a="http://schemas.openxmlformats.org/drawingml/2006/main" noChangeAspect="1"/>
-            </wp:cNvGraphicFramePr>
-            <a:graphic xmlns:a="http://schemas.openxmlformats.org/drawingml/2006/main">
-              <a:graphicData uri="http://schemas.openxmlformats.org/drawingml/2006/picture">
-                <pic:pic xmlns:pic="http://schemas.openxmlformats.org/drawingml/2006/picture">
-                  <pic:nvPicPr>
-                    <pic:cNvPr id="106" name="fig106.png"/>
-                    <pic:cNvPicPr/>
-                  </pic:nvPicPr>
-                  <pic:blipFill>
-                    <a:blip r:embed="rIdFig6"/>
-                    <a:stretch>
-                      <a:fillRect/>
-                    </a:stretch>
-                  </pic:blipFill>
-                  <pic:spPr>
-                    <a:xfrm>
-                      <a:off x="0" y="0"/>
-                      <a:ext cx="5760000" cy="1993846"/>
-                    </a:xfrm>
-                    <a:prstGeom prst="rect">
-                      <a:avLst/>
-                    </a:prstGeom>
-                  </pic:spPr>
-                </pic:pic>
-              </a:graphicData>
-            </a:graphic>
-          </wp:inline>
-        </w:drawing>
-      </w:r>
-    </w:p>
-    <w:p>
-      <w:pPr>
-        <w:pStyle w:val="Legendadefigura"/>
-      </w:pPr>
-      <w:r>
-        <w:t xml:space="preserve">Figura 1.6 – Brilho medido com os automáticos internos</w:t>
-      </w:r>
-    </w:p>
-    <w:p>
-      <w:pPr>
-        <w:keepNext/>
-        <w:spacing w:before="120" w:after="40"/>
-        <w:jc w:val="center"/>
-      </w:pPr>
-      <w:r>
-        <w:rPr>
-          <w:noProof/>
-        </w:rPr>
-        <w:drawing>
-          <wp:inline distT="0" distB="0" distL="0" distR="0">
-            <wp:extent cx="5760000" cy="1440000"/>
-            <wp:effectExtent l="0" t="0" r="0" b="0"/>
-            <wp:docPr id="107" name="Figura 107"/>
-            <wp:cNvGraphicFramePr>
-              <a:graphicFrameLocks xmlns:a="http://schemas.openxmlformats.org/drawingml/2006/main" noChangeAspect="1"/>
-            </wp:cNvGraphicFramePr>
-            <a:graphic xmlns:a="http://schemas.openxmlformats.org/drawingml/2006/main">
-              <a:graphicData uri="http://schemas.openxmlformats.org/drawingml/2006/picture">
-                <pic:pic xmlns:pic="http://schemas.openxmlformats.org/drawingml/2006/picture">
-                  <pic:nvPicPr>
-                    <pic:cNvPr id="107" name="fig107.png"/>
-                    <pic:cNvPicPr/>
-                  </pic:nvPicPr>
-                  <pic:blipFill>
-                    <a:blip r:embed="rIdFig7"/>
-                    <a:stretch>
-                      <a:fillRect/>
-                    </a:stretch>
-                  </pic:blipFill>
-                  <pic:spPr>
-                    <a:xfrm>
-                      <a:off x="0" y="0"/>
-                      <a:ext cx="5760000" cy="1440000"/>
-                    </a:xfrm>
-                    <a:prstGeom prst="rect">
-                      <a:avLst/>
-                    </a:prstGeom>
-                  </pic:spPr>
-                </pic:pic>
-              </a:graphicData>
-            </a:graphic>
-          </wp:inline>
-        </w:drawing>
-      </w:r>
-    </w:p>
-    <w:p>
-      <w:pPr>
-        <w:pStyle w:val="Legendadefigura"/>
-      </w:pPr>
-      <w:r>
-        <w:t xml:space="preserve">Figura 1.7 – Imagens reais: manual, AEC, AGC e os dois</w:t>
-      </w:r>
-    </w:p>
-    <w:p>
-      <w:pPr>
-        <w:pStyle w:val="PargrafodaLista"/>
-        <w:numPr>
-          <w:ilvl w:val="0"/>
-          <w:numId w:val="2"/>
-        </w:numPr>
-        <w:spacing w:after="70" w:line="276" w:lineRule="auto"/>
-      </w:pPr>
-      <w:r>
-        <w:rPr>
-          <w:b/>
-          <w:bCs/>
-        </w:rPr>
-        <w:t xml:space="preserve">AEC ligado</w:t>
-      </w:r>
-      <w:r>
-        <w:t xml:space="preserve"> (</w:t>
-      </w:r>
-      <w:r>
-        <w:rPr>
-          <w:rFonts w:ascii="Liberation Mono" w:hAnsi="Liberation Mono" w:cs="Liberation Mono"/>
-          <w:color w:val="1F3864"/>
-          <w:sz w:val="20"/>
-          <w:szCs w:val="20"/>
-        </w:rPr>
-        <w:t xml:space="preserve">0x13 = 0x81</w:t>
-      </w:r>
-      <w:r>
-        <w:t xml:space="preserve">): brilho </w:t>
-      </w:r>
-      <w:r>
-        <w:rPr>
-          <w:b/>
-          <w:bCs/>
-        </w:rPr>
-        <w:t xml:space="preserve">21,7 → 29,5</w:t>
-      </w:r>
-      <w:r>
-        <w:t xml:space="preserve"> — o sensor escolheu uma exposição maior.</w:t>
-      </w:r>
-    </w:p>
-    <w:p>
-      <w:pPr>
-        <w:pStyle w:val="PargrafodaLista"/>
-        <w:numPr>
-          <w:ilvl w:val="0"/>
-          <w:numId w:val="2"/>
-        </w:numPr>
-        <w:spacing w:after="70" w:line="276" w:lineRule="auto"/>
-      </w:pPr>
-      <w:r>
-        <w:rPr>
-          <w:b/>
-          <w:bCs/>
-        </w:rPr>
-        <w:t xml:space="preserve">AEC + AGC</w:t>
-      </w:r>
-      <w:r>
-        <w:t xml:space="preserve"> (</w:t>
-      </w:r>
-      <w:r>
-        <w:rPr>
-          <w:rFonts w:ascii="Liberation Mono" w:hAnsi="Liberation Mono" w:cs="Liberation Mono"/>
-          <w:color w:val="1F3864"/>
-          <w:sz w:val="20"/>
-          <w:szCs w:val="20"/>
-        </w:rPr>
-        <w:t xml:space="preserve">0x13 = 0x83</w:t>
-      </w:r>
-      <w:r>
-        <w:t xml:space="preserve">): 17,3 — o sensor escolhe o próprio par exposição/ganho.</w:t>
-      </w:r>
-    </w:p>
-    <w:p>
-      <w:pPr>
-        <w:pStyle w:val="PargrafodaLista"/>
-        <w:numPr>
-          <w:ilvl w:val="0"/>
-          <w:numId w:val="2"/>
-        </w:numPr>
-        <w:spacing w:after="70" w:line="276" w:lineRule="auto"/>
-      </w:pPr>
-      <w:r>
-        <w:rPr>
-          <w:b/>
-          <w:bCs/>
-        </w:rPr>
-        <w:t xml:space="preserve">Referência `0x68` baixa</w:t>
-      </w:r>
-      <w:r>
-        <w:t xml:space="preserve"> (0x0C): 9,3 (mais escuro); alta (0xEC): igual ao padrão.</w:t>
-      </w:r>
-    </w:p>
-    <w:p>
-      <w:pPr>
-        <w:pStyle w:val="PargrafodaLista"/>
-        <w:numPr>
-          <w:ilvl w:val="0"/>
-          <w:numId w:val="2"/>
-        </w:numPr>
-        <w:spacing w:after="70" w:line="276" w:lineRule="auto"/>
-      </w:pPr>
-      <w:r>
-        <w:rPr>
-          <w:b/>
-          <w:bCs/>
-        </w:rPr>
-        <w:t xml:space="preserve">Alvos `0x24`/`0x25`</w:t>
-      </w:r>
-      <w:r>
-        <w:t xml:space="preserve"> e </w:t>
-      </w:r>
-      <w:r>
-        <w:rPr>
-          <w:b/>
-          <w:bCs/>
-        </w:rPr>
-        <w:t xml:space="preserve">janela central</w:t>
-      </w:r>
-      <w:r>
-        <w:t xml:space="preserve"> (</w:t>
-      </w:r>
-      <w:r>
-        <w:rPr>
-          <w:rFonts w:ascii="Liberation Mono" w:hAnsi="Liberation Mono" w:cs="Liberation Mono"/>
-          <w:color w:val="1F3864"/>
-          <w:sz w:val="20"/>
-          <w:szCs w:val="20"/>
-        </w:rPr>
-        <w:t xml:space="preserve">0x29</w:t>
-      </w:r>
-      <w:r>
-        <w:t xml:space="preserve"> bit 3): quase sem efeito nesta cena.</w:t>
-      </w:r>
-    </w:p>
-    <w:p>
-      <w:pPr>
-        <w:pStyle w:val="Quadro"/>
-        <w:keepLines/>
-        <w:pBdr>
-          <w:left w:val="single" w:sz="24" w:space="6" w:color="E0A100"/>
-        </w:pBdr>
-        <w:shd w:val="clear" w:color="auto" w:fill="FFF4D6"/>
-        <w:spacing w:before="100" w:after="140" w:line="276" w:lineRule="auto"/>
-        <w:ind w:left="140" w:right="140"/>
-      </w:pPr>
-      <w:r>
-        <w:rPr>
-          <w:b/>
-          <w:bCs/>
-        </w:rPr>
-        <w:t xml:space="preserve">Nota:</w:t>
-      </w:r>
-      <w:r>
-        <w:t xml:space="preserve"> situação no driver — o AEC está desligado. Desde 2026-10-17 a exposição é </w:t>
-      </w:r>
-      <w:r>
-        <w:rPr>
-          <w:b/>
-          <w:bCs/>
-        </w:rPr>
-        <w:t xml:space="preserve">manual</w:t>
-      </w:r>
-      <w:r>
-        <w:t xml:space="preserve"> (controle </w:t>
-      </w:r>
-      <w:r>
-        <w:rPr>
-          <w:rFonts w:ascii="Liberation Mono" w:hAnsi="Liberation Mono" w:cs="Liberation Mono"/>
-          <w:color w:val="1F3864"/>
-          <w:sz w:val="20"/>
-          <w:szCs w:val="20"/>
-        </w:rPr>
-        <w:t xml:space="preserve">exposure</w:t>
-      </w:r>
-      <w:r>
-        <w:t xml:space="preserve">). Para usar o AEC do sensor, basta </w:t>
-      </w:r>
-      <w:r>
-        <w:rPr>
-          <w:rFonts w:ascii="Liberation Mono" w:hAnsi="Liberation Mono" w:cs="Liberation Mono"/>
-          <w:color w:val="1F3864"/>
-          <w:sz w:val="20"/>
-          <w:szCs w:val="20"/>
-        </w:rPr>
-        <w:t xml:space="preserve">0x13 = 0x81</w:t>
-      </w:r>
-      <w:r>
-        <w:t xml:space="preserve"> (ou </w:t>
-      </w:r>
-      <w:r>
-        <w:rPr>
-          <w:rFonts w:ascii="Liberation Mono" w:hAnsi="Liberation Mono" w:cs="Liberation Mono"/>
-          <w:color w:val="1F3864"/>
-          <w:sz w:val="20"/>
-          <w:szCs w:val="20"/>
-        </w:rPr>
-        <w:t xml:space="preserve">0x83</w:t>
-      </w:r>
-      <w:r>
-        <w:t xml:space="preserve"> com o AGC).</w:t>
-      </w:r>
-    </w:p>
-    <w:p>
-      <w:pPr>
-        <w:pStyle w:val="Quadro"/>
-        <w:keepLines/>
-        <w:pBdr>
-          <w:left w:val="single" w:sz="24" w:space="6" w:color="C0392B"/>
-        </w:pBdr>
-        <w:shd w:val="clear" w:color="auto" w:fill="FDE9E7"/>
-        <w:spacing w:before="100" w:after="140" w:line="276" w:lineRule="auto"/>
-        <w:ind w:left="140" w:right="140"/>
-      </w:pPr>
-      <w:r>
-        <w:rPr>
-          <w:b/>
-          <w:bCs/>
-        </w:rPr>
-        <w:t xml:space="preserve">Atenção:</w:t>
-      </w:r>
-      <w:r>
-        <w:t xml:space="preserve"> com o AEC ligado, o controle </w:t>
-      </w:r>
-      <w:r>
-        <w:rPr>
-          <w:rFonts w:ascii="Liberation Mono" w:hAnsi="Liberation Mono" w:cs="Liberation Mono"/>
-          <w:color w:val="1F3864"/>
-          <w:sz w:val="20"/>
-          <w:szCs w:val="20"/>
-        </w:rPr>
-        <w:t xml:space="preserve">exposure</w:t>
-      </w:r>
-      <w:r>
-        <w:t xml:space="preserve"> perde o efeito, porque o sensor reescreve o </w:t>
-      </w:r>
-      <w:r>
-        <w:rPr>
-          <w:rFonts w:ascii="Liberation Mono" w:hAnsi="Liberation Mono" w:cs="Liberation Mono"/>
-          <w:color w:val="1F3864"/>
-          <w:sz w:val="20"/>
-          <w:szCs w:val="20"/>
-        </w:rPr>
-        <w:t xml:space="preserve">0x10</w:t>
-      </w:r>
-      <w:r>
-        <w:t xml:space="preserve"> a cada campo. O mesmo vale para o AGC e o controle </w:t>
-      </w:r>
-      <w:r>
-        <w:rPr>
-          <w:rFonts w:ascii="Liberation Mono" w:hAnsi="Liberation Mono" w:cs="Liberation Mono"/>
-          <w:color w:val="1F3864"/>
-          <w:sz w:val="20"/>
-          <w:szCs w:val="20"/>
-        </w:rPr>
-        <w:t xml:space="preserve">gain</w:t>
-      </w:r>
-      <w:r>
-        <w:t xml:space="preserve">.</w:t>
-      </w:r>
     </w:p>
     <w:p>
       <w:pPr>
@@ -12963,7 +13405,7 @@
           <wp:inline distT="0" distB="0" distL="0" distR="0">
             <wp:extent cx="5760000" cy="2880000"/>
             <wp:effectExtent l="0" t="0" r="0" b="0"/>
-            <wp:docPr id="108" name="Figura 108"/>
+            <wp:docPr id="109" name="Figura 109"/>
             <wp:cNvGraphicFramePr>
               <a:graphicFrameLocks xmlns:a="http://schemas.openxmlformats.org/drawingml/2006/main" noChangeAspect="1"/>
             </wp:cNvGraphicFramePr>
@@ -12971,11 +13413,11 @@
               <a:graphicData uri="http://schemas.openxmlformats.org/drawingml/2006/picture">
                 <pic:pic xmlns:pic="http://schemas.openxmlformats.org/drawingml/2006/picture">
                   <pic:nvPicPr>
-                    <pic:cNvPr id="108" name="fig108.png"/>
+                    <pic:cNvPr id="109" name="fig109.png"/>
                     <pic:cNvPicPr/>
                   </pic:nvPicPr>
                   <pic:blipFill>
-                    <a:blip r:embed="rIdFig8"/>
+                    <a:blip r:embed="rIdFig9"/>
                     <a:stretch>
                       <a:fillRect/>
                     </a:stretch>
@@ -13001,7 +13443,7 @@
         <w:pStyle w:val="Legendadefigura"/>
       </w:pPr>
       <w:r>
-        <w:t xml:space="preserve">Figura 1.8 – Janela de medida da ponte</w:t>
+        <w:t xml:space="preserve">Figura 1.9 – Janela de medida da ponte</w:t>
       </w:r>
     </w:p>
     <w:p>
